--- a/dermal_data/lit_review.docx
+++ b/dermal_data/lit_review.docx
@@ -70,7 +70,7 @@
           <w:sz w:val="36"/>
           <w:szCs w:val="36"/>
         </w:rPr>
-        <w:t xml:space="preserve">01/08/2026 – 01/09/2026</w:t>
+        <w:t xml:space="preserve">01/09/2026 – 01/10/2026</w:t>
       </w:r>
     </w:p>
     <w:p>
@@ -1004,9 +1004,9 @@
           <w:u w:val="single"/>
         </w:rPr>
         <w:t xml:space="preserve">
-          <w:hyperlink r:id="rId227" w:tgtFrame="_blank">
-            <w:r>
-              <w:t xml:space="preserve">[Performance of PHMB-surface mesoporous silica composite material and its effect on infected full-thickness skin defect wounds in rats].</w:t>
+          <w:hyperlink r:id="rId154" w:tgtFrame="_blank">
+            <w:r>
+              <w:t xml:space="preserve">A Cascade Catalytic Nanoplatform Enabling PTT/CDT Synergistic Antibacterial and Heat-Triggered NO Release for Angiogenesis in Diabetic Wound Healing.</w:t>
             </w:r>
           </w:hyperlink>
         </w:t>
@@ -1049,9 +1049,9 @@
           <w:u w:val="single"/>
         </w:rPr>
         <w:t xml:space="preserve">
-          <w:hyperlink r:id="rId228" w:tgtFrame="_blank">
-            <w:r>
-              <w:t xml:space="preserve">Microenvironment-adaptive cationic guar gum hydrogel co-loaded with BPNS@MnO(2) nanozyme and berberine for infected burn wound healing.</w:t>
+          <w:hyperlink r:id="rId155" w:tgtFrame="_blank">
+            <w:r>
+              <w:t xml:space="preserve">[Performance of phenylboronic acid-modified GelMA hydrogel loaded with copper-doped cerium oxide nanozyme and its effect on healing of infected burn wounds in mice].</w:t>
             </w:r>
           </w:hyperlink>
         </w:t>
@@ -1094,9 +1094,9 @@
           <w:u w:val="single"/>
         </w:rPr>
         <w:t xml:space="preserve">
-          <w:hyperlink r:id="rId229" w:tgtFrame="_blank">
-            <w:r>
-              <w:t xml:space="preserve">A Novel Foam-Forming Hydrogel Containing Antibiotics Reduces the Degree of Bacterial Colonization and Improves Wound Healing in Thermal Burns When Compared to Silver Sulfadiazine.</w:t>
+          <w:hyperlink r:id="rId156" w:tgtFrame="_blank">
+            <w:r>
+              <w:t xml:space="preserve">Multifunctional Nanofiber Membrane With Directional Moisture Pumping, Rapid Cooling, and Antibacterial Activity for Intertrigo Wound Microclimate Regulation and Therapy.</w:t>
             </w:r>
           </w:hyperlink>
         </w:t>
@@ -1139,9 +1139,9 @@
           <w:u w:val="single"/>
         </w:rPr>
         <w:t xml:space="preserve">
-          <w:hyperlink r:id="rId230" w:tgtFrame="_blank">
-            <w:r>
-              <w:t xml:space="preserve">Synergistic Effect of Potentilla nepalensis with Antibiotics: Targeting Bacterial Efflux Pumps Through Pharmacological, and Computational Approaches.</w:t>
+          <w:hyperlink r:id="rId157" w:tgtFrame="_blank">
+            <w:r>
+              <w:t xml:space="preserve">Vanadium-Vacancy-Induced Atomically Polarized Heterojunctions for Synergistic Bioenergetic Pathogen Disruption and Peripheral Nerve Regeneration.</w:t>
             </w:r>
           </w:hyperlink>
         </w:t>
@@ -1184,9 +1184,9 @@
           <w:u w:val="single"/>
         </w:rPr>
         <w:t xml:space="preserve">
-          <w:hyperlink r:id="rId231" w:tgtFrame="_blank">
-            <w:r>
-              <w:t xml:space="preserve">Determining the Value of Screening and Decolonization in Burn Unit Management.</w:t>
+          <w:hyperlink r:id="rId158" w:tgtFrame="_blank">
+            <w:r>
+              <w:t xml:space="preserve">A biomimetic core-shell nanofibrous dressing for temporally coordinated infection control and mitochondrial protection in diabetic wounds.</w:t>
             </w:r>
           </w:hyperlink>
         </w:t>
@@ -1229,189 +1229,9 @@
           <w:u w:val="single"/>
         </w:rPr>
         <w:t xml:space="preserve">
-          <w:hyperlink r:id="rId232" w:tgtFrame="_blank">
-            <w:r>
-              <w:t xml:space="preserve">Hyper-inflammatory response in burn patients coincides with impaired antibacterial activity of neutrophils in blood and burn tissue.</w:t>
-            </w:r>
-          </w:hyperlink>
-        </w:t>
-      </w:r>
-    </w:p>
-    <w:p>
-      <w:pPr>
-        <w:spacing w:after="0"/>
-        <w:rPr>
-          <w:color w:val="0F50FF"/>
-          <w:u w:val="single"/>
-        </w:rPr>
-      </w:pPr>
-      <w:r>
-        <w:rPr>
-          <w:color w:val="0F50FF"/>
-          <w:u w:val="single"/>
-        </w:rPr>
-        <w:t xml:space="preserve"/>
-      </w:r>
-    </w:p>
-    <w:p>
-      <w:pPr>
-        <w:pStyle w:val="ListParagraph"/>
-        <w:numPr>
-          <w:ilvl w:val="0"/>
-          <w:numId w:val="18"/>
-        </w:numPr>
-        <w:spacing w:after="0" w:line="240" w:lineRule="auto"/>
-        <w:ind w:left="357" w:hanging="357"/>
-        <w:rPr>
-          <w:color w:val="0F50FF"/>
-          <w:u w:val="single"/>
-        </w:rPr>
-      </w:pPr>
-      <w:proofErr w:type="gramStart"/>
-      <w:r>
-        <w:rPr>
-          <w:color w:val="0F50FF"/>
-          <w:u w:val="single"/>
-        </w:rPr>
-        <w:t xml:space="preserve">
-          <w:hyperlink r:id="rId233" w:tgtFrame="_blank">
-            <w:r>
-              <w:t xml:space="preserve">A Novel Spray-on Dressing is Comparable to Silver Impregnated Foam Dressing in Controlling MRSA Infection and Promoting Healing.</w:t>
-            </w:r>
-          </w:hyperlink>
-        </w:t>
-      </w:r>
-    </w:p>
-    <w:p>
-      <w:pPr>
-        <w:spacing w:after="0"/>
-        <w:rPr>
-          <w:color w:val="0F50FF"/>
-          <w:u w:val="single"/>
-        </w:rPr>
-      </w:pPr>
-      <w:r>
-        <w:rPr>
-          <w:color w:val="0F50FF"/>
-          <w:u w:val="single"/>
-        </w:rPr>
-        <w:t xml:space="preserve"/>
-      </w:r>
-    </w:p>
-    <w:p>
-      <w:pPr>
-        <w:pStyle w:val="ListParagraph"/>
-        <w:numPr>
-          <w:ilvl w:val="0"/>
-          <w:numId w:val="18"/>
-        </w:numPr>
-        <w:spacing w:after="0" w:line="240" w:lineRule="auto"/>
-        <w:ind w:left="357" w:hanging="357"/>
-        <w:rPr>
-          <w:color w:val="0F50FF"/>
-          <w:u w:val="single"/>
-        </w:rPr>
-      </w:pPr>
-      <w:proofErr w:type="gramStart"/>
-      <w:r>
-        <w:rPr>
-          <w:color w:val="0F50FF"/>
-          <w:u w:val="single"/>
-        </w:rPr>
-        <w:t xml:space="preserve">
-          <w:hyperlink r:id="rId234" w:tgtFrame="_blank">
-            <w:r>
-              <w:t xml:space="preserve">NIR-Light-Activable Macrophage Polarization Orchestration Using Laser-Structured Janus Nanoplatform Derived from Waste for Infected Wound Healing.</w:t>
-            </w:r>
-          </w:hyperlink>
-        </w:t>
-      </w:r>
-    </w:p>
-    <w:p>
-      <w:pPr>
-        <w:spacing w:after="0"/>
-        <w:rPr>
-          <w:color w:val="0F50FF"/>
-          <w:u w:val="single"/>
-        </w:rPr>
-      </w:pPr>
-      <w:r>
-        <w:rPr>
-          <w:color w:val="0F50FF"/>
-          <w:u w:val="single"/>
-        </w:rPr>
-        <w:t xml:space="preserve"/>
-      </w:r>
-    </w:p>
-    <w:p>
-      <w:pPr>
-        <w:pStyle w:val="ListParagraph"/>
-        <w:numPr>
-          <w:ilvl w:val="0"/>
-          <w:numId w:val="18"/>
-        </w:numPr>
-        <w:spacing w:after="0" w:line="240" w:lineRule="auto"/>
-        <w:ind w:left="357" w:hanging="357"/>
-        <w:rPr>
-          <w:color w:val="0F50FF"/>
-          <w:u w:val="single"/>
-        </w:rPr>
-      </w:pPr>
-      <w:proofErr w:type="gramStart"/>
-      <w:r>
-        <w:rPr>
-          <w:color w:val="0F50FF"/>
-          <w:u w:val="single"/>
-        </w:rPr>
-        <w:t xml:space="preserve">
-          <w:hyperlink r:id="rId235" w:tgtFrame="_blank">
-            <w:r>
-              <w:t xml:space="preserve">Microbiome Profiling and Antimicrobial Efficacy of a Novel Silver-Nanoparticle Hydrogel Dressing Against Clinical Isolates From Paediatric Burn Wounds.</w:t>
-            </w:r>
-          </w:hyperlink>
-        </w:t>
-      </w:r>
-    </w:p>
-    <w:p>
-      <w:pPr>
-        <w:spacing w:after="0"/>
-        <w:rPr>
-          <w:color w:val="0F50FF"/>
-          <w:u w:val="single"/>
-        </w:rPr>
-      </w:pPr>
-      <w:r>
-        <w:rPr>
-          <w:color w:val="0F50FF"/>
-          <w:u w:val="single"/>
-        </w:rPr>
-        <w:t xml:space="preserve"/>
-      </w:r>
-    </w:p>
-    <w:p>
-      <w:pPr>
-        <w:pStyle w:val="ListParagraph"/>
-        <w:numPr>
-          <w:ilvl w:val="0"/>
-          <w:numId w:val="18"/>
-        </w:numPr>
-        <w:spacing w:after="0" w:line="240" w:lineRule="auto"/>
-        <w:ind w:left="357" w:hanging="357"/>
-        <w:rPr>
-          <w:color w:val="0F50FF"/>
-          <w:u w:val="single"/>
-        </w:rPr>
-      </w:pPr>
-      <w:proofErr w:type="gramStart"/>
-      <w:r>
-        <w:rPr>
-          <w:color w:val="0F50FF"/>
-          <w:u w:val="single"/>
-        </w:rPr>
-        <w:t xml:space="preserve">
-          <w:hyperlink r:id="rId236" w:tgtFrame="_blank">
-            <w:r>
-              <w:t xml:space="preserve">Pop Rocks-Inspired Bubble Driven Exosome Propulsion via Microneedles for Synergistic Wound Healing.</w:t>
+          <w:hyperlink r:id="rId159" w:tgtFrame="_blank">
+            <w:r>
+              <w:t xml:space="preserve">Microbial species isolation and antimicrobial resistance patterns of burn wounds infections in a tertiary care hospital.</w:t>
             </w:r>
           </w:hyperlink>
         </w:t>
@@ -1489,9 +1309,9 @@
           <w:u w:val="single"/>
         </w:rPr>
         <w:t xml:space="preserve">
-          <w:hyperlink r:id="rId161" w:tgtFrame="_blank">
-            <w:r>
-              <w:t xml:space="preserve">A Comparative Study to Evaluate the Effect of Negative Pressure Wound Therapy and 3% Hypertonic Saline Dressings in the Management of Diabetic Foot Ulcers.</w:t>
+          <w:hyperlink r:id="rId174" w:tgtFrame="_blank">
+            <w:r>
+              <w:t xml:space="preserve">Why diabetes-related foot ulcers fail to heal despite successful revascularization: closing the patency-to-healing gap: a narrative review.</w:t>
             </w:r>
           </w:hyperlink>
         </w:t>
@@ -1534,9 +1354,9 @@
           <w:u w:val="single"/>
         </w:rPr>
         <w:t xml:space="preserve">
-          <w:hyperlink r:id="rId162" w:tgtFrame="_blank">
-            <w:r>
-              <w:t xml:space="preserve">Bio-enhanced silk fibroin-based scaffolds for chronic diabetic foot ulcers.</w:t>
+          <w:hyperlink r:id="rId175" w:tgtFrame="_blank">
+            <w:r>
+              <w:t xml:space="preserve">Ultrasound-guided continuous parasacral ischial plane block for diabetic foot ulcer healing: study protocol for a single-centre, prospective, randomised, open-label, blinded-endpoint controlled trial.</w:t>
             </w:r>
           </w:hyperlink>
         </w:t>
@@ -1579,9 +1399,9 @@
           <w:u w:val="single"/>
         </w:rPr>
         <w:t xml:space="preserve">
-          <w:hyperlink r:id="rId163" w:tgtFrame="_blank">
-            <w:r>
-              <w:t xml:space="preserve">Incidence of Infections in Renal Allograft Recipients and Their Outcomes in a Tertiary Care Center in Northeast India.</w:t>
+          <w:hyperlink r:id="rId176" w:tgtFrame="_blank">
+            <w:r>
+              <w:t xml:space="preserve">Comment - Louis XIV's terminal illness clinical chronology favors necrotizing soft-tissue infection.</w:t>
             </w:r>
           </w:hyperlink>
         </w:t>
@@ -1624,9 +1444,9 @@
           <w:u w:val="single"/>
         </w:rPr>
         <w:t xml:space="preserve">
-          <w:hyperlink r:id="rId164" w:tgtFrame="_blank">
-            <w:r>
-              <w:t xml:space="preserve">[Evolution of DFU treatment strategies: from simple coverage with traditional dressings to active modulation with smart materials].</w:t>
+          <w:hyperlink r:id="rId177" w:tgtFrame="_blank">
+            <w:r>
+              <w:t xml:space="preserve">Transforming wound care: the role of AI in achieving clinical and financial outcomes.</w:t>
             </w:r>
           </w:hyperlink>
         </w:t>
@@ -1669,9 +1489,9 @@
           <w:u w:val="single"/>
         </w:rPr>
         <w:t xml:space="preserve">
-          <w:hyperlink r:id="rId165" w:tgtFrame="_blank">
-            <w:r>
-              <w:t xml:space="preserve">Pilot randomised controlled trial of probe to bone diabetic foot ulcer therapy (PROBE-DFU trial) - Study protocol.</w:t>
+          <w:hyperlink r:id="rId178" w:tgtFrame="_blank">
+            <w:r>
+              <w:t xml:space="preserve">AI-Enhanced System for Diabetic Foot Ulcer Localization and Classification Using Multi-Scale Neural CNN Model.</w:t>
             </w:r>
           </w:hyperlink>
         </w:t>
@@ -1714,9 +1534,9 @@
           <w:u w:val="single"/>
         </w:rPr>
         <w:t xml:space="preserve">
-          <w:hyperlink r:id="rId166" w:tgtFrame="_blank">
-            <w:r>
-              <w:t xml:space="preserve">Patient-facing diabetic foot information from large language models: a domain- and source-balanced prompt framework for public-interface benchmarking.</w:t>
+          <w:hyperlink r:id="rId179" w:tgtFrame="_blank">
+            <w:r>
+              <w:t xml:space="preserve">From Saprophyte to Pathogen: Multidrug-Resistant Pseudomonas fluorescens Wound Infection in Two Patients.</w:t>
             </w:r>
           </w:hyperlink>
         </w:t>
@@ -1759,9 +1579,9 @@
           <w:u w:val="single"/>
         </w:rPr>
         <w:t xml:space="preserve">
-          <w:hyperlink r:id="rId167" w:tgtFrame="_blank">
-            <w:r>
-              <w:t xml:space="preserve">Nanocellulose as an Active Biointerface: Design Principles for Infection-Adaptive and Regenerative Biomaterials.</w:t>
+          <w:hyperlink r:id="rId180" w:tgtFrame="_blank">
+            <w:r>
+              <w:t xml:space="preserve">Safety of Ovine Forestomach Matrix Across 474 Soft Tissue Defects: Interim Results from the Prospective Multicenter MASTRR Registry.</w:t>
             </w:r>
           </w:hyperlink>
         </w:t>
@@ -1804,9 +1624,9 @@
           <w:u w:val="single"/>
         </w:rPr>
         <w:t xml:space="preserve">
-          <w:hyperlink r:id="rId168" w:tgtFrame="_blank">
-            <w:r>
-              <w:t xml:space="preserve">Clinical Study of Modified Tibial Transverse Transport Combined with the Masquelet Technique for the Treatment of Diabetic Foot with Ulcers.</w:t>
+          <w:hyperlink r:id="rId181" w:tgtFrame="_blank">
+            <w:r>
+              <w:t xml:space="preserve">Ultrasonography Cannot Exclude Osteomyelitis in Diabetic Foot Ulcers: A Cross-Sectional Diagnostic Accuracy Study Against Magnetic Resonance Imaging.</w:t>
             </w:r>
           </w:hyperlink>
         </w:t>
@@ -1849,9 +1669,9 @@
           <w:u w:val="single"/>
         </w:rPr>
         <w:t xml:space="preserve">
-          <w:hyperlink r:id="rId169" w:tgtFrame="_blank">
-            <w:r>
-              <w:t xml:space="preserve">An update on biofilms in acute and chronic wounds: Incidence, clinical evidence, diagnosis, prevention, and treatment.</w:t>
+          <w:hyperlink r:id="rId182" w:tgtFrame="_blank">
+            <w:r>
+              <w:t xml:space="preserve">Negative Pressure Wound Therapy Research: A Bibliometric and Visualized Analysis of the Web of Science Core Collection.</w:t>
             </w:r>
           </w:hyperlink>
         </w:t>
@@ -1894,9 +1714,9 @@
           <w:u w:val="single"/>
         </w:rPr>
         <w:t xml:space="preserve">
-          <w:hyperlink r:id="rId170" w:tgtFrame="_blank">
-            <w:r>
-              <w:t xml:space="preserve">Eradicating Helicobacter pylori and reversing precancerous intestinal metaplasia by gastric epithelial cells-localizable oral nanomedicines.</w:t>
+          <w:hyperlink r:id="rId183" w:tgtFrame="_blank">
+            <w:r>
+              <w:t xml:space="preserve">Evaluating surgical and non-surgical wound approaches in diabetic foot ulcer treatments: A comparative study.</w:t>
             </w:r>
           </w:hyperlink>
         </w:t>
@@ -1939,9 +1759,9 @@
           <w:u w:val="single"/>
         </w:rPr>
         <w:t xml:space="preserve">
-          <w:hyperlink r:id="rId171" w:tgtFrame="_blank">
-            <w:r>
-              <w:t xml:space="preserve">Lower limb amputation rates among Medicare beneficiaries with diabetic foot ulcers managed with and without native collagen matrix plus PHMB antimicrobial.</w:t>
+          <w:hyperlink r:id="rId184" w:tgtFrame="_blank">
+            <w:r>
+              <w:t xml:space="preserve">Preoperative neutrophil-to-lymphocyte ratio is associated with amputation level progression in patients with diabetic foot.</w:t>
             </w:r>
           </w:hyperlink>
         </w:t>
@@ -1984,9 +1804,9 @@
           <w:u w:val="single"/>
         </w:rPr>
         <w:t xml:space="preserve">
-          <w:hyperlink r:id="rId172" w:tgtFrame="_blank">
-            <w:r>
-              <w:t xml:space="preserve">Limb Salvage in Acute Limb Ischemia and Diabetic Foot Gangrene Associated with Pancreatic Acinar Cell Carcinoma-Related Hypercoagulability.</w:t>
+          <w:hyperlink r:id="rId185" w:tgtFrame="_blank">
+            <w:r>
+              <w:t xml:space="preserve">Association Between the Systemic Inflammatory Response Index and Severe Infection in Patients with Diabetic Foot [Letter].</w:t>
             </w:r>
           </w:hyperlink>
         </w:t>
@@ -2029,9 +1849,9 @@
           <w:u w:val="single"/>
         </w:rPr>
         <w:t xml:space="preserve">
-          <w:hyperlink r:id="rId173" w:tgtFrame="_blank">
-            <w:r>
-              <w:t xml:space="preserve">Windowed Angled Total Contact Casting for Resistant Weight-Bearing Plantar Ulcers in Charcot Neuroarthropathy: A Prospective Single-Center Study.</w:t>
+          <w:hyperlink r:id="rId186" w:tgtFrame="_blank">
+            <w:r>
+              <w:t xml:space="preserve">Oxidized sodium alginate/carboxymethyl chitosan/γ-polyglutamic acid injectable hydrogels enabling pH-responsive synergistic delivery of antimicrobial agents and metal-polyphenol nanoparticles for diabetic foot ulcer healing.</w:t>
             </w:r>
           </w:hyperlink>
         </w:t>
@@ -2074,9 +1894,9 @@
           <w:u w:val="single"/>
         </w:rPr>
         <w:t xml:space="preserve">
-          <w:hyperlink r:id="rId174" w:tgtFrame="_blank">
-            <w:r>
-              <w:t xml:space="preserve">High prevalence of multidrug-resistant bacteria in diabetic patients with foot ulcers: A descriptive analysis of patients referred to a tertiary care hospital in Vietnam.</w:t>
+          <w:hyperlink r:id="rId187" w:tgtFrame="_blank">
+            <w:r>
+              <w:t xml:space="preserve">Pre-Screening of Participants with Type 2 Diabetes and Foot Ulcers for Enrollment into a Bacteriophage Therapy Pilot Study.</w:t>
             </w:r>
           </w:hyperlink>
         </w:t>
@@ -2119,9 +1939,9 @@
           <w:u w:val="single"/>
         </w:rPr>
         <w:t xml:space="preserve">
-          <w:hyperlink r:id="rId175" w:tgtFrame="_blank">
-            <w:r>
-              <w:t xml:space="preserve">Primary Human Streptococcus canis Bloodstream Infection Linked to Cat Contact: A Case Report and Review of Literature.</w:t>
+          <w:hyperlink r:id="rId188" w:tgtFrame="_blank">
+            <w:r>
+              <w:t xml:space="preserve">Enhancing antimicrobial photodynamic inactivation through natural alkaloid-antiseptic synergy against methicillin-resistant Staphylococcus aureus.</w:t>
             </w:r>
           </w:hyperlink>
         </w:t>
@@ -2164,9 +1984,9 @@
           <w:u w:val="single"/>
         </w:rPr>
         <w:t xml:space="preserve">
-          <w:hyperlink r:id="rId176" w:tgtFrame="_blank">
-            <w:r>
-              <w:t xml:space="preserve">Corrigendum to 'Dual-layer microneedles for immunomodulation and infection-responsive therapy in diabetic foot ulcers' [Mater. Today Bio 35 (2025) 102490].</w:t>
+          <w:hyperlink r:id="rId189" w:tgtFrame="_blank">
+            <w:r>
+              <w:t xml:space="preserve">Biomarker Insights into Diabetic Foot Ulcers: Evaluating Pentraxin-3 and Netrin-1 for Diagnosis and Clinical Associations.</w:t>
             </w:r>
           </w:hyperlink>
         </w:t>
@@ -2209,9 +2029,9 @@
           <w:u w:val="single"/>
         </w:rPr>
         <w:t xml:space="preserve">
-          <w:hyperlink r:id="rId177" w:tgtFrame="_blank">
-            <w:r>
-              <w:t xml:space="preserve">Analysis of the safety and efficacy of single-stage spinal cord stimulation implantation under general anesthesia for high-risk diabetic feet.</w:t>
+          <w:hyperlink r:id="rId190" w:tgtFrame="_blank">
+            <w:r>
+              <w:t xml:space="preserve">Skin and Soft Tissue Infections in the Diabetic Patient.</w:t>
             </w:r>
           </w:hyperlink>
         </w:t>
@@ -2254,9 +2074,9 @@
           <w:u w:val="single"/>
         </w:rPr>
         <w:t xml:space="preserve">
-          <w:hyperlink r:id="rId178" w:tgtFrame="_blank">
-            <w:r>
-              <w:t xml:space="preserve">Healing the Sole: Combining Natural Plant Extracts and Conventional Drugs in Wound Delivery Systems for Diabetic Foot Ulcer Treatment.</w:t>
+          <w:hyperlink r:id="rId191" w:tgtFrame="_blank">
+            <w:r>
+              <w:t xml:space="preserve">Fish skin grafts for human wound healing: mechanistic evidence, clinical performance, application strategies and translational challenges - a review.</w:t>
             </w:r>
           </w:hyperlink>
         </w:t>
@@ -2299,9 +2119,9 @@
           <w:u w:val="single"/>
         </w:rPr>
         <w:t xml:space="preserve">
-          <w:hyperlink r:id="rId179" w:tgtFrame="_blank">
-            <w:r>
-              <w:t xml:space="preserve">Independent Predictors of Major Limb Amputation: A Systematic Review and Meta-Analysis of Adjusted Risk Factors.</w:t>
+          <w:hyperlink r:id="rId192" w:tgtFrame="_blank">
+            <w:r>
+              <w:t xml:space="preserve">Proximal Midfoot Amputation as a Functional Alternative to Major Amputation in Advanced Diabetic Foot Infection: A Case Report.</w:t>
             </w:r>
           </w:hyperlink>
         </w:t>
@@ -2344,9 +2164,9 @@
           <w:u w:val="single"/>
         </w:rPr>
         <w:t xml:space="preserve">
-          <w:hyperlink r:id="rId180" w:tgtFrame="_blank">
-            <w:r>
-              <w:t xml:space="preserve">Pharmacotherapeutic Evaluation of Topical Insulin Versus Medicinal Honey Dressing in the Management of Diabetic Foot Ulcers among Patients with Diabetes Mellitus: A Randomized Controlled Trial.</w:t>
+          <w:hyperlink r:id="rId193" w:tgtFrame="_blank">
+            <w:r>
+              <w:t xml:space="preserve">Fe(2)N@C nanomaterials: Synergistic PTT/CDT/NO for the dynamic therapy of diabetic foot ulcer.</w:t>
             </w:r>
           </w:hyperlink>
         </w:t>
@@ -2389,9 +2209,9 @@
           <w:u w:val="single"/>
         </w:rPr>
         <w:t xml:space="preserve">
-          <w:hyperlink r:id="rId181" w:tgtFrame="_blank">
-            <w:r>
-              <w:t xml:space="preserve">Integrated analysis of the diabetic foot ulcer microbiome and host transcriptome supports a microenvironment-microbiota-host repair framework.</w:t>
+          <w:hyperlink r:id="rId194" w:tgtFrame="_blank">
+            <w:r>
+              <w:t xml:space="preserve">Limb salvage in diabetic foot necrotizing fasciitis complicated by extensively drug-resistant Acinetobacter baumannii: a case report of an integrative treatment approach.</w:t>
             </w:r>
           </w:hyperlink>
         </w:t>
@@ -2434,9 +2254,9 @@
           <w:u w:val="single"/>
         </w:rPr>
         <w:t xml:space="preserve">
-          <w:hyperlink r:id="rId182" w:tgtFrame="_blank">
-            <w:r>
-              <w:t xml:space="preserve">Electrospun Nanofiber Dressings for Diabetic Wounds: From Single-Layer to Intelligent Composite Systems.</w:t>
+          <w:hyperlink r:id="rId195" w:tgtFrame="_blank">
+            <w:r>
+              <w:t xml:space="preserve">Limb Salvage Using Local Antibiotic Beads for Calcaneal Osteomyelitis With Multidrug-resistant Infection and Chronic Limb-threatening Ischemia.</w:t>
             </w:r>
           </w:hyperlink>
         </w:t>
@@ -2479,9 +2299,9 @@
           <w:u w:val="single"/>
         </w:rPr>
         <w:t xml:space="preserve">
-          <w:hyperlink r:id="rId183" w:tgtFrame="_blank">
-            <w:r>
-              <w:t xml:space="preserve">SGLT-2 inhibitors and risk of 59 long-term health conditions, hospitalisation, and mortality.</w:t>
+          <w:hyperlink r:id="rId196" w:tgtFrame="_blank">
+            <w:r>
+              <w:t xml:space="preserve">Lateral Plantar Angioplasty and Reverse Sural Flap Reconstruction for Complex Heel Limb Salvage.</w:t>
             </w:r>
           </w:hyperlink>
         </w:t>
@@ -2524,9 +2344,9 @@
           <w:u w:val="single"/>
         </w:rPr>
         <w:t xml:space="preserve">
-          <w:hyperlink r:id="rId184" w:tgtFrame="_blank">
-            <w:r>
-              <w:t xml:space="preserve">Bacteriophage therapy for antimicrobial-resistant, biofilm‑associated diabetic foot infection: delivery routes, phage antibiotic synergy, and practical wound‑care integration.</w:t>
+          <w:hyperlink r:id="rId197" w:tgtFrame="_blank">
+            <w:r>
+              <w:t xml:space="preserve">Nursing Roles in Diabetic Foot Ulcer Prevention, Wound Management, and Digital Monitoring.</w:t>
             </w:r>
           </w:hyperlink>
         </w:t>
@@ -2569,9 +2389,9 @@
           <w:u w:val="single"/>
         </w:rPr>
         <w:t xml:space="preserve">
-          <w:hyperlink r:id="rId185" w:tgtFrame="_blank">
-            <w:r>
-              <w:t xml:space="preserve">Health resource utilization and cost analysis in Medicare beneficiaries with chronic wounds: outcomes with porcine placental extracellular matrix versus standard of care and other advanced treatments.</w:t>
+          <w:hyperlink r:id="rId198" w:tgtFrame="_blank">
+            <w:r>
+              <w:t xml:space="preserve">Healing or Harming? Navigating Resistance and Rationality in Diabetic Foot Ulcer Antibiotic Therapy: A Retrospective Observational Study.</w:t>
             </w:r>
           </w:hyperlink>
         </w:t>
@@ -2614,9 +2434,9 @@
           <w:u w:val="single"/>
         </w:rPr>
         <w:t xml:space="preserve">
-          <w:hyperlink r:id="rId186" w:tgtFrame="_blank">
-            <w:r>
-              <w:t xml:space="preserve">Multiple Tunnels Technique for Limb Salvage in Complex Diabetic Foot Infection: A Prospective Single-Center Study.</w:t>
+          <w:hyperlink r:id="rId199" w:tgtFrame="_blank">
+            <w:r>
+              <w:t xml:space="preserve">The Chronic Wound Microbiome: Dynamics and Treatment Response.</w:t>
             </w:r>
           </w:hyperlink>
         </w:t>
@@ -2659,9 +2479,9 @@
           <w:u w:val="single"/>
         </w:rPr>
         <w:t xml:space="preserve">
-          <w:hyperlink r:id="rId187" w:tgtFrame="_blank">
-            <w:r>
-              <w:t xml:space="preserve">A Dual-Crosslinked Collagen/Hyaluronic Acid/Chitosan Hydrogel for Integrated Hemostasis and Infected Wound Healing.</w:t>
+          <w:hyperlink r:id="rId200" w:tgtFrame="_blank">
+            <w:r>
+              <w:t xml:space="preserve">First characterization of Staphylococcus felis in diabetic foot osteomyelitis: from intracellular persistence to phage treatment.</w:t>
             </w:r>
           </w:hyperlink>
         </w:t>
@@ -2704,9 +2524,9 @@
           <w:u w:val="single"/>
         </w:rPr>
         <w:t xml:space="preserve">
-          <w:hyperlink r:id="rId188" w:tgtFrame="_blank">
-            <w:r>
-              <w:t xml:space="preserve">A composite system of recombinant mussel foot proteins accelerates diabetic chronic wound healing.</w:t>
+          <w:hyperlink r:id="rId201" w:tgtFrame="_blank">
+            <w:r>
+              <w:t xml:space="preserve">Letter to the Editor on: "Effect of Topical Application of Antimicrobial Peptide PL-5 (Peceleganan) Spray on Mild to Moderate Infection of Diabetic Foot Ulcers: A Multicenter, Randomized, Double- Blinded, Placebo-Controlled Clinical Trial".</w:t>
             </w:r>
           </w:hyperlink>
         </w:t>
@@ -2749,9 +2569,9 @@
           <w:u w:val="single"/>
         </w:rPr>
         <w:t xml:space="preserve">
-          <w:hyperlink r:id="rId189" w:tgtFrame="_blank">
-            <w:r>
-              <w:t xml:space="preserve">Regenerative Microbiology: Harnessing Bacterial Antagonism and Spatiotemporal Signaling for Diabetic Wound Repair.</w:t>
+          <w:hyperlink r:id="rId202" w:tgtFrame="_blank">
+            <w:r>
+              <w:t xml:space="preserve">Marginal Bone in Diabetic Foot Osteomyelitis - an important part of a bigger puzzle.</w:t>
             </w:r>
           </w:hyperlink>
         </w:t>
@@ -2794,9 +2614,9 @@
           <w:u w:val="single"/>
         </w:rPr>
         <w:t xml:space="preserve">
-          <w:hyperlink r:id="rId190" w:tgtFrame="_blank">
-            <w:r>
-              <w:t xml:space="preserve">Review: advances in snail mucus-inspired biomaterials for diabetic wound repair.</w:t>
+          <w:hyperlink r:id="rId203" w:tgtFrame="_blank">
+            <w:r>
+              <w:t xml:space="preserve">A Puzzle is More than One Piece: The Clean Margin in Diabetic Foot Osteomyelitis.</w:t>
             </w:r>
           </w:hyperlink>
         </w:t>
@@ -2839,9 +2659,9 @@
           <w:u w:val="single"/>
         </w:rPr>
         <w:t xml:space="preserve">
-          <w:hyperlink r:id="rId191" w:tgtFrame="_blank">
-            <w:r>
-              <w:t xml:space="preserve">Effect of Golden Wanhong Ointment on wound microbiota in patients with diabetic foot ulcer.</w:t>
+          <w:hyperlink r:id="rId204" w:tgtFrame="_blank">
+            <w:r>
+              <w:t xml:space="preserve">Negative pressure wound therapy versus standard wound care for diabetic foot ulcers: a systematic review and meta-analysis of healing and limb outcomes.</w:t>
             </w:r>
           </w:hyperlink>
         </w:t>
@@ -2884,9 +2704,9 @@
           <w:u w:val="single"/>
         </w:rPr>
         <w:t xml:space="preserve">
-          <w:hyperlink r:id="rId192" w:tgtFrame="_blank">
-            <w:r>
-              <w:t xml:space="preserve">Hierarchical Management of Chronic Infectious Diabetic Foot Wounds During the COVID-19 Pandemic: A Single-Center Retrospective Observational Study.</w:t>
+          <w:hyperlink r:id="rId205" w:tgtFrame="_blank">
+            <w:r>
+              <w:t xml:space="preserve">Aeromonas hydrophila Necrotizing Soft-Tissue Infection With Acute-on-Chronic Calcaneal Osteomyelitis Following Freshwater Exposure in a Patient With Poorly Controlled Diabetes Mellitus.</w:t>
             </w:r>
           </w:hyperlink>
         </w:t>
@@ -2929,9 +2749,9 @@
           <w:u w:val="single"/>
         </w:rPr>
         <w:t xml:space="preserve">
-          <w:hyperlink r:id="rId193" w:tgtFrame="_blank">
-            <w:r>
-              <w:t xml:space="preserve">A Systematic Review and Meta-Analysis Comparing the Diagnostic Accuracy of Swab Cultures and Tissue Biopsy for Diagnosing Diabetic Foot Infections.</w:t>
+          <w:hyperlink r:id="rId206" w:tgtFrame="_blank">
+            <w:r>
+              <w:t xml:space="preserve">Helcococcus kunzii as a rare etiological agent of spondylodiscitis partially managed with oral antibiotic therapy in a patient with diabetes mellitus: a case report.</w:t>
             </w:r>
           </w:hyperlink>
         </w:t>
@@ -2974,9 +2794,9 @@
           <w:u w:val="single"/>
         </w:rPr>
         <w:t xml:space="preserve">
-          <w:hyperlink r:id="rId194" w:tgtFrame="_blank">
-            <w:r>
-              <w:t xml:space="preserve">Microfluidics, 3D bioprinted scaffold and organ-on-chip with biosensing activated therapeutic strategies for diabetic wound healing.</w:t>
+          <w:hyperlink r:id="rId207" w:tgtFrame="_blank">
+            <w:r>
+              <w:t xml:space="preserve">Diagnostic accuracy and operational feasibility of the MESI mTABLET in secondary-care diabetic foot clinics: a pilot cross-sectional service evaluation.</w:t>
             </w:r>
           </w:hyperlink>
         </w:t>
@@ -3019,9 +2839,9 @@
           <w:u w:val="single"/>
         </w:rPr>
         <w:t xml:space="preserve">
-          <w:hyperlink r:id="rId195" w:tgtFrame="_blank">
-            <w:r>
-              <w:t xml:space="preserve">Training a phage to expand its host range: directed evolution against Staphylococcus aureus from diabetic foot infections.</w:t>
+          <w:hyperlink r:id="rId208" w:tgtFrame="_blank">
+            <w:r>
+              <w:t xml:space="preserve">Evaluation of Closure Materials on Outcomes Following Transmetatarsal Amputation: A Retrospective Review.</w:t>
             </w:r>
           </w:hyperlink>
         </w:t>
@@ -3064,9 +2884,9 @@
           <w:u w:val="single"/>
         </w:rPr>
         <w:t xml:space="preserve">
-          <w:hyperlink r:id="rId196" w:tgtFrame="_blank">
-            <w:r>
-              <w:t xml:space="preserve">Descriptive Analysis of Perioperative Mortality Rates Following Major Amputations: A 15-Year Retrospective Study at a Teaching Hospital.</w:t>
+          <w:hyperlink r:id="rId209" w:tgtFrame="_blank">
+            <w:r>
+              <w:t xml:space="preserve">Shengji ointment accelerates diabetic foot ulcer wound healing by regulating inflammatory microenvironment.</w:t>
             </w:r>
           </w:hyperlink>
         </w:t>
@@ -3109,9 +2929,9 @@
           <w:u w:val="single"/>
         </w:rPr>
         <w:t xml:space="preserve">
-          <w:hyperlink r:id="rId197" w:tgtFrame="_blank">
-            <w:r>
-              <w:t xml:space="preserve">Use of natural extracts and oils in healing superficial diabetic foot ulcer.</w:t>
+          <w:hyperlink r:id="rId210" w:tgtFrame="_blank">
+            <w:r>
+              <w:t xml:space="preserve">Bacterial profile and antimicrobial resistance patterns of infected diabetic foot ulcers in low- and middle-income countries: a systematic review and meta‑analysis.</w:t>
             </w:r>
           </w:hyperlink>
         </w:t>
@@ -3154,9 +2974,9 @@
           <w:u w:val="single"/>
         </w:rPr>
         <w:t xml:space="preserve">
-          <w:hyperlink r:id="rId198" w:tgtFrame="_blank">
-            <w:r>
-              <w:t xml:space="preserve">Beyond clinical closure: functional skin barrier recovery to prevent diabetic foot ulcer recurrence: a narrative review.</w:t>
+          <w:hyperlink r:id="rId211" w:tgtFrame="_blank">
+            <w:r>
+              <w:t xml:space="preserve">Edinburgh University Solution of Lime (EUSOL) Versus Platelet-Derived Growth Factor Dressing for Wound Contraction in Grade II Wagner Diabetic Foot Ulcers: A Randomized Controlled Trial.</w:t>
             </w:r>
           </w:hyperlink>
         </w:t>
@@ -3199,9 +3019,9 @@
           <w:u w:val="single"/>
         </w:rPr>
         <w:t xml:space="preserve">
-          <w:hyperlink r:id="rId199" w:tgtFrame="_blank">
-            <w:r>
-              <w:t xml:space="preserve">Multimodal Bioactive Approaches in Smart Dressings for Diabetic Foot Ulcers.</w:t>
+          <w:hyperlink r:id="rId212" w:tgtFrame="_blank">
+            <w:r>
+              <w:t xml:space="preserve">Revascularization Gaps in Diabetic Foot Disease in Nigeria: Health-System Constraints and the Need for a National Limb-Salvage Strategy.</w:t>
             </w:r>
           </w:hyperlink>
         </w:t>
@@ -3244,9 +3064,9 @@
           <w:u w:val="single"/>
         </w:rPr>
         <w:t xml:space="preserve">
-          <w:hyperlink r:id="rId200" w:tgtFrame="_blank">
-            <w:r>
-              <w:t xml:space="preserve">S100A8 Mediating TLR4/NF-κB Axis Activation to Inhibit Diabetic Foot Healing in Bacterial Colonization.</w:t>
+          <w:hyperlink r:id="rId213" w:tgtFrame="_blank">
+            <w:r>
+              <w:t xml:space="preserve">Fungal detection, diagnostic approaches, and antifungal susceptibility in diabetic foot ulcers: a systematic review of recent evidence.</w:t>
             </w:r>
           </w:hyperlink>
         </w:t>
@@ -3289,9 +3109,9 @@
           <w:u w:val="single"/>
         </w:rPr>
         <w:t xml:space="preserve">
-          <w:hyperlink r:id="rId201" w:tgtFrame="_blank">
-            <w:r>
-              <w:t xml:space="preserve">PMMA-induced membranous angiogenesis accelerates wound healing in refractory diabetic foot ulcers: A comparative cohort study.</w:t>
+          <w:hyperlink r:id="rId214" w:tgtFrame="_blank">
+            <w:r>
+              <w:t xml:space="preserve">Antimicrobial and Anti-Inflammatory Co-Loaded Chitosan/Polyvinyl Alcohol Hydrogel for Synergistic Treatment of Diabetic Wounds.</w:t>
             </w:r>
           </w:hyperlink>
         </w:t>
@@ -3334,9 +3154,9 @@
           <w:u w:val="single"/>
         </w:rPr>
         <w:t xml:space="preserve">
-          <w:hyperlink r:id="rId202" w:tgtFrame="_blank">
-            <w:r>
-              <w:t xml:space="preserve">Antimicrobial Resistance in Diabetic Foot Infections in Latin America and the Caribbean: A Systematic Review and Meta-Analysis (1980-2025).</w:t>
+          <w:hyperlink r:id="rId215" w:tgtFrame="_blank">
+            <w:r>
+              <w:t xml:space="preserve">A Narrative Review of Local Therapies in Diabetic Foot Ulcers: Promises, Limitations and Unmet Needs.</w:t>
             </w:r>
           </w:hyperlink>
         </w:t>
@@ -3379,9 +3199,9 @@
           <w:u w:val="single"/>
         </w:rPr>
         <w:t xml:space="preserve">
-          <w:hyperlink r:id="rId203" w:tgtFrame="_blank">
-            <w:r>
-              <w:t xml:space="preserve">Effectiveness of Single-Use Negative Pressure Wound Therapy (Pico 7) in Chronic Lower Limb Wounds: A Randomized Clinical Trial.</w:t>
+          <w:hyperlink r:id="rId216" w:tgtFrame="_blank">
+            <w:r>
+              <w:t xml:space="preserve">Antimicrobial Strategies for Chronic Cutaneous Ulcers: From Preclinical Nanotechnology to Clinical Practice.</w:t>
             </w:r>
           </w:hyperlink>
         </w:t>
@@ -3424,9 +3244,9 @@
           <w:u w:val="single"/>
         </w:rPr>
         <w:t xml:space="preserve">
-          <w:hyperlink r:id="rId204" w:tgtFrame="_blank">
-            <w:r>
-              <w:t xml:space="preserve">Preoperative Surgical-Field Antisepsis with a pH-Optimized Sodium Hypochlorite Wound Cleanser in Microsurgical Diabetic Foot Reconstruction: A Single-Center Feasibility Study.</w:t>
+          <w:hyperlink r:id="rId217" w:tgtFrame="_blank">
+            <w:r>
+              <w:t xml:space="preserve">The Role of Infrared Thermography in the Diagnosis and Monitoring of Diabetic Foot Infection: A Systematic Review.</w:t>
             </w:r>
           </w:hyperlink>
         </w:t>
@@ -3469,9 +3289,9 @@
           <w:u w:val="single"/>
         </w:rPr>
         <w:t xml:space="preserve">
-          <w:hyperlink r:id="rId205" w:tgtFrame="_blank">
-            <w:r>
-              <w:t xml:space="preserve">Five-Year Evolution of the Microbiological Landscape of Diabetic Foot Infections (2021-2025): Rising Polymicrobial Gram-Negative Predominance and Emergence of Resistant Enterobacterales at a Single Large-Volume Outpatient Centre.</w:t>
+          <w:hyperlink r:id="rId218" w:tgtFrame="_blank">
+            <w:r>
+              <w:t xml:space="preserve">Plasma-activated water: A dual-action disinfectant and wound-healing therapy for diabetes-related foot infections.</w:t>
             </w:r>
           </w:hyperlink>
         </w:t>
@@ -3514,9 +3334,9 @@
           <w:u w:val="single"/>
         </w:rPr>
         <w:t xml:space="preserve">
-          <w:hyperlink r:id="rId206" w:tgtFrame="_blank">
-            <w:r>
-              <w:t xml:space="preserve">Efficacy of negative-pressure wound therapy with adjunctive silver nanoparticle spray in post-revascularization diabetic foot wounds: A randomized controlled trial.</w:t>
+          <w:hyperlink r:id="rId219" w:tgtFrame="_blank">
+            <w:r>
+              <w:t xml:space="preserve">Risk correlation analysis of serum adiponectin (APN), D-dimer (DD) and the neutrophil - lymphocyte ratio (NLR) with the prognosis of diabetic foot ulcer infection.</w:t>
             </w:r>
           </w:hyperlink>
         </w:t>
@@ -3559,9 +3379,9 @@
           <w:u w:val="single"/>
         </w:rPr>
         <w:t xml:space="preserve">
-          <w:hyperlink r:id="rId207" w:tgtFrame="_blank">
-            <w:r>
-              <w:t xml:space="preserve">Study on the Microbiological Characteristics of Infection in Diabetic Foot Ulcers (Wagner Grades 2-4) and Their Impact on Outcomes.</w:t>
+          <w:hyperlink r:id="rId220" w:tgtFrame="_blank">
+            <w:r>
+              <w:t xml:space="preserve">Efficacy of hypochlorous acid solution in comparison with povidone iodine solution for the management of infected diabetic foot ulcers.</w:t>
             </w:r>
           </w:hyperlink>
         </w:t>
@@ -3604,9 +3424,9 @@
           <w:u w:val="single"/>
         </w:rPr>
         <w:t xml:space="preserve">
-          <w:hyperlink r:id="rId208" w:tgtFrame="_blank">
-            <w:r>
-              <w:t xml:space="preserve">Bidirectional Limb Salvage and Its Impact on Residual Limb Survivorship: Is a Partial Calcanectomy in Ambulatory Midfoot Amputees Worthwhile?</w:t>
+          <w:hyperlink r:id="rId221" w:tgtFrame="_blank">
+            <w:r>
+              <w:t xml:space="preserve">Comparative screening performance and multicenter validation of novel inflammatory biomarkers (NLR, SII, and CAR) for risk stratification of diabetic foot ulcer in patients with type 2 diabetes mellitus.</w:t>
             </w:r>
           </w:hyperlink>
         </w:t>
@@ -3649,9 +3469,9 @@
           <w:u w:val="single"/>
         </w:rPr>
         <w:t xml:space="preserve">
-          <w:hyperlink r:id="rId209" w:tgtFrame="_blank">
-            <w:r>
-              <w:t xml:space="preserve">Evaluation of outcomes in patients with diabetic foot ulcers based on initial assessment at admission.</w:t>
+          <w:hyperlink r:id="rId222" w:tgtFrame="_blank">
+            <w:r>
+              <w:t xml:space="preserve">Sprayable EGCG-Grafted Alginate Hydrogels Embedded with Platelet Exosomes: Functional Synergy of Immunomodulation and Angiogenesis for Accelerating Burn Wound Healing.</w:t>
             </w:r>
           </w:hyperlink>
         </w:t>
@@ -3694,9 +3514,9 @@
           <w:u w:val="single"/>
         </w:rPr>
         <w:t xml:space="preserve">
-          <w:hyperlink r:id="rId210" w:tgtFrame="_blank">
-            <w:r>
-              <w:t xml:space="preserve">Mini-ID - A minimally invasive drainage strategy for complicated skin and soft tissue infection: A case report.</w:t>
+          <w:hyperlink r:id="rId223" w:tgtFrame="_blank">
+            <w:r>
+              <w:t xml:space="preserve">Drug-Loaded Red Blood Cell-Derived Carriers for Targeted Delivery to Accelerate Tissue Regeneration.</w:t>
             </w:r>
           </w:hyperlink>
         </w:t>
@@ -3739,9 +3559,9 @@
           <w:u w:val="single"/>
         </w:rPr>
         <w:t xml:space="preserve">
-          <w:hyperlink r:id="rId211" w:tgtFrame="_blank">
-            <w:r>
-              <w:t xml:space="preserve">Supersaturated Oxygen Therapy for Wound Healing: A Comprehensive Review.</w:t>
+          <w:hyperlink r:id="rId224" w:tgtFrame="_blank">
+            <w:r>
+              <w:t xml:space="preserve">Intralesional Epidermal Growth Factor and Its Association with Reamputation and Level-Up Amputation in Diabetic Foot Patients with Post-Amputation Flap Necrosis: Clinical Outcomes and Macrophage Dynamics.</w:t>
             </w:r>
           </w:hyperlink>
         </w:t>
@@ -3784,9 +3604,9 @@
           <w:u w:val="single"/>
         </w:rPr>
         <w:t xml:space="preserve">
-          <w:hyperlink r:id="rId212" w:tgtFrame="_blank">
-            <w:r>
-              <w:t xml:space="preserve">A Case Series ofPasteurella multocidaInfections: Expanding Clinical Spectrum from Localized Abscess to Necrotizing Fasciitis and Osteomyelitis.</w:t>
+          <w:hyperlink r:id="rId225" w:tgtFrame="_blank">
+            <w:r>
+              <w:t xml:space="preserve">Causes of Bacterial Infections and Antibiotic Resistance Profiles in Patients with Chronic Wounds.</w:t>
             </w:r>
           </w:hyperlink>
         </w:t>
@@ -3829,9 +3649,9 @@
           <w:u w:val="single"/>
         </w:rPr>
         <w:t xml:space="preserve">
-          <w:hyperlink r:id="rId213" w:tgtFrame="_blank">
-            <w:r>
-              <w:t xml:space="preserve">Global Epidemiology of Diabetic Foot: A Systematic Review and Meta-Analysis.</w:t>
+          <w:hyperlink r:id="rId226" w:tgtFrame="_blank">
+            <w:r>
+              <w:t xml:space="preserve">The Wound-Heart Axis: Can Chronic Wounds Contribute to Cardiac Dysfunction?</w:t>
             </w:r>
           </w:hyperlink>
         </w:t>
@@ -3874,9 +3694,684 @@
           <w:u w:val="single"/>
         </w:rPr>
         <w:t xml:space="preserve">
-          <w:hyperlink r:id="rId214" w:tgtFrame="_blank">
-            <w:r>
-              <w:t xml:space="preserve">Extracellular Vesicle Therapies for Diabetic Skin Lesions: Mechanisms, Engineering, and Clinical Translation.</w:t>
+          <w:hyperlink r:id="rId227" w:tgtFrame="_blank">
+            <w:r>
+              <w:t xml:space="preserve">Antimicrobial Peptides for Diabetic Foot Ulcers and Infections: Current Evidence and Translational Perspectives.</w:t>
+            </w:r>
+          </w:hyperlink>
+        </w:t>
+      </w:r>
+    </w:p>
+    <w:p>
+      <w:pPr>
+        <w:spacing w:after="0"/>
+        <w:rPr>
+          <w:color w:val="0F50FF"/>
+          <w:u w:val="single"/>
+        </w:rPr>
+      </w:pPr>
+      <w:r>
+        <w:rPr>
+          <w:color w:val="0F50FF"/>
+          <w:u w:val="single"/>
+        </w:rPr>
+        <w:t xml:space="preserve"/>
+      </w:r>
+    </w:p>
+    <w:p>
+      <w:pPr>
+        <w:pStyle w:val="ListParagraph"/>
+        <w:numPr>
+          <w:ilvl w:val="0"/>
+          <w:numId w:val="26"/>
+        </w:numPr>
+        <w:spacing w:after="0" w:line="240" w:lineRule="auto"/>
+        <w:ind w:left="357" w:hanging="357"/>
+        <w:rPr>
+          <w:color w:val="0F50FF"/>
+          <w:u w:val="single"/>
+        </w:rPr>
+      </w:pPr>
+      <w:proofErr w:type="gramStart"/>
+      <w:r>
+        <w:rPr>
+          <w:color w:val="0F50FF"/>
+          <w:u w:val="single"/>
+        </w:rPr>
+        <w:t xml:space="preserve">
+          <w:hyperlink r:id="rId228" w:tgtFrame="_blank">
+            <w:r>
+              <w:t xml:space="preserve">Cell-Free Wharton's Jelly-Derived MSC Secretome in a Polymeric Carrier for Refractory Chronic Wounds: Two Cases.</w:t>
+            </w:r>
+          </w:hyperlink>
+        </w:t>
+      </w:r>
+    </w:p>
+    <w:p>
+      <w:pPr>
+        <w:spacing w:after="0"/>
+        <w:rPr>
+          <w:color w:val="0F50FF"/>
+          <w:u w:val="single"/>
+        </w:rPr>
+      </w:pPr>
+      <w:r>
+        <w:rPr>
+          <w:color w:val="0F50FF"/>
+          <w:u w:val="single"/>
+        </w:rPr>
+        <w:t xml:space="preserve"/>
+      </w:r>
+    </w:p>
+    <w:p>
+      <w:pPr>
+        <w:pStyle w:val="ListParagraph"/>
+        <w:numPr>
+          <w:ilvl w:val="0"/>
+          <w:numId w:val="26"/>
+        </w:numPr>
+        <w:spacing w:after="0" w:line="240" w:lineRule="auto"/>
+        <w:ind w:left="357" w:hanging="357"/>
+        <w:rPr>
+          <w:color w:val="0F50FF"/>
+          <w:u w:val="single"/>
+        </w:rPr>
+      </w:pPr>
+      <w:proofErr w:type="gramStart"/>
+      <w:r>
+        <w:rPr>
+          <w:color w:val="0F50FF"/>
+          <w:u w:val="single"/>
+        </w:rPr>
+        <w:t xml:space="preserve">
+          <w:hyperlink r:id="rId229" w:tgtFrame="_blank">
+            <w:r>
+              <w:t xml:space="preserve">Diabetic Foot Ulcer-Associated Versus Other Lower-Extremity Necrotising Soft-Tissue Infections: A Retrospective Cohort Study.</w:t>
+            </w:r>
+          </w:hyperlink>
+        </w:t>
+      </w:r>
+    </w:p>
+    <w:p>
+      <w:pPr>
+        <w:spacing w:after="0"/>
+        <w:rPr>
+          <w:color w:val="0F50FF"/>
+          <w:u w:val="single"/>
+        </w:rPr>
+      </w:pPr>
+      <w:r>
+        <w:rPr>
+          <w:color w:val="0F50FF"/>
+          <w:u w:val="single"/>
+        </w:rPr>
+        <w:t xml:space="preserve"/>
+      </w:r>
+    </w:p>
+    <w:p>
+      <w:pPr>
+        <w:pStyle w:val="ListParagraph"/>
+        <w:numPr>
+          <w:ilvl w:val="0"/>
+          <w:numId w:val="26"/>
+        </w:numPr>
+        <w:spacing w:after="0" w:line="240" w:lineRule="auto"/>
+        <w:ind w:left="357" w:hanging="357"/>
+        <w:rPr>
+          <w:color w:val="0F50FF"/>
+          <w:u w:val="single"/>
+        </w:rPr>
+      </w:pPr>
+      <w:proofErr w:type="gramStart"/>
+      <w:r>
+        <w:rPr>
+          <w:color w:val="0F50FF"/>
+          <w:u w:val="single"/>
+        </w:rPr>
+        <w:t xml:space="preserve">
+          <w:hyperlink r:id="rId230" w:tgtFrame="_blank">
+            <w:r>
+              <w:t xml:space="preserve">Prevalence and Microbial Association of Onychomycosis in Patients with Diabetic Foot Ulcers: A Retrospective Observational Study.</w:t>
+            </w:r>
+          </w:hyperlink>
+        </w:t>
+      </w:r>
+    </w:p>
+    <w:p>
+      <w:pPr>
+        <w:spacing w:after="0"/>
+        <w:rPr>
+          <w:color w:val="0F50FF"/>
+          <w:u w:val="single"/>
+        </w:rPr>
+      </w:pPr>
+      <w:r>
+        <w:rPr>
+          <w:color w:val="0F50FF"/>
+          <w:u w:val="single"/>
+        </w:rPr>
+        <w:t xml:space="preserve"/>
+      </w:r>
+    </w:p>
+    <w:p>
+      <w:pPr>
+        <w:pStyle w:val="ListParagraph"/>
+        <w:numPr>
+          <w:ilvl w:val="0"/>
+          <w:numId w:val="26"/>
+        </w:numPr>
+        <w:spacing w:after="0" w:line="240" w:lineRule="auto"/>
+        <w:ind w:left="357" w:hanging="357"/>
+        <w:rPr>
+          <w:color w:val="0F50FF"/>
+          <w:u w:val="single"/>
+        </w:rPr>
+      </w:pPr>
+      <w:proofErr w:type="gramStart"/>
+      <w:r>
+        <w:rPr>
+          <w:color w:val="0F50FF"/>
+          <w:u w:val="single"/>
+        </w:rPr>
+        <w:t xml:space="preserve">
+          <w:hyperlink r:id="rId231" w:tgtFrame="_blank">
+            <w:r>
+              <w:t xml:space="preserve">Synergistic integration of exosomes and natural compounds in 3D-printed bioscaffolds: Revolutionizing diabetic wound healing through multifunctional therapeutic platforms.</w:t>
+            </w:r>
+          </w:hyperlink>
+        </w:t>
+      </w:r>
+    </w:p>
+    <w:p>
+      <w:pPr>
+        <w:spacing w:after="0"/>
+        <w:rPr>
+          <w:color w:val="0F50FF"/>
+          <w:u w:val="single"/>
+        </w:rPr>
+      </w:pPr>
+      <w:r>
+        <w:rPr>
+          <w:color w:val="0F50FF"/>
+          <w:u w:val="single"/>
+        </w:rPr>
+        <w:t xml:space="preserve"/>
+      </w:r>
+    </w:p>
+    <w:p>
+      <w:pPr>
+        <w:pStyle w:val="ListParagraph"/>
+        <w:numPr>
+          <w:ilvl w:val="0"/>
+          <w:numId w:val="26"/>
+        </w:numPr>
+        <w:spacing w:after="0" w:line="240" w:lineRule="auto"/>
+        <w:ind w:left="357" w:hanging="357"/>
+        <w:rPr>
+          <w:color w:val="0F50FF"/>
+          <w:u w:val="single"/>
+        </w:rPr>
+      </w:pPr>
+      <w:proofErr w:type="gramStart"/>
+      <w:r>
+        <w:rPr>
+          <w:color w:val="0F50FF"/>
+          <w:u w:val="single"/>
+        </w:rPr>
+        <w:t xml:space="preserve">
+          <w:hyperlink r:id="rId232" w:tgtFrame="_blank">
+            <w:r>
+              <w:t xml:space="preserve">The potential of Tanshinone IIA in affecting miR-499-5p/PDCD4 axis in diabetic foot-related endothelial cells.</w:t>
+            </w:r>
+          </w:hyperlink>
+        </w:t>
+      </w:r>
+    </w:p>
+    <w:p>
+      <w:pPr>
+        <w:spacing w:after="0"/>
+        <w:rPr>
+          <w:color w:val="0F50FF"/>
+          <w:u w:val="single"/>
+        </w:rPr>
+      </w:pPr>
+      <w:r>
+        <w:rPr>
+          <w:color w:val="0F50FF"/>
+          <w:u w:val="single"/>
+        </w:rPr>
+        <w:t xml:space="preserve"/>
+      </w:r>
+    </w:p>
+    <w:p>
+      <w:pPr>
+        <w:pStyle w:val="ListParagraph"/>
+        <w:numPr>
+          <w:ilvl w:val="0"/>
+          <w:numId w:val="26"/>
+        </w:numPr>
+        <w:spacing w:after="0" w:line="240" w:lineRule="auto"/>
+        <w:ind w:left="357" w:hanging="357"/>
+        <w:rPr>
+          <w:color w:val="0F50FF"/>
+          <w:u w:val="single"/>
+        </w:rPr>
+      </w:pPr>
+      <w:proofErr w:type="gramStart"/>
+      <w:r>
+        <w:rPr>
+          <w:color w:val="0F50FF"/>
+          <w:u w:val="single"/>
+        </w:rPr>
+        <w:t xml:space="preserve">
+          <w:hyperlink r:id="rId233" w:tgtFrame="_blank">
+            <w:r>
+              <w:t xml:space="preserve">Risk Factors Associated With Multidrug Resistant Organism (MDRO) Isolates in Infected Diabetic Foot Ulcers (DFU): An Analytical Cross-sectional Study.</w:t>
+            </w:r>
+          </w:hyperlink>
+        </w:t>
+      </w:r>
+    </w:p>
+    <w:p>
+      <w:pPr>
+        <w:spacing w:after="0"/>
+        <w:rPr>
+          <w:color w:val="0F50FF"/>
+          <w:u w:val="single"/>
+        </w:rPr>
+      </w:pPr>
+      <w:r>
+        <w:rPr>
+          <w:color w:val="0F50FF"/>
+          <w:u w:val="single"/>
+        </w:rPr>
+        <w:t xml:space="preserve"/>
+      </w:r>
+    </w:p>
+    <w:p>
+      <w:pPr>
+        <w:pStyle w:val="ListParagraph"/>
+        <w:numPr>
+          <w:ilvl w:val="0"/>
+          <w:numId w:val="26"/>
+        </w:numPr>
+        <w:spacing w:after="0" w:line="240" w:lineRule="auto"/>
+        <w:ind w:left="357" w:hanging="357"/>
+        <w:rPr>
+          <w:color w:val="0F50FF"/>
+          <w:u w:val="single"/>
+        </w:rPr>
+      </w:pPr>
+      <w:proofErr w:type="gramStart"/>
+      <w:r>
+        <w:rPr>
+          <w:color w:val="0F50FF"/>
+          <w:u w:val="single"/>
+        </w:rPr>
+        <w:t xml:space="preserve">
+          <w:hyperlink r:id="rId234" w:tgtFrame="_blank">
+            <w:r>
+              <w:t xml:space="preserve">Clinical, etiological, and microbiological differences between foot and non-foot osteomyelitis.</w:t>
+            </w:r>
+          </w:hyperlink>
+        </w:t>
+      </w:r>
+    </w:p>
+    <w:p>
+      <w:pPr>
+        <w:spacing w:after="0"/>
+        <w:rPr>
+          <w:color w:val="0F50FF"/>
+          <w:u w:val="single"/>
+        </w:rPr>
+      </w:pPr>
+      <w:r>
+        <w:rPr>
+          <w:color w:val="0F50FF"/>
+          <w:u w:val="single"/>
+        </w:rPr>
+        <w:t xml:space="preserve"/>
+      </w:r>
+    </w:p>
+    <w:p>
+      <w:pPr>
+        <w:pStyle w:val="ListParagraph"/>
+        <w:numPr>
+          <w:ilvl w:val="0"/>
+          <w:numId w:val="26"/>
+        </w:numPr>
+        <w:spacing w:after="0" w:line="240" w:lineRule="auto"/>
+        <w:ind w:left="357" w:hanging="357"/>
+        <w:rPr>
+          <w:color w:val="0F50FF"/>
+          <w:u w:val="single"/>
+        </w:rPr>
+      </w:pPr>
+      <w:proofErr w:type="gramStart"/>
+      <w:r>
+        <w:rPr>
+          <w:color w:val="0F50FF"/>
+          <w:u w:val="single"/>
+        </w:rPr>
+        <w:t xml:space="preserve">
+          <w:hyperlink r:id="rId235" w:tgtFrame="_blank">
+            <w:r>
+              <w:t xml:space="preserve">Pattern and texton-based feature descriptors for Diabetic foot ulcer detection.</w:t>
+            </w:r>
+          </w:hyperlink>
+        </w:t>
+      </w:r>
+    </w:p>
+    <w:p>
+      <w:pPr>
+        <w:spacing w:after="0"/>
+        <w:rPr>
+          <w:color w:val="0F50FF"/>
+          <w:u w:val="single"/>
+        </w:rPr>
+      </w:pPr>
+      <w:r>
+        <w:rPr>
+          <w:color w:val="0F50FF"/>
+          <w:u w:val="single"/>
+        </w:rPr>
+        <w:t xml:space="preserve"/>
+      </w:r>
+    </w:p>
+    <w:p>
+      <w:pPr>
+        <w:pStyle w:val="ListParagraph"/>
+        <w:numPr>
+          <w:ilvl w:val="0"/>
+          <w:numId w:val="26"/>
+        </w:numPr>
+        <w:spacing w:after="0" w:line="240" w:lineRule="auto"/>
+        <w:ind w:left="357" w:hanging="357"/>
+        <w:rPr>
+          <w:color w:val="0F50FF"/>
+          <w:u w:val="single"/>
+        </w:rPr>
+      </w:pPr>
+      <w:proofErr w:type="gramStart"/>
+      <w:r>
+        <w:rPr>
+          <w:color w:val="0F50FF"/>
+          <w:u w:val="single"/>
+        </w:rPr>
+        <w:t xml:space="preserve">
+          <w:hyperlink r:id="rId236" w:tgtFrame="_blank">
+            <w:r>
+              <w:t xml:space="preserve">A Trans-Atlantic, Expert-Based, Delphi Consensus Document on controversial issues in the management of patients with chronic limb-threatening ischemia.</w:t>
+            </w:r>
+          </w:hyperlink>
+        </w:t>
+      </w:r>
+    </w:p>
+    <w:p>
+      <w:pPr>
+        <w:spacing w:after="0"/>
+        <w:rPr>
+          <w:color w:val="0F50FF"/>
+          <w:u w:val="single"/>
+        </w:rPr>
+      </w:pPr>
+      <w:r>
+        <w:rPr>
+          <w:color w:val="0F50FF"/>
+          <w:u w:val="single"/>
+        </w:rPr>
+        <w:t xml:space="preserve"/>
+      </w:r>
+    </w:p>
+    <w:p>
+      <w:pPr>
+        <w:pStyle w:val="ListParagraph"/>
+        <w:numPr>
+          <w:ilvl w:val="0"/>
+          <w:numId w:val="26"/>
+        </w:numPr>
+        <w:spacing w:after="0" w:line="240" w:lineRule="auto"/>
+        <w:ind w:left="357" w:hanging="357"/>
+        <w:rPr>
+          <w:color w:val="0F50FF"/>
+          <w:u w:val="single"/>
+        </w:rPr>
+      </w:pPr>
+      <w:proofErr w:type="gramStart"/>
+      <w:r>
+        <w:rPr>
+          <w:color w:val="0F50FF"/>
+          <w:u w:val="single"/>
+        </w:rPr>
+        <w:t xml:space="preserve">
+          <w:hyperlink r:id="rId237" w:tgtFrame="_blank">
+            <w:r>
+              <w:t xml:space="preserve">[Response to Letter] "Association Between the Systemic Inflammatory Response Index and Severe Infection in Patients with Diabetic Foot".</w:t>
+            </w:r>
+          </w:hyperlink>
+        </w:t>
+      </w:r>
+    </w:p>
+    <w:p>
+      <w:pPr>
+        <w:spacing w:after="0"/>
+        <w:rPr>
+          <w:color w:val="0F50FF"/>
+          <w:u w:val="single"/>
+        </w:rPr>
+      </w:pPr>
+      <w:r>
+        <w:rPr>
+          <w:color w:val="0F50FF"/>
+          <w:u w:val="single"/>
+        </w:rPr>
+        <w:t xml:space="preserve"/>
+      </w:r>
+    </w:p>
+    <w:p>
+      <w:pPr>
+        <w:pStyle w:val="ListParagraph"/>
+        <w:numPr>
+          <w:ilvl w:val="0"/>
+          <w:numId w:val="26"/>
+        </w:numPr>
+        <w:spacing w:after="0" w:line="240" w:lineRule="auto"/>
+        <w:ind w:left="357" w:hanging="357"/>
+        <w:rPr>
+          <w:color w:val="0F50FF"/>
+          <w:u w:val="single"/>
+        </w:rPr>
+      </w:pPr>
+      <w:proofErr w:type="gramStart"/>
+      <w:r>
+        <w:rPr>
+          <w:color w:val="0F50FF"/>
+          <w:u w:val="single"/>
+        </w:rPr>
+        <w:t xml:space="preserve">
+          <w:hyperlink r:id="rId238" w:tgtFrame="_blank">
+            <w:r>
+              <w:t xml:space="preserve">Electrospun silk sericin-poly(lactic acid) coaxial nanofiber scaffold for esmolol and ferulic acid co-delivery in expedited diabetic wound healing.</w:t>
+            </w:r>
+          </w:hyperlink>
+        </w:t>
+      </w:r>
+    </w:p>
+    <w:p>
+      <w:pPr>
+        <w:spacing w:after="0"/>
+        <w:rPr>
+          <w:color w:val="0F50FF"/>
+          <w:u w:val="single"/>
+        </w:rPr>
+      </w:pPr>
+      <w:r>
+        <w:rPr>
+          <w:color w:val="0F50FF"/>
+          <w:u w:val="single"/>
+        </w:rPr>
+        <w:t xml:space="preserve"/>
+      </w:r>
+    </w:p>
+    <w:p>
+      <w:pPr>
+        <w:pStyle w:val="ListParagraph"/>
+        <w:numPr>
+          <w:ilvl w:val="0"/>
+          <w:numId w:val="26"/>
+        </w:numPr>
+        <w:spacing w:after="0" w:line="240" w:lineRule="auto"/>
+        <w:ind w:left="357" w:hanging="357"/>
+        <w:rPr>
+          <w:color w:val="0F50FF"/>
+          <w:u w:val="single"/>
+        </w:rPr>
+      </w:pPr>
+      <w:proofErr w:type="gramStart"/>
+      <w:r>
+        <w:rPr>
+          <w:color w:val="0F50FF"/>
+          <w:u w:val="single"/>
+        </w:rPr>
+        <w:t xml:space="preserve">
+          <w:hyperlink r:id="rId239" w:tgtFrame="_blank">
+            <w:r>
+              <w:t xml:space="preserve">[Diabetic Foot Status (DFS): A IWGDF-based classification for the assessment and management of diabetic foot disease in primary care].</w:t>
+            </w:r>
+          </w:hyperlink>
+        </w:t>
+      </w:r>
+    </w:p>
+    <w:p>
+      <w:pPr>
+        <w:spacing w:after="0"/>
+        <w:rPr>
+          <w:color w:val="0F50FF"/>
+          <w:u w:val="single"/>
+        </w:rPr>
+      </w:pPr>
+      <w:r>
+        <w:rPr>
+          <w:color w:val="0F50FF"/>
+          <w:u w:val="single"/>
+        </w:rPr>
+        <w:t xml:space="preserve"/>
+      </w:r>
+    </w:p>
+    <w:p>
+      <w:pPr>
+        <w:pStyle w:val="ListParagraph"/>
+        <w:numPr>
+          <w:ilvl w:val="0"/>
+          <w:numId w:val="26"/>
+        </w:numPr>
+        <w:spacing w:after="0" w:line="240" w:lineRule="auto"/>
+        <w:ind w:left="357" w:hanging="357"/>
+        <w:rPr>
+          <w:color w:val="0F50FF"/>
+          <w:u w:val="single"/>
+        </w:rPr>
+      </w:pPr>
+      <w:proofErr w:type="gramStart"/>
+      <w:r>
+        <w:rPr>
+          <w:color w:val="0F50FF"/>
+          <w:u w:val="single"/>
+        </w:rPr>
+        <w:t xml:space="preserve">
+          <w:hyperlink r:id="rId240" w:tgtFrame="_blank">
+            <w:r>
+              <w:t xml:space="preserve">Microbiome-guided prioritization of Corynebacterium striatum in diabetic foot ulcers and preclinical evaluation of tanshinone IIA.</w:t>
+            </w:r>
+          </w:hyperlink>
+        </w:t>
+      </w:r>
+    </w:p>
+    <w:p>
+      <w:pPr>
+        <w:spacing w:after="0"/>
+        <w:rPr>
+          <w:color w:val="0F50FF"/>
+          <w:u w:val="single"/>
+        </w:rPr>
+      </w:pPr>
+      <w:r>
+        <w:rPr>
+          <w:color w:val="0F50FF"/>
+          <w:u w:val="single"/>
+        </w:rPr>
+        <w:t xml:space="preserve"/>
+      </w:r>
+    </w:p>
+    <w:p>
+      <w:pPr>
+        <w:pStyle w:val="ListParagraph"/>
+        <w:numPr>
+          <w:ilvl w:val="0"/>
+          <w:numId w:val="26"/>
+        </w:numPr>
+        <w:spacing w:after="0" w:line="240" w:lineRule="auto"/>
+        <w:ind w:left="357" w:hanging="357"/>
+        <w:rPr>
+          <w:color w:val="0F50FF"/>
+          <w:u w:val="single"/>
+        </w:rPr>
+      </w:pPr>
+      <w:proofErr w:type="gramStart"/>
+      <w:r>
+        <w:rPr>
+          <w:color w:val="0F50FF"/>
+          <w:u w:val="single"/>
+        </w:rPr>
+        <w:t xml:space="preserve">
+          <w:hyperlink r:id="rId241" w:tgtFrame="_blank">
+            <w:r>
+              <w:t xml:space="preserve">Clinical Burden of Diabetic Foot Ulcers Among Jordanian Patients with Diabetes: A 11-Year Retrospective Cohort Study.</w:t>
+            </w:r>
+          </w:hyperlink>
+        </w:t>
+      </w:r>
+    </w:p>
+    <w:p>
+      <w:pPr>
+        <w:spacing w:after="0"/>
+        <w:rPr>
+          <w:color w:val="0F50FF"/>
+          <w:u w:val="single"/>
+        </w:rPr>
+      </w:pPr>
+      <w:r>
+        <w:rPr>
+          <w:color w:val="0F50FF"/>
+          <w:u w:val="single"/>
+        </w:rPr>
+        <w:t xml:space="preserve"/>
+      </w:r>
+    </w:p>
+    <w:p>
+      <w:pPr>
+        <w:pStyle w:val="ListParagraph"/>
+        <w:numPr>
+          <w:ilvl w:val="0"/>
+          <w:numId w:val="26"/>
+        </w:numPr>
+        <w:spacing w:after="0" w:line="240" w:lineRule="auto"/>
+        <w:ind w:left="357" w:hanging="357"/>
+        <w:rPr>
+          <w:color w:val="0F50FF"/>
+          <w:u w:val="single"/>
+        </w:rPr>
+      </w:pPr>
+      <w:proofErr w:type="gramStart"/>
+      <w:r>
+        <w:rPr>
+          <w:color w:val="0F50FF"/>
+          <w:u w:val="single"/>
+        </w:rPr>
+        <w:t xml:space="preserve">
+          <w:hyperlink r:id="rId242" w:tgtFrame="_blank">
+            <w:r>
+              <w:t xml:space="preserve">Group B Streptococcus-Associated Necrotizing Soft Tissue Infection Following Minor Ankle Trauma: A Case Report.</w:t>
             </w:r>
           </w:hyperlink>
         </w:t>
@@ -3954,9 +4449,9 @@
           <w:u w:val="single"/>
         </w:rPr>
         <w:t xml:space="preserve">
-          <w:hyperlink r:id="rId147" w:tgtFrame="_blank">
-            <w:r>
-              <w:t xml:space="preserve">Postoperative Pyoderma Gangrenosum Following Varicose Vein Surgery: Recognizing a Rare Surgical Mimic Before Extensive Tissue Loss.</w:t>
+          <w:hyperlink r:id="rId12" w:tgtFrame="_blank">
+            <w:r>
+              <w:t xml:space="preserve">Pragmatic randomised controlled trial to evaluate the clinical and cost-effectiveness of compression therapy for surgical wounds healing by secondary intention following excision of lower limb keratinocyte cancers in UK skin cancer surgery centres (HEALS2 trial): study protocol.</w:t>
             </w:r>
           </w:hyperlink>
         </w:t>
@@ -3999,9 +4494,9 @@
           <w:u w:val="single"/>
         </w:rPr>
         <w:t xml:space="preserve">
-          <w:hyperlink r:id="rId148" w:tgtFrame="_blank">
-            <w:r>
-              <w:t xml:space="preserve">Glucagon-like peptide-1 receptor agonists are associated with fewer venous thromboembolic events and limb complications in obese patients with chronic venous insufficiency.</w:t>
+          <w:hyperlink r:id="rId13" w:tgtFrame="_blank">
+            <w:r>
+              <w:t xml:space="preserve">Pectin-functionalized silver nanoparticles derived from waste Robusta coffee husks: antibacterial activity and thermodynamic kinetic analysis of 4-nitrophenol reduction.</w:t>
             </w:r>
           </w:hyperlink>
         </w:t>
@@ -4044,9 +4539,9 @@
           <w:u w:val="single"/>
         </w:rPr>
         <w:t xml:space="preserve">
-          <w:hyperlink r:id="rId149" w:tgtFrame="_blank">
-            <w:r>
-              <w:t xml:space="preserve">Martorell Hypertensive Ischemic Leg Ulcer and Digital Auto-Amputation in an Obese Young Male with Systolic Heart Failure: Case Report.</w:t>
+          <w:hyperlink r:id="rId14" w:tgtFrame="_blank">
+            <w:r>
+              <w:t xml:space="preserve">Multicentric, Randomized, Open-Label, Three-Arm Post Marketing Clinical Study of VELVERT® with Single- and Four-Layer Compression, for Venous Leg Ulcer.</w:t>
             </w:r>
           </w:hyperlink>
         </w:t>
@@ -4089,54 +4584,9 @@
           <w:u w:val="single"/>
         </w:rPr>
         <w:t xml:space="preserve">
-          <w:hyperlink r:id="rId150" w:tgtFrame="_blank">
-            <w:r>
-              <w:t xml:space="preserve">The Vicious Cycle of Biofilm, Host Inflammation and Microvascular Insufficiency in Venous Leg Ulcers.</w:t>
-            </w:r>
-          </w:hyperlink>
-        </w:t>
-      </w:r>
-    </w:p>
-    <w:p>
-      <w:pPr>
-        <w:spacing w:after="0"/>
-        <w:rPr>
-          <w:color w:val="0F50FF"/>
-          <w:u w:val="single"/>
-        </w:rPr>
-      </w:pPr>
-      <w:r>
-        <w:rPr>
-          <w:color w:val="0F50FF"/>
-          <w:u w:val="single"/>
-        </w:rPr>
-        <w:t xml:space="preserve"/>
-      </w:r>
-    </w:p>
-    <w:p>
-      <w:pPr>
-        <w:pStyle w:val="ListParagraph"/>
-        <w:numPr>
-          <w:ilvl w:val="0"/>
-          <w:numId w:val="19"/>
-        </w:numPr>
-        <w:spacing w:after="0" w:line="240" w:lineRule="auto"/>
-        <w:ind w:left="357" w:hanging="357"/>
-        <w:rPr>
-          <w:color w:val="0F50FF"/>
-          <w:u w:val="single"/>
-        </w:rPr>
-      </w:pPr>
-      <w:proofErr w:type="gramStart"/>
-      <w:r>
-        <w:rPr>
-          <w:color w:val="0F50FF"/>
-          <w:u w:val="single"/>
-        </w:rPr>
-        <w:t xml:space="preserve">
-          <w:hyperlink r:id="rId151" w:tgtFrame="_blank">
-            <w:r>
-              <w:t xml:space="preserve">Effectiveness of a high capillary dressing on the healing of chronic wounds.</w:t>
+          <w:hyperlink r:id="rId15" w:tgtFrame="_blank">
+            <w:r>
+              <w:t xml:space="preserve">Adjunctive Hyperbaric Oxygen Therapy for a Refractory Sickle Cell-Associated Leg Ulcer: A Case Report.</w:t>
             </w:r>
           </w:hyperlink>
         </w:t>
@@ -4215,9 +4665,9 @@
           <w:u w:val="single"/>
         </w:rPr>
         <w:t xml:space="preserve">
-          <w:hyperlink r:id="rId104" w:tgtFrame="_blank">
-            <w:r>
-              <w:t xml:space="preserve">Green Synthesis of Silver Nanoparticles From Macaranga tanarius (L.) Mull. Arg. Leaf Extract With Enhanced Antibacterial, Antioxidant, and Tyrosinase Inhibitory Activities.</w:t>
+          <w:hyperlink r:id="rId32" w:tgtFrame="_blank">
+            <w:r>
+              <w:t xml:space="preserve">Mycobacterial vaccination of fish and human tuberculin skin test reactivity: a testable One Health interface.</w:t>
             </w:r>
           </w:hyperlink>
         </w:t>
@@ -4260,9 +4710,9 @@
           <w:u w:val="single"/>
         </w:rPr>
         <w:t xml:space="preserve">
-          <w:hyperlink r:id="rId105" w:tgtFrame="_blank">
-            <w:r>
-              <w:t xml:space="preserve">Engineering Multifunctional Catheters with a Nitric Oxide-Releasing Ciprofloxacin Conjugate to Combat Thrombosis and Infection.</w:t>
+          <w:hyperlink r:id="rId33" w:tgtFrame="_blank">
+            <w:r>
+              <w:t xml:space="preserve">Self-Assembled AuPt/PEDOT-DNA Hydrogel Dressing: Simultaneous Bacterial Eradication and Exercise Behavior Monitoring.</w:t>
             </w:r>
           </w:hyperlink>
         </w:t>
@@ -4305,9 +4755,9 @@
           <w:u w:val="single"/>
         </w:rPr>
         <w:t xml:space="preserve">
-          <w:hyperlink r:id="rId106" w:tgtFrame="_blank">
-            <w:r>
-              <w:t xml:space="preserve">Periodontal Involvement in Autoimmune Blistering Diseases: A Narrative Review.</w:t>
+          <w:hyperlink r:id="rId34" w:tgtFrame="_blank">
+            <w:r>
+              <w:t xml:space="preserve">Periodontitis, Psoriasis and Other Skin Disorders: Epidemiological and Mechanistic Evidence.</w:t>
             </w:r>
           </w:hyperlink>
         </w:t>
@@ -4350,9 +4800,9 @@
           <w:u w:val="single"/>
         </w:rPr>
         <w:t xml:space="preserve">
-          <w:hyperlink r:id="rId107" w:tgtFrame="_blank">
-            <w:r>
-              <w:t xml:space="preserve">A low cytotoxicity antibacterial agent with benzothiazole scaffold for MRSA infection treatment.</w:t>
+          <w:hyperlink r:id="rId35" w:tgtFrame="_blank">
+            <w:r>
+              <w:t xml:space="preserve">Detachable dissolving microneedles loaded with Silviavirus phage Pelagios enhance antibacterial efficacy against methicillin resistant Staphylococcus aureus in ex vivo porcine skin.</w:t>
             </w:r>
           </w:hyperlink>
         </w:t>
@@ -4395,9 +4845,9 @@
           <w:u w:val="single"/>
         </w:rPr>
         <w:t xml:space="preserve">
-          <w:hyperlink r:id="rId108" w:tgtFrame="_blank">
-            <w:r>
-              <w:t xml:space="preserve">Cardiac Implantable Electronic Device Infections: Emerging Paradigms in Precision Prevention and Personalized Management.</w:t>
+          <w:hyperlink r:id="rId36" w:tgtFrame="_blank">
+            <w:r>
+              <w:t xml:space="preserve">In vitro differentiation and phenotypic profiling of Langerhans cell subsets derived from human peripheral blood monocytes.</w:t>
             </w:r>
           </w:hyperlink>
         </w:t>
@@ -4440,9 +4890,9 @@
           <w:u w:val="single"/>
         </w:rPr>
         <w:t xml:space="preserve">
-          <w:hyperlink r:id="rId109" w:tgtFrame="_blank">
-            <w:r>
-              <w:t xml:space="preserve">Dual-wavelength-responsive GMMC-Pdots-Ag hydrogel for spatiotemporally controlled photothermal and hydrogen therapy of infected liver and skin defects.</w:t>
+          <w:hyperlink r:id="rId37" w:tgtFrame="_blank">
+            <w:r>
+              <w:t xml:space="preserve">The skin as a reservoir for Candidozyma auris: colonization dynamics, host defense, and decolonization challenges.</w:t>
             </w:r>
           </w:hyperlink>
         </w:t>
@@ -4485,9 +4935,9 @@
           <w:u w:val="single"/>
         </w:rPr>
         <w:t xml:space="preserve">
-          <w:hyperlink r:id="rId110" w:tgtFrame="_blank">
-            <w:r>
-              <w:t xml:space="preserve">Lacticaseibacillus rhamnosus GG lysate inhibits Staphylococcus aureus biofilm formation in human skin explants.</w:t>
+          <w:hyperlink r:id="rId38" w:tgtFrame="_blank">
+            <w:r>
+              <w:t xml:space="preserve">Synergistic effects of luteolin and Lactobacillus rhamnosus on methicillin-resistant Staphylococcus aureus biofilm inhibition: in vitro and in silico molecular deployment studies.</w:t>
             </w:r>
           </w:hyperlink>
         </w:t>
@@ -4530,9 +4980,9 @@
           <w:u w:val="single"/>
         </w:rPr>
         <w:t xml:space="preserve">
-          <w:hyperlink r:id="rId111" w:tgtFrame="_blank">
-            <w:r>
-              <w:t xml:space="preserve">A dual-responsive nanosystem for synergistic antibacterial therapy and inflammatory microenvironment modulation in infected diabetic wound healing.</w:t>
+          <w:hyperlink r:id="rId39" w:tgtFrame="_blank">
+            <w:r>
+              <w:t xml:space="preserve">First Report and Integrated Characterization of Aeromonas veronii Associated with the Protected Fish Diptychus maculatus in Xinjiang, China.</w:t>
             </w:r>
           </w:hyperlink>
         </w:t>
@@ -4575,9 +5025,9 @@
           <w:u w:val="single"/>
         </w:rPr>
         <w:t xml:space="preserve">
-          <w:hyperlink r:id="rId112" w:tgtFrame="_blank">
-            <w:r>
-              <w:t xml:space="preserve">Phytochemical-mediated disruption of Staphylococcus aureus biofilm by Tecomella undulata, Dalbergia sissoo, Heliotropium indicum, and Solanum virginianum extracts via targeting extracellular matrix.</w:t>
+          <w:hyperlink r:id="rId40" w:tgtFrame="_blank">
+            <w:r>
+              <w:t xml:space="preserve">Diversity, antifungal susceptibility, and biofilm formation of fish-associated yeasts from freshwater and marine fish.</w:t>
             </w:r>
           </w:hyperlink>
         </w:t>
@@ -4620,9 +5070,9 @@
           <w:u w:val="single"/>
         </w:rPr>
         <w:t xml:space="preserve">
-          <w:hyperlink r:id="rId113" w:tgtFrame="_blank">
-            <w:r>
-              <w:t xml:space="preserve">Ocotea odorifera extract: antimicrobial and antibiofilm activities, phytochemical aspects, cytotoxicity and anti-inflammatory potential of an endangered plant species.</w:t>
+          <w:hyperlink r:id="rId41" w:tgtFrame="_blank">
+            <w:r>
+              <w:t xml:space="preserve">Inhibitory effect and safety of Angelica dahurica-Ligusticum sinense extracts against Malassezia furfur and its biofilms.</w:t>
             </w:r>
           </w:hyperlink>
         </w:t>
@@ -4665,9 +5115,9 @@
           <w:u w:val="single"/>
         </w:rPr>
         <w:t xml:space="preserve">
-          <w:hyperlink r:id="rId114" w:tgtFrame="_blank">
-            <w:r>
-              <w:t xml:space="preserve">Quaternary ammonium-functionalized carbon quantum dots with low drug resistance inhibit biofilm formation and accelerate infected wound healing.</w:t>
+          <w:hyperlink r:id="rId42" w:tgtFrame="_blank">
+            <w:r>
+              <w:t xml:space="preserve">Mechanistic investigation of UV-irradiated neem oil against microbial biofilms and A431 skin cancer cells via Bax/Bcl2/caspase-3 modulation.</w:t>
             </w:r>
           </w:hyperlink>
         </w:t>
@@ -4710,9 +5160,9 @@
           <w:u w:val="single"/>
         </w:rPr>
         <w:t xml:space="preserve">
-          <w:hyperlink r:id="rId115" w:tgtFrame="_blank">
-            <w:r>
-              <w:t xml:space="preserve">Concentration-dependent dual effects of bacterial nanocellulose on Staphylococcus aureus virulence and human dermal fibroblast function: implications for wound healing.</w:t>
+          <w:hyperlink r:id="rId43" w:tgtFrame="_blank">
+            <w:r>
+              <w:t xml:space="preserve">Probiotic cells-encapsulated electrospun scaffolds accelerate diabetic wound healingviasynergistic anti-infection activity and skin microbiome modulation.</w:t>
             </w:r>
           </w:hyperlink>
         </w:t>
@@ -4755,9 +5205,9 @@
           <w:u w:val="single"/>
         </w:rPr>
         <w:t xml:space="preserve">
-          <w:hyperlink r:id="rId116" w:tgtFrame="_blank">
-            <w:r>
-              <w:t xml:space="preserve">Search for Potentially Virulent Staphylococcus epidermidis Isolated from Healthy Human Skin.</w:t>
+          <w:hyperlink r:id="rId44" w:tgtFrame="_blank">
+            <w:r>
+              <w:t xml:space="preserve">The Skin and Gut Microbiome in Hidradenitis Suppurativa.</w:t>
             </w:r>
           </w:hyperlink>
         </w:t>
@@ -4800,9 +5250,9 @@
           <w:u w:val="single"/>
         </w:rPr>
         <w:t xml:space="preserve">
-          <w:hyperlink r:id="rId117" w:tgtFrame="_blank">
-            <w:r>
-              <w:t xml:space="preserve">Methicillin-resistant Staphylococcus aureus.</w:t>
+          <w:hyperlink r:id="rId45" w:tgtFrame="_blank">
+            <w:r>
+              <w:t xml:space="preserve">Molecular characterization of PVL-positive methicillin-resistant Staphylococcus aureus (MRSA) isolates from skin and soft tissue infections in Alexandria, Egypt.</w:t>
             </w:r>
           </w:hyperlink>
         </w:t>
@@ -4845,9 +5295,9 @@
           <w:u w:val="single"/>
         </w:rPr>
         <w:t xml:space="preserve">
-          <w:hyperlink r:id="rId118" w:tgtFrame="_blank">
-            <w:r>
-              <w:t xml:space="preserve">Human relevant platforms for cutaneous wound healing research: current landscape, translational gaps, and emerging frontiers.</w:t>
+          <w:hyperlink r:id="rId46" w:tgtFrame="_blank">
+            <w:r>
+              <w:t xml:space="preserve">Bridging machine learning and evolutionary optimization of threshold specific dosages of Nisin to suppress MRSA biofilm.</w:t>
             </w:r>
           </w:hyperlink>
         </w:t>
@@ -4890,9 +5340,9 @@
           <w:u w:val="single"/>
         </w:rPr>
         <w:t xml:space="preserve">
-          <w:hyperlink r:id="rId119" w:tgtFrame="_blank">
-            <w:r>
-              <w:t xml:space="preserve">Cosmetic preservative exposure promotes persistent and antibiotic resistance of staphylococci by chromosome mutations.</w:t>
+          <w:hyperlink r:id="rId47" w:tgtFrame="_blank">
+            <w:r>
+              <w:t xml:space="preserve">Moisturizer formulations for diabetic foot xerosis: a systematic review and meta-analysis of randomized controlled trials.</w:t>
             </w:r>
           </w:hyperlink>
         </w:t>
@@ -4935,9 +5385,9 @@
           <w:u w:val="single"/>
         </w:rPr>
         <w:t xml:space="preserve">
-          <w:hyperlink r:id="rId120" w:tgtFrame="_blank">
-            <w:r>
-              <w:t xml:space="preserve">A conserved grain-associated immunosuppressive niche in Sudanese patients with mycetoma.</w:t>
+          <w:hyperlink r:id="rId48" w:tgtFrame="_blank">
+            <w:r>
+              <w:t xml:space="preserve">Integrating a multistage DoE strategy using Plackett-Burman screening and Box-Behnken optimization to develop cefuroxime transfersomal patch for diabetic ulcer biofilm eradication.</w:t>
             </w:r>
           </w:hyperlink>
         </w:t>
@@ -4980,9 +5430,9 @@
           <w:u w:val="single"/>
         </w:rPr>
         <w:t xml:space="preserve">
-          <w:hyperlink r:id="rId121" w:tgtFrame="_blank">
-            <w:r>
-              <w:t xml:space="preserve">Light-Triggered Mechanotherapy of Membrane-Mimicking Conjugated Electrolytes Potentiates Antibacterial Efficacy.</w:t>
+          <w:hyperlink r:id="rId49" w:tgtFrame="_blank">
+            <w:r>
+              <w:t xml:space="preserve">Oleum cinnamomi disrupts Cutibacterium acnes adhesion and metabolism by covalently targeting enolase and coenzyme A.</w:t>
             </w:r>
           </w:hyperlink>
         </w:t>
@@ -5025,9 +5475,9 @@
           <w:u w:val="single"/>
         </w:rPr>
         <w:t xml:space="preserve">
-          <w:hyperlink r:id="rId122" w:tgtFrame="_blank">
-            <w:r>
-              <w:t xml:space="preserve">Bidirectional ROS Modulation for Programmed Anti-Infective and Anti-Inflammatory Therapy With Au-Cu(2)O/MXene Nanocomposite.</w:t>
+          <w:hyperlink r:id="rId50" w:tgtFrame="_blank">
+            <w:r>
+              <w:t xml:space="preserve">Nasal Colonization of Antimicrobial-Resistant and Biofilm-Producing Staphylococcus spp. in Surgical Canine Patients From Italy.</w:t>
             </w:r>
           </w:hyperlink>
         </w:t>
@@ -5070,9 +5520,9 @@
           <w:u w:val="single"/>
         </w:rPr>
         <w:t xml:space="preserve">
-          <w:hyperlink r:id="rId123" w:tgtFrame="_blank">
-            <w:r>
-              <w:t xml:space="preserve">Multidrug-resistant livestock-associated ST9-MRSA causing severe human infection without animal exposure: the food chain as a potential transmission route in China.</w:t>
+          <w:hyperlink r:id="rId51" w:tgtFrame="_blank">
+            <w:r>
+              <w:t xml:space="preserve">Pathogenesis of hidradenitis suppurativa: From susceptibility to chronicity.</w:t>
             </w:r>
           </w:hyperlink>
         </w:t>
@@ -5115,9 +5565,9 @@
           <w:u w:val="single"/>
         </w:rPr>
         <w:t xml:space="preserve">
-          <w:hyperlink r:id="rId124" w:tgtFrame="_blank">
-            <w:r>
-              <w:t xml:space="preserve">Genomic Characterization of a Rare Methicillin-Susceptible Staphylococcus aureus ST72 Isolate Co-Harboring Panton-Valentine Leukocidin and Toxic Shock Syndrome Toxin-1 Encoding Genes from Northern Vietnam.</w:t>
+          <w:hyperlink r:id="rId52" w:tgtFrame="_blank">
+            <w:r>
+              <w:t xml:space="preserve">[Complicated wound healing : Current therapeutic concepts].</w:t>
             </w:r>
           </w:hyperlink>
         </w:t>
@@ -5160,9 +5610,9 @@
           <w:u w:val="single"/>
         </w:rPr>
         <w:t xml:space="preserve">
-          <w:hyperlink r:id="rId125" w:tgtFrame="_blank">
-            <w:r>
-              <w:t xml:space="preserve">Yellow Nail Syndrome in Childhood: A Case Report Highlighting Diagnostic Challenges and the Possible Role of Nail Development-Related Genetic Variants.</w:t>
+          <w:hyperlink r:id="rId53" w:tgtFrame="_blank">
+            <w:r>
+              <w:t xml:space="preserve">Characterization of Cutibacterium acnes isolated from prosthetic joint infections and healthy skin.</w:t>
             </w:r>
           </w:hyperlink>
         </w:t>
@@ -5205,9 +5655,9 @@
           <w:u w:val="single"/>
         </w:rPr>
         <w:t xml:space="preserve">
-          <w:hyperlink r:id="rId126" w:tgtFrame="_blank">
-            <w:r>
-              <w:t xml:space="preserve">The Scalp Microbiome-Hair Axis: Mechanisms and Therapeutic Translation.</w:t>
+          <w:hyperlink r:id="rId54" w:tgtFrame="_blank">
+            <w:r>
+              <w:t xml:space="preserve">Hypomineralized Enamel Alters Trigeminal Sensory Afferent Architecture, Transcriptome, and Dental Injury Responses.</w:t>
             </w:r>
           </w:hyperlink>
         </w:t>
@@ -5250,9 +5700,9 @@
           <w:u w:val="single"/>
         </w:rPr>
         <w:t xml:space="preserve">
-          <w:hyperlink r:id="rId127" w:tgtFrame="_blank">
-            <w:r>
-              <w:t xml:space="preserve">Bacteriophage-derived ectolysin: a promising antimicrobial against fluoroquinolone-resistant MRSA.</w:t>
+          <w:hyperlink r:id="rId55" w:tgtFrame="_blank">
+            <w:r>
+              <w:t xml:space="preserve">Host nutrients drive paired-substrate growth and distinct biofilm lifestyles in Finegoldia magna.</w:t>
             </w:r>
           </w:hyperlink>
         </w:t>
@@ -5295,9 +5745,9 @@
           <w:u w:val="single"/>
         </w:rPr>
         <w:t xml:space="preserve">
-          <w:hyperlink r:id="rId128" w:tgtFrame="_blank">
-            <w:r>
-              <w:t xml:space="preserve">Rapid Biofilm Disruption by Ionic Buffers Enables Calcium Phosphate Cement Functionalization.</w:t>
+          <w:hyperlink r:id="rId56" w:tgtFrame="_blank">
+            <w:r>
+              <w:t xml:space="preserve">Effects of an Herbal Formulation Ethanolic Extract on Streptococcus pyogenes: Bactericidal Activity, Biofilm Control, and Interactions with Conventional Antibiotics.</w:t>
             </w:r>
           </w:hyperlink>
         </w:t>
@@ -5340,9 +5790,9 @@
           <w:u w:val="single"/>
         </w:rPr>
         <w:t xml:space="preserve">
-          <w:hyperlink r:id="rId129" w:tgtFrame="_blank">
-            <w:r>
-              <w:t xml:space="preserve">A comprehensive review of emerging therapeutic strategies against methicillin-resistant Staphylococcus aureus.</w:t>
+          <w:hyperlink r:id="rId57" w:tgtFrame="_blank">
+            <w:r>
+              <w:t xml:space="preserve">Beyond Early Excision and Grafting: A Perspective on Tissue-Preserving and Regenerative Topical Burn Wound Care.</w:t>
             </w:r>
           </w:hyperlink>
         </w:t>
@@ -5385,9 +5835,9 @@
           <w:u w:val="single"/>
         </w:rPr>
         <w:t xml:space="preserve">
-          <w:hyperlink r:id="rId130" w:tgtFrame="_blank">
-            <w:r>
-              <w:t xml:space="preserve">Sublethal injury effects of lactic acid against Salmonella Typhimurium biofilm on foods and food contact surfaces.</w:t>
+          <w:hyperlink r:id="rId58" w:tgtFrame="_blank">
+            <w:r>
+              <w:t xml:space="preserve">Development of Pharmabiotic Gel-Serums with Lacticaseibacillus casei Postbiotics and Paraprobiotics Using Chitosan and Carbopol.</w:t>
             </w:r>
           </w:hyperlink>
         </w:t>
@@ -5430,9 +5880,9 @@
           <w:u w:val="single"/>
         </w:rPr>
         <w:t xml:space="preserve">
-          <w:hyperlink r:id="rId131" w:tgtFrame="_blank">
-            <w:r>
-              <w:t xml:space="preserve">Targeting polymicrobial skin infections in atopic dermatitis: role of Pichia kudriavzevii postbiotics as innovative tools for human health.</w:t>
+          <w:hyperlink r:id="rId59" w:tgtFrame="_blank">
+            <w:r>
+              <w:t xml:space="preserve">Anthranilate Reduces Pseudomonas aeruginosa Infection Severity Through an Antibiotic-Independent Anti-Virulence Mechanism.</w:t>
             </w:r>
           </w:hyperlink>
         </w:t>
@@ -5475,9 +5925,9 @@
           <w:u w:val="single"/>
         </w:rPr>
         <w:t xml:space="preserve">
-          <w:hyperlink r:id="rId132" w:tgtFrame="_blank">
-            <w:r>
-              <w:t xml:space="preserve">Short chain length polyhydroxyalkanoate (scl-PHA) produced by the marine bacterium Pseudomonas sputi MaRe06 inhibits Staphylococcus aureus biofilm formation.</w:t>
+          <w:hyperlink r:id="rId60" w:tgtFrame="_blank">
+            <w:r>
+              <w:t xml:space="preserve">Bacteriocins as Alternative Antimicrobial Agents for Wound-Associated Infections: Mechanisms, Activity Against Biofilms and Translational Potential.</w:t>
             </w:r>
           </w:hyperlink>
         </w:t>
@@ -5520,9 +5970,9 @@
           <w:u w:val="single"/>
         </w:rPr>
         <w:t xml:space="preserve">
-          <w:hyperlink r:id="rId133" w:tgtFrame="_blank">
-            <w:r>
-              <w:t xml:space="preserve">Porcine Wound Models: The Gold Standard for Translational Research in Cutaneous Healing.</w:t>
+          <w:hyperlink r:id="rId61" w:tgtFrame="_blank">
+            <w:r>
+              <w:t xml:space="preserve">Optimization of a 3D Skin Equivalent Incorporating Melanocytes or Melanoma Cells for In Vitro Melanoma Research.</w:t>
             </w:r>
           </w:hyperlink>
         </w:t>
@@ -5565,9 +6015,9 @@
           <w:u w:val="single"/>
         </w:rPr>
         <w:t xml:space="preserve">
-          <w:hyperlink r:id="rId134" w:tgtFrame="_blank">
-            <w:r>
-              <w:t xml:space="preserve">Probiotic and Antimicrobial Potential of Endophytic B. subtilis UzMU25 Isolated from Inula helenium.</w:t>
+          <w:hyperlink r:id="rId62" w:tgtFrame="_blank">
+            <w:r>
+              <w:t xml:space="preserve">233 nm far-UV-C radiation for biofilm inactivation.</w:t>
             </w:r>
           </w:hyperlink>
         </w:t>
@@ -5610,9 +6060,9 @@
           <w:u w:val="single"/>
         </w:rPr>
         <w:t xml:space="preserve">
-          <w:hyperlink r:id="rId135" w:tgtFrame="_blank">
-            <w:r>
-              <w:t xml:space="preserve">Electrospun Nanofibers Loaded with Verbena officinalis Extract as Multifunctional Bioactive Wound Dressings.</w:t>
+          <w:hyperlink r:id="rId63" w:tgtFrame="_blank">
+            <w:r>
+              <w:t xml:space="preserve">Continuous local minocycline delivery from PLA nanosphere-coated dental implants with long-term antibacterial activity and biocompatibility.</w:t>
             </w:r>
           </w:hyperlink>
         </w:t>
@@ -5655,9 +6105,9 @@
           <w:u w:val="single"/>
         </w:rPr>
         <w:t xml:space="preserve">
-          <w:hyperlink r:id="rId136" w:tgtFrame="_blank">
-            <w:r>
-              <w:t xml:space="preserve">Complementary Time-Kill Activity Displayed by Povidone-Iodine and Hydrogen Peroxide Against Shoulder Arthroplasty-Associated Pathogens, Envisaging Intraoperative Irrigation.</w:t>
+          <w:hyperlink r:id="rId64" w:tgtFrame="_blank">
+            <w:r>
+              <w:t xml:space="preserve">Impact of Incremental Antiseptic Selection on Antibiotic Cross-Resistance and Enhanced Biofilm Formation in Escherichia coli and Acinetobacter baumannii: In Vitro.</w:t>
             </w:r>
           </w:hyperlink>
         </w:t>
@@ -5700,9 +6150,9 @@
           <w:u w:val="single"/>
         </w:rPr>
         <w:t xml:space="preserve">
-          <w:hyperlink r:id="rId137" w:tgtFrame="_blank">
-            <w:r>
-              <w:t xml:space="preserve">Microbial Communities Across Sports Surfaces: Exploring the Biology of Athletic Environments.</w:t>
+          <w:hyperlink r:id="rId65" w:tgtFrame="_blank">
+            <w:r>
+              <w:t xml:space="preserve">From acidification to multi-targeted cellular modulation: dual impact of hydroxy acids on the skin microbiota and the epidermal barrier.</w:t>
             </w:r>
           </w:hyperlink>
         </w:t>
@@ -5745,9 +6195,9 @@
           <w:u w:val="single"/>
         </w:rPr>
         <w:t xml:space="preserve">
-          <w:hyperlink r:id="rId138" w:tgtFrame="_blank">
-            <w:r>
-              <w:t xml:space="preserve">Cold Atmospheric Plasma Disrupts Microbial Wound Bioburden: In Vitro, Porcine MRSA Biofilm, and Clinical Fluorescence Evidence from Bench to Bedside.</w:t>
+          <w:hyperlink r:id="rId66" w:tgtFrame="_blank">
+            <w:r>
+              <w:t xml:space="preserve">Environmental and genetic regulation of mannan architecture in Candidozyma auris (formerly Candida auris), a comparison to other related yeast species: A review.</w:t>
             </w:r>
           </w:hyperlink>
         </w:t>
@@ -5790,9 +6240,9 @@
           <w:u w:val="single"/>
         </w:rPr>
         <w:t xml:space="preserve">
-          <w:hyperlink r:id="rId139" w:tgtFrame="_blank">
-            <w:r>
-              <w:t xml:space="preserve">Repurposing of Clomiphene Citrate and Its Antileishmanial and Antifungal Activities: In Silico and In Vitro Studies.</w:t>
+          <w:hyperlink r:id="rId67" w:tgtFrame="_blank">
+            <w:r>
+              <w:t xml:space="preserve">Healing cascades and infections in wounds monitored using a wearable sensor of gaseous flux.</w:t>
             </w:r>
           </w:hyperlink>
         </w:t>
@@ -5835,9 +6285,9 @@
           <w:u w:val="single"/>
         </w:rPr>
         <w:t xml:space="preserve">
-          <w:hyperlink r:id="rId140" w:tgtFrame="_blank">
-            <w:r>
-              <w:t xml:space="preserve">Global Transcriptional Differences in Staphylococcus aureus Biofilm-Associated Genes in a brpR Mutant Compared to Wild-Type Strain.</w:t>
+          <w:hyperlink r:id="rId68" w:tgtFrame="_blank">
+            <w:r>
+              <w:t xml:space="preserve">A glucose oxidase-powered multi-responsive composite hydrogel with a cascade-amplified antibacterial response for wound dressing.</w:t>
             </w:r>
           </w:hyperlink>
         </w:t>
@@ -5880,234 +6330,9 @@
           <w:u w:val="single"/>
         </w:rPr>
         <w:t xml:space="preserve">
-          <w:hyperlink r:id="rId141" w:tgtFrame="_blank">
-            <w:r>
-              <w:t xml:space="preserve">Interkingdom Biofilms in Chronic Wounds: The Collaboration of Candida albicans and Staphylococcus aureus Against Conventional Wound Antiseptics in a Wound-like Leucocyte-Rich Human Plasma Biofilm Model (lhBIOM).</w:t>
-            </w:r>
-          </w:hyperlink>
-        </w:t>
-      </w:r>
-    </w:p>
-    <w:p>
-      <w:pPr>
-        <w:spacing w:after="0"/>
-        <w:rPr>
-          <w:color w:val="0F50FF"/>
-          <w:u w:val="single"/>
-        </w:rPr>
-      </w:pPr>
-      <w:r>
-        <w:rPr>
-          <w:color w:val="0F50FF"/>
-          <w:u w:val="single"/>
-        </w:rPr>
-        <w:t xml:space="preserve"/>
-      </w:r>
-    </w:p>
-    <w:p>
-      <w:pPr>
-        <w:pStyle w:val="ListParagraph"/>
-        <w:numPr>
-          <w:ilvl w:val="0"/>
-          <w:numId w:val="20"/>
-        </w:numPr>
-        <w:spacing w:after="0" w:line="240" w:lineRule="auto"/>
-        <w:ind w:left="357" w:hanging="357"/>
-        <w:rPr>
-          <w:color w:val="0F50FF"/>
-          <w:u w:val="single"/>
-        </w:rPr>
-      </w:pPr>
-      <w:proofErr w:type="gramStart"/>
-      <w:r>
-        <w:rPr>
-          <w:color w:val="0F50FF"/>
-          <w:u w:val="single"/>
-        </w:rPr>
-        <w:t xml:space="preserve">
-          <w:hyperlink r:id="rId142" w:tgtFrame="_blank">
-            <w:r>
-              <w:t xml:space="preserve">LyeTx I mnΔKL, a New Synthetic Peptide Derived from a Lycosa erythrognatha Toxin, with Potent In Vitro and In Vivo Activity Against Methicillin-Resistant Staphylococcus aureus.</w:t>
-            </w:r>
-          </w:hyperlink>
-        </w:t>
-      </w:r>
-    </w:p>
-    <w:p>
-      <w:pPr>
-        <w:spacing w:after="0"/>
-        <w:rPr>
-          <w:color w:val="0F50FF"/>
-          <w:u w:val="single"/>
-        </w:rPr>
-      </w:pPr>
-      <w:r>
-        <w:rPr>
-          <w:color w:val="0F50FF"/>
-          <w:u w:val="single"/>
-        </w:rPr>
-        <w:t xml:space="preserve"/>
-      </w:r>
-    </w:p>
-    <w:p>
-      <w:pPr>
-        <w:pStyle w:val="ListParagraph"/>
-        <w:numPr>
-          <w:ilvl w:val="0"/>
-          <w:numId w:val="20"/>
-        </w:numPr>
-        <w:spacing w:after="0" w:line="240" w:lineRule="auto"/>
-        <w:ind w:left="357" w:hanging="357"/>
-        <w:rPr>
-          <w:color w:val="0F50FF"/>
-          <w:u w:val="single"/>
-        </w:rPr>
-      </w:pPr>
-      <w:proofErr w:type="gramStart"/>
-      <w:r>
-        <w:rPr>
-          <w:color w:val="0F50FF"/>
-          <w:u w:val="single"/>
-        </w:rPr>
-        <w:t xml:space="preserve">
-          <w:hyperlink r:id="rId143" w:tgtFrame="_blank">
-            <w:r>
-              <w:t xml:space="preserve">Staphylococcus Aureus Toxins and Asthma: Pathophysiological Mechanisms, Clinical Relevance, and Therapeutic Implications in the Biologics Era.</w:t>
-            </w:r>
-          </w:hyperlink>
-        </w:t>
-      </w:r>
-    </w:p>
-    <w:p>
-      <w:pPr>
-        <w:spacing w:after="0"/>
-        <w:rPr>
-          <w:color w:val="0F50FF"/>
-          <w:u w:val="single"/>
-        </w:rPr>
-      </w:pPr>
-      <w:r>
-        <w:rPr>
-          <w:color w:val="0F50FF"/>
-          <w:u w:val="single"/>
-        </w:rPr>
-        <w:t xml:space="preserve"/>
-      </w:r>
-    </w:p>
-    <w:p>
-      <w:pPr>
-        <w:pStyle w:val="ListParagraph"/>
-        <w:numPr>
-          <w:ilvl w:val="0"/>
-          <w:numId w:val="20"/>
-        </w:numPr>
-        <w:spacing w:after="0" w:line="240" w:lineRule="auto"/>
-        <w:ind w:left="357" w:hanging="357"/>
-        <w:rPr>
-          <w:color w:val="0F50FF"/>
-          <w:u w:val="single"/>
-        </w:rPr>
-      </w:pPr>
-      <w:proofErr w:type="gramStart"/>
-      <w:r>
-        <w:rPr>
-          <w:color w:val="0F50FF"/>
-          <w:u w:val="single"/>
-        </w:rPr>
-        <w:t xml:space="preserve">
-          <w:hyperlink r:id="rId144" w:tgtFrame="_blank">
-            <w:r>
-              <w:t xml:space="preserve">Healthcare Handbasin Design and Microbial Safety: A Review of Guidelines and Current Evidence.</w:t>
-            </w:r>
-          </w:hyperlink>
-        </w:t>
-      </w:r>
-    </w:p>
-    <w:p>
-      <w:pPr>
-        <w:spacing w:after="0"/>
-        <w:rPr>
-          <w:color w:val="0F50FF"/>
-          <w:u w:val="single"/>
-        </w:rPr>
-      </w:pPr>
-      <w:r>
-        <w:rPr>
-          <w:color w:val="0F50FF"/>
-          <w:u w:val="single"/>
-        </w:rPr>
-        <w:t xml:space="preserve"/>
-      </w:r>
-    </w:p>
-    <w:p>
-      <w:pPr>
-        <w:pStyle w:val="ListParagraph"/>
-        <w:numPr>
-          <w:ilvl w:val="0"/>
-          <w:numId w:val="20"/>
-        </w:numPr>
-        <w:spacing w:after="0" w:line="240" w:lineRule="auto"/>
-        <w:ind w:left="357" w:hanging="357"/>
-        <w:rPr>
-          <w:color w:val="0F50FF"/>
-          <w:u w:val="single"/>
-        </w:rPr>
-      </w:pPr>
-      <w:proofErr w:type="gramStart"/>
-      <w:r>
-        <w:rPr>
-          <w:color w:val="0F50FF"/>
-          <w:u w:val="single"/>
-        </w:rPr>
-        <w:t xml:space="preserve">
-          <w:hyperlink r:id="rId145" w:tgtFrame="_blank">
-            <w:r>
-              <w:t xml:space="preserve">Neutrophil Extracellular Trap-Inspired Dynamic Hydrogel with Sonodynamic Amplification for Infected Wound Therapy.</w:t>
-            </w:r>
-          </w:hyperlink>
-        </w:t>
-      </w:r>
-    </w:p>
-    <w:p>
-      <w:pPr>
-        <w:spacing w:after="0"/>
-        <w:rPr>
-          <w:color w:val="0F50FF"/>
-          <w:u w:val="single"/>
-        </w:rPr>
-      </w:pPr>
-      <w:r>
-        <w:rPr>
-          <w:color w:val="0F50FF"/>
-          <w:u w:val="single"/>
-        </w:rPr>
-        <w:t xml:space="preserve"/>
-      </w:r>
-    </w:p>
-    <w:p>
-      <w:pPr>
-        <w:pStyle w:val="ListParagraph"/>
-        <w:numPr>
-          <w:ilvl w:val="0"/>
-          <w:numId w:val="20"/>
-        </w:numPr>
-        <w:spacing w:after="0" w:line="240" w:lineRule="auto"/>
-        <w:ind w:left="357" w:hanging="357"/>
-        <w:rPr>
-          <w:color w:val="0F50FF"/>
-          <w:u w:val="single"/>
-        </w:rPr>
-      </w:pPr>
-      <w:proofErr w:type="gramStart"/>
-      <w:r>
-        <w:rPr>
-          <w:color w:val="0F50FF"/>
-          <w:u w:val="single"/>
-        </w:rPr>
-        <w:t xml:space="preserve">
-          <w:hyperlink r:id="rId146" w:tgtFrame="_blank">
-            <w:r>
-              <w:t xml:space="preserve">Tannic acid attenuates Pseudomonas aeruginosa virulence and promotes healing of infected cutaneous wounds: phenotypic and transcriptomic analyses.</w:t>
+          <w:hyperlink r:id="rId69" w:tgtFrame="_blank">
+            <w:r>
+              <w:t xml:space="preserve">Synergistic Phytochemicals From Mitracarpus frigidus (Willd. ex Roem. &amp; Schult.) K. Schum. and Lantana camara Linn. in Chitosan Biofilms: Antioxidant and Anti-Inflammatory Activities With Wound-Healing Potential.</w:t>
             </w:r>
           </w:hyperlink>
         </w:t>
@@ -6183,9 +6408,9 @@
           <w:u w:val="single"/>
         </w:rPr>
         <w:t xml:space="preserve">
-          <w:hyperlink r:id="rId88" w:tgtFrame="_blank">
-            <w:r>
-              <w:t xml:space="preserve">Effect of Abrocitinib on the Skin Microbiome in Patients With Moderate-to-Severe Atopic Dermatitis.</w:t>
+          <w:hyperlink r:id="rId16" w:tgtFrame="_blank">
+            <w:r>
+              <w:t xml:space="preserve">P1D6 inhibits FnBP-induced extracellular proteome remodeling: proteomic evidence for a novel intervention strategy in atopic dermatitis.</w:t>
             </w:r>
           </w:hyperlink>
         </w:t>
@@ -6228,9 +6453,9 @@
           <w:u w:val="single"/>
         </w:rPr>
         <w:t xml:space="preserve">
-          <w:hyperlink r:id="rId89" w:tgtFrame="_blank">
-            <w:r>
-              <w:t xml:space="preserve">Multi-omics analyses reveal host-microbe interactions in atopic dermatitis and psoriasis.</w:t>
+          <w:hyperlink r:id="rId17" w:tgtFrame="_blank">
+            <w:r>
+              <w:t xml:space="preserve">Sepsis Secondary to Crusted Scabies Following Iatrogenic Treatment for Hansen's Disease in an Indigenous Amazonian Patient: A Case Report.</w:t>
             </w:r>
           </w:hyperlink>
         </w:t>
@@ -6273,9 +6498,9 @@
           <w:u w:val="single"/>
         </w:rPr>
         <w:t xml:space="preserve">
-          <w:hyperlink r:id="rId90" w:tgtFrame="_blank">
-            <w:r>
-              <w:t xml:space="preserve">Epidermis to endocardium: mapping the association between atopic dermatitis and infective endocarditis.</w:t>
+          <w:hyperlink r:id="rId18" w:tgtFrame="_blank">
+            <w:r>
+              <w:t xml:space="preserve">A stromal β-defensin, DEFB124, contributes to cutaneous host defense against Staphylococcus aureus.</w:t>
             </w:r>
           </w:hyperlink>
         </w:t>
@@ -6318,9 +6543,9 @@
           <w:u w:val="single"/>
         </w:rPr>
         <w:t xml:space="preserve">
-          <w:hyperlink r:id="rId91" w:tgtFrame="_blank">
-            <w:r>
-              <w:t xml:space="preserve">Innate host defense lysozyme may help control Staphylococcus aureus in atopic dermatitis.</w:t>
+          <w:hyperlink r:id="rId19" w:tgtFrame="_blank">
+            <w:r>
+              <w:t xml:space="preserve">Atopic dermatitis and beyond: Staphylococcus aureus skin adaptation.</w:t>
             </w:r>
           </w:hyperlink>
         </w:t>
@@ -6363,9 +6588,9 @@
           <w:u w:val="single"/>
         </w:rPr>
         <w:t xml:space="preserve">
-          <w:hyperlink r:id="rId92" w:tgtFrame="_blank">
-            <w:r>
-              <w:t xml:space="preserve">Epithelial-Dermal Immune Memory: Tracking Staphylococcus aureus-Induced Trained Immunity in the Progression of Chronic Skin Inflammation.</w:t>
+          <w:hyperlink r:id="rId20" w:tgtFrame="_blank">
+            <w:r>
+              <w:t xml:space="preserve">An Uncommon Presentation of Polyarticular Septic Arthritis Following an Atraumatic Treadmill Run: A Case Report.</w:t>
             </w:r>
           </w:hyperlink>
         </w:t>
@@ -6408,9 +6633,9 @@
           <w:u w:val="single"/>
         </w:rPr>
         <w:t xml:space="preserve">
-          <w:hyperlink r:id="rId93" w:tgtFrame="_blank">
-            <w:r>
-              <w:t xml:space="preserve">Mast Cells in Host Defense Against Cutaneous Staphylococcus aureus Infection.</w:t>
+          <w:hyperlink r:id="rId21" w:tgtFrame="_blank">
+            <w:r>
+              <w:t xml:space="preserve">Adverse pregnancy outcomes in women with atopic dermatitis: A systematic review and meta-analysis.</w:t>
             </w:r>
           </w:hyperlink>
         </w:t>
@@ -6453,9 +6678,9 @@
           <w:u w:val="single"/>
         </w:rPr>
         <w:t xml:space="preserve">
-          <w:hyperlink r:id="rId94" w:tgtFrame="_blank">
-            <w:r>
-              <w:t xml:space="preserve">Topical Application of Indole-3-Acetic Acid, Present in S. epidermidis Supernatant, Alleviates Atopic Dermatitis in Mice at Least via the Aryl Hydrocarbon Receptor Signalling Pathway.</w:t>
+          <w:hyperlink r:id="rId22" w:tgtFrame="_blank">
+            <w:r>
+              <w:t xml:space="preserve">Berberine Inhibits Eczematous Skin S. aureus-Induced Mast Cell/Basophil Activation and Modulates MAPK-Associated Gene Expression.</w:t>
             </w:r>
           </w:hyperlink>
         </w:t>
@@ -6498,9 +6723,9 @@
           <w:u w:val="single"/>
         </w:rPr>
         <w:t xml:space="preserve">
-          <w:hyperlink r:id="rId95" w:tgtFrame="_blank">
-            <w:r>
-              <w:t xml:space="preserve">Taxonomic and Functional Skin Microbiome Profiles in Nummular Eczema, Atopic Dermatitis, and Mixed Phenotypes: An Exploratory Shotgun Metagenomic Pilot Study.</w:t>
+          <w:hyperlink r:id="rId23" w:tgtFrame="_blank">
+            <w:r>
+              <w:t xml:space="preserve">Effectiveness of cold atmospheric plasma on Staphylococcus Aureus colonies on living animal tissue surface.</w:t>
             </w:r>
           </w:hyperlink>
         </w:t>
@@ -6543,9 +6768,324 @@
           <w:u w:val="single"/>
         </w:rPr>
         <w:t xml:space="preserve">
-          <w:hyperlink r:id="rId96" w:tgtFrame="_blank">
-            <w:r>
-              <w:t xml:space="preserve">Effects of Extended-Release Polyhexanide on Inflammatory Cytokine Expression and Disease Severity Following Staphylococcus Aureus Exposure in a Murine Dermatitis Model.</w:t>
+          <w:hyperlink r:id="rId24" w:tgtFrame="_blank">
+            <w:r>
+              <w:t xml:space="preserve">Improvement of refractory impetiginized lesions after dupilumab treatment in children with atopic dermatitis.</w:t>
+            </w:r>
+          </w:hyperlink>
+        </w:t>
+      </w:r>
+    </w:p>
+    <w:p>
+      <w:pPr>
+        <w:spacing w:after="0"/>
+        <w:rPr>
+          <w:color w:val="0F50FF"/>
+          <w:u w:val="single"/>
+        </w:rPr>
+      </w:pPr>
+      <w:r>
+        <w:rPr>
+          <w:color w:val="0F50FF"/>
+          <w:u w:val="single"/>
+        </w:rPr>
+        <w:t xml:space="preserve"/>
+      </w:r>
+    </w:p>
+    <w:p>
+      <w:pPr>
+        <w:pStyle w:val="ListParagraph"/>
+        <w:numPr>
+          <w:ilvl w:val="0"/>
+          <w:numId w:val="21"/>
+        </w:numPr>
+        <w:spacing w:after="0" w:line="240" w:lineRule="auto"/>
+        <w:ind w:left="357" w:hanging="357"/>
+        <w:rPr>
+          <w:color w:val="0F50FF"/>
+          <w:u w:val="single"/>
+        </w:rPr>
+      </w:pPr>
+      <w:proofErr w:type="gramStart"/>
+      <w:r>
+        <w:rPr>
+          <w:color w:val="0F50FF"/>
+          <w:u w:val="single"/>
+        </w:rPr>
+        <w:t xml:space="preserve">
+          <w:hyperlink r:id="rId25" w:tgtFrame="_blank">
+            <w:r>
+              <w:t xml:space="preserve">Urban Exposome and Skin Microbiome in Atopic Dermatitis: A Comparative Study Between Two Brazilian Municipalities.</w:t>
+            </w:r>
+          </w:hyperlink>
+        </w:t>
+      </w:r>
+    </w:p>
+    <w:p>
+      <w:pPr>
+        <w:spacing w:after="0"/>
+        <w:rPr>
+          <w:color w:val="0F50FF"/>
+          <w:u w:val="single"/>
+        </w:rPr>
+      </w:pPr>
+      <w:r>
+        <w:rPr>
+          <w:color w:val="0F50FF"/>
+          <w:u w:val="single"/>
+        </w:rPr>
+        <w:t xml:space="preserve"/>
+      </w:r>
+    </w:p>
+    <w:p>
+      <w:pPr>
+        <w:pStyle w:val="ListParagraph"/>
+        <w:numPr>
+          <w:ilvl w:val="0"/>
+          <w:numId w:val="21"/>
+        </w:numPr>
+        <w:spacing w:after="0" w:line="240" w:lineRule="auto"/>
+        <w:ind w:left="357" w:hanging="357"/>
+        <w:rPr>
+          <w:color w:val="0F50FF"/>
+          <w:u w:val="single"/>
+        </w:rPr>
+      </w:pPr>
+      <w:proofErr w:type="gramStart"/>
+      <w:r>
+        <w:rPr>
+          <w:color w:val="0F50FF"/>
+          <w:u w:val="single"/>
+        </w:rPr>
+        <w:t xml:space="preserve">
+          <w:hyperlink r:id="rId26" w:tgtFrame="_blank">
+            <w:r>
+              <w:t xml:space="preserve">RNase-mediated defence and its association with SCCmec in Staphylococcus aureus.</w:t>
+            </w:r>
+          </w:hyperlink>
+        </w:t>
+      </w:r>
+    </w:p>
+    <w:p>
+      <w:pPr>
+        <w:spacing w:after="0"/>
+        <w:rPr>
+          <w:color w:val="0F50FF"/>
+          <w:u w:val="single"/>
+        </w:rPr>
+      </w:pPr>
+      <w:r>
+        <w:rPr>
+          <w:color w:val="0F50FF"/>
+          <w:u w:val="single"/>
+        </w:rPr>
+        <w:t xml:space="preserve"/>
+      </w:r>
+    </w:p>
+    <w:p>
+      <w:pPr>
+        <w:pStyle w:val="ListParagraph"/>
+        <w:numPr>
+          <w:ilvl w:val="0"/>
+          <w:numId w:val="21"/>
+        </w:numPr>
+        <w:spacing w:after="0" w:line="240" w:lineRule="auto"/>
+        <w:ind w:left="357" w:hanging="357"/>
+        <w:rPr>
+          <w:color w:val="0F50FF"/>
+          <w:u w:val="single"/>
+        </w:rPr>
+      </w:pPr>
+      <w:proofErr w:type="gramStart"/>
+      <w:r>
+        <w:rPr>
+          <w:color w:val="0F50FF"/>
+          <w:u w:val="single"/>
+        </w:rPr>
+        <w:t xml:space="preserve">
+          <w:hyperlink r:id="rId27" w:tgtFrame="_blank">
+            <w:r>
+              <w:t xml:space="preserve">The role and management of dietary and environmental factors in pediatric atopic dermatitis.</w:t>
+            </w:r>
+          </w:hyperlink>
+        </w:t>
+      </w:r>
+    </w:p>
+    <w:p>
+      <w:pPr>
+        <w:spacing w:after="0"/>
+        <w:rPr>
+          <w:color w:val="0F50FF"/>
+          <w:u w:val="single"/>
+        </w:rPr>
+      </w:pPr>
+      <w:r>
+        <w:rPr>
+          <w:color w:val="0F50FF"/>
+          <w:u w:val="single"/>
+        </w:rPr>
+        <w:t xml:space="preserve"/>
+      </w:r>
+    </w:p>
+    <w:p>
+      <w:pPr>
+        <w:pStyle w:val="ListParagraph"/>
+        <w:numPr>
+          <w:ilvl w:val="0"/>
+          <w:numId w:val="21"/>
+        </w:numPr>
+        <w:spacing w:after="0" w:line="240" w:lineRule="auto"/>
+        <w:ind w:left="357" w:hanging="357"/>
+        <w:rPr>
+          <w:color w:val="0F50FF"/>
+          <w:u w:val="single"/>
+        </w:rPr>
+      </w:pPr>
+      <w:proofErr w:type="gramStart"/>
+      <w:r>
+        <w:rPr>
+          <w:color w:val="0F50FF"/>
+          <w:u w:val="single"/>
+        </w:rPr>
+        <w:t xml:space="preserve">
+          <w:hyperlink r:id="rId28" w:tgtFrame="_blank">
+            <w:r>
+              <w:t xml:space="preserve">The Gut-Skin Axis in Atopic Dermatitis and Inflammatory Bowel Disease: Mechanisms, Microbiota, and Therapeutic Implications.</w:t>
+            </w:r>
+          </w:hyperlink>
+        </w:t>
+      </w:r>
+    </w:p>
+    <w:p>
+      <w:pPr>
+        <w:spacing w:after="0"/>
+        <w:rPr>
+          <w:color w:val="0F50FF"/>
+          <w:u w:val="single"/>
+        </w:rPr>
+      </w:pPr>
+      <w:r>
+        <w:rPr>
+          <w:color w:val="0F50FF"/>
+          <w:u w:val="single"/>
+        </w:rPr>
+        <w:t xml:space="preserve"/>
+      </w:r>
+    </w:p>
+    <w:p>
+      <w:pPr>
+        <w:pStyle w:val="ListParagraph"/>
+        <w:numPr>
+          <w:ilvl w:val="0"/>
+          <w:numId w:val="21"/>
+        </w:numPr>
+        <w:spacing w:after="0" w:line="240" w:lineRule="auto"/>
+        <w:ind w:left="357" w:hanging="357"/>
+        <w:rPr>
+          <w:color w:val="0F50FF"/>
+          <w:u w:val="single"/>
+        </w:rPr>
+      </w:pPr>
+      <w:proofErr w:type="gramStart"/>
+      <w:r>
+        <w:rPr>
+          <w:color w:val="0F50FF"/>
+          <w:u w:val="single"/>
+        </w:rPr>
+        <w:t xml:space="preserve">
+          <w:hyperlink r:id="rId29" w:tgtFrame="_blank">
+            <w:r>
+              <w:t xml:space="preserve">Advancing Epidermal Barrier Resilience in Atopic Dermatitis with Isosorbide Di-Fatty Acid Esters: From Disruption to Restoration.</w:t>
+            </w:r>
+          </w:hyperlink>
+        </w:t>
+      </w:r>
+    </w:p>
+    <w:p>
+      <w:pPr>
+        <w:spacing w:after="0"/>
+        <w:rPr>
+          <w:color w:val="0F50FF"/>
+          <w:u w:val="single"/>
+        </w:rPr>
+      </w:pPr>
+      <w:r>
+        <w:rPr>
+          <w:color w:val="0F50FF"/>
+          <w:u w:val="single"/>
+        </w:rPr>
+        <w:t xml:space="preserve"/>
+      </w:r>
+    </w:p>
+    <w:p>
+      <w:pPr>
+        <w:pStyle w:val="ListParagraph"/>
+        <w:numPr>
+          <w:ilvl w:val="0"/>
+          <w:numId w:val="21"/>
+        </w:numPr>
+        <w:spacing w:after="0" w:line="240" w:lineRule="auto"/>
+        <w:ind w:left="357" w:hanging="357"/>
+        <w:rPr>
+          <w:color w:val="0F50FF"/>
+          <w:u w:val="single"/>
+        </w:rPr>
+      </w:pPr>
+      <w:proofErr w:type="gramStart"/>
+      <w:r>
+        <w:rPr>
+          <w:color w:val="0F50FF"/>
+          <w:u w:val="single"/>
+        </w:rPr>
+        <w:t xml:space="preserve">
+          <w:hyperlink r:id="rId30" w:tgtFrame="_blank">
+            <w:r>
+              <w:t xml:space="preserve">Evaluating the potential of Cajanus cajan (L.) Millsp. Root to improve atopic dermatitis with different anti-inflammatory models and active compounds.</w:t>
+            </w:r>
+          </w:hyperlink>
+        </w:t>
+      </w:r>
+    </w:p>
+    <w:p>
+      <w:pPr>
+        <w:spacing w:after="0"/>
+        <w:rPr>
+          <w:color w:val="0F50FF"/>
+          <w:u w:val="single"/>
+        </w:rPr>
+      </w:pPr>
+      <w:r>
+        <w:rPr>
+          <w:color w:val="0F50FF"/>
+          <w:u w:val="single"/>
+        </w:rPr>
+        <w:t xml:space="preserve"/>
+      </w:r>
+    </w:p>
+    <w:p>
+      <w:pPr>
+        <w:pStyle w:val="ListParagraph"/>
+        <w:numPr>
+          <w:ilvl w:val="0"/>
+          <w:numId w:val="21"/>
+        </w:numPr>
+        <w:spacing w:after="0" w:line="240" w:lineRule="auto"/>
+        <w:ind w:left="357" w:hanging="357"/>
+        <w:rPr>
+          <w:color w:val="0F50FF"/>
+          <w:u w:val="single"/>
+        </w:rPr>
+      </w:pPr>
+      <w:proofErr w:type="gramStart"/>
+      <w:r>
+        <w:rPr>
+          <w:color w:val="0F50FF"/>
+          <w:u w:val="single"/>
+        </w:rPr>
+        <w:t xml:space="preserve">
+          <w:hyperlink r:id="rId31" w:tgtFrame="_blank">
+            <w:r>
+              <w:t xml:space="preserve">Microecology-engineered bioactive textile interfaces for durable allergen deactivation and antibacterial function.</w:t>
             </w:r>
           </w:hyperlink>
         </w:t>
@@ -6624,9 +7164,9 @@
           <w:u w:val="single"/>
         </w:rPr>
         <w:t xml:space="preserve">
-          <w:hyperlink r:id="rId152" w:tgtFrame="_blank">
-            <w:r>
-              <w:t xml:space="preserve">Standardization and Assessment of Acute Dermal Toxicity of an Ayurvedic Medicine Brihat Somraji Taila in Sprague-Dawley rats.</w:t>
+          <w:hyperlink r:id="rId70" w:tgtFrame="_blank">
+            <w:r>
+              <w:t xml:space="preserve">Intradiscal Cutibacterium acnes Prevalence Immediately Prior to Fusion or Total Disc Replacement Device Implantation: A Prospective Registry Study of Cervical and Lumbar Discs.</w:t>
             </w:r>
           </w:hyperlink>
         </w:t>
@@ -6669,9 +7209,9 @@
           <w:u w:val="single"/>
         </w:rPr>
         <w:t xml:space="preserve">
-          <w:hyperlink r:id="rId153" w:tgtFrame="_blank">
-            <w:r>
-              <w:t xml:space="preserve">Development and characterization of a sustainable bacterial cellulose/collagen composite membrane for enhanced wound healing and tissue regeneration applications.</w:t>
+          <w:hyperlink r:id="rId71" w:tgtFrame="_blank">
+            <w:r>
+              <w:t xml:space="preserve">Galactomannan polysaccharides: An updated review on isolation, characterization, bioactivities, and application as carrier agents and delivery systems for natural bioactive compounds.</w:t>
             </w:r>
           </w:hyperlink>
         </w:t>
@@ -6714,9 +7254,9 @@
           <w:u w:val="single"/>
         </w:rPr>
         <w:t xml:space="preserve">
-          <w:hyperlink r:id="rId154" w:tgtFrame="_blank">
-            <w:r>
-              <w:t xml:space="preserve">Colonization of 3D-organotypic human skin by the Lyme Disease pathogen, Borrelia burgdorferi.</w:t>
+          <w:hyperlink r:id="rId72" w:tgtFrame="_blank">
+            <w:r>
+              <w:t xml:space="preserve">Granular parakeratosis associated with the use of laundry sanitizers containing benzalkonium chloride: a case report.</w:t>
             </w:r>
           </w:hyperlink>
         </w:t>
@@ -6759,9 +7299,9 @@
           <w:u w:val="single"/>
         </w:rPr>
         <w:t xml:space="preserve">
-          <w:hyperlink r:id="rId155" w:tgtFrame="_blank">
-            <w:r>
-              <w:t xml:space="preserve">From gut-derived metabolites to topical targets: 5-(3',4'-dihydroxyphenyl)-γ-valerolactone as an anti-inflammatory candidate for skin and mucosal inflammation.</w:t>
+          <w:hyperlink r:id="rId73" w:tgtFrame="_blank">
+            <w:r>
+              <w:t xml:space="preserve">Lignan-rich Norway spruce (Picea abies) resin extract exhibits anti-inflammatory, skin-regenerative and anti-acne effects: In vitro, in silico, biocompatibility and exploratory clinical findings.</w:t>
             </w:r>
           </w:hyperlink>
         </w:t>
@@ -6804,9 +7344,9 @@
           <w:u w:val="single"/>
         </w:rPr>
         <w:t xml:space="preserve">
-          <w:hyperlink r:id="rId156" w:tgtFrame="_blank">
-            <w:r>
-              <w:t xml:space="preserve">Preclinical Evaluation of Anti-Acne Topical Creams Containing Psorospermum Febrifugum Stem Bark Extract: Lipase Inhibition, Sebum Regulation, and Dermal Safety.</w:t>
+          <w:hyperlink r:id="rId74" w:tgtFrame="_blank">
+            <w:r>
+              <w:t xml:space="preserve">Repeated topical exposure to benzo[a]pyrene and systemic immune effects in rats: analysis of splenic responses and macrophage function.</w:t>
             </w:r>
           </w:hyperlink>
         </w:t>
@@ -6849,9 +7389,9 @@
           <w:u w:val="single"/>
         </w:rPr>
         <w:t xml:space="preserve">
-          <w:hyperlink r:id="rId157" w:tgtFrame="_blank">
-            <w:r>
-              <w:t xml:space="preserve">Establishment of a stable three-dimensional fibrotic cell culture model for reproducible baseline and experimental applications.</w:t>
+          <w:hyperlink r:id="rId75" w:tgtFrame="_blank">
+            <w:r>
+              <w:t xml:space="preserve">Mixed-Culture Fermentation of Coffee Pulp Induces Metabolomic Changes and Enhances Multi-Target Bioactivity Relevant to Androgenetic Alopecia.</w:t>
             </w:r>
           </w:hyperlink>
         </w:t>
@@ -6894,9 +7434,9 @@
           <w:u w:val="single"/>
         </w:rPr>
         <w:t xml:space="preserve">
-          <w:hyperlink r:id="rId158" w:tgtFrame="_blank">
-            <w:r>
-              <w:t xml:space="preserve">Biological profiling of structurally diverse LEGO-LPPOs reveals differences in antibacterial activity, cytocompatibility, and in vivo tolerability.</w:t>
+          <w:hyperlink r:id="rId76" w:tgtFrame="_blank">
+            <w:r>
+              <w:t xml:space="preserve">In Vitro Anti-Aging Properties of a Cetraria islandica Extract: Interest for Skin Care Cosmetics.</w:t>
             </w:r>
           </w:hyperlink>
         </w:t>
@@ -6939,9 +7479,9 @@
           <w:u w:val="single"/>
         </w:rPr>
         <w:t xml:space="preserve">
-          <w:hyperlink r:id="rId159" w:tgtFrame="_blank">
-            <w:r>
-              <w:t xml:space="preserve">Handheld bioprinter-enabled in situ application of lignin-mediated green-synthesized AgNP-doped antibacterial GelMA-silk fibroin tissue adhesives: In vitro and ex vivo characterizations.</w:t>
+          <w:hyperlink r:id="rId77" w:tgtFrame="_blank">
+            <w:r>
+              <w:t xml:space="preserve">Dynamic flow-driven in vitro skin model reveals mechanosensitive remodeling pathways.</w:t>
             </w:r>
           </w:hyperlink>
         </w:t>
@@ -6984,9 +7524,99 @@
           <w:u w:val="single"/>
         </w:rPr>
         <w:t xml:space="preserve">
-          <w:hyperlink r:id="rId160" w:tgtFrame="_blank">
-            <w:r>
-              <w:t xml:space="preserve">Synthesis and evaluation of haemocompatible, antioxidant, and antibacterial properties, and acute oral toxicity of a methacrylic acid mediated glucoxylan for wound healing applications.</w:t>
+          <w:hyperlink r:id="rId78" w:tgtFrame="_blank">
+            <w:r>
+              <w:t xml:space="preserve">Molecular Heterogeneity in Clinically Ambiguous Atopic Dermatitis-Psoriasis Overlap: Compartment-Resolved Transcriptomic Profiling.</w:t>
+            </w:r>
+          </w:hyperlink>
+        </w:t>
+      </w:r>
+    </w:p>
+    <w:p>
+      <w:pPr>
+        <w:spacing w:after="0"/>
+        <w:rPr>
+          <w:color w:val="0F50FF"/>
+          <w:u w:val="single"/>
+        </w:rPr>
+      </w:pPr>
+      <w:r>
+        <w:rPr>
+          <w:color w:val="0F50FF"/>
+          <w:u w:val="single"/>
+        </w:rPr>
+        <w:t xml:space="preserve"/>
+      </w:r>
+    </w:p>
+    <w:p>
+      <w:pPr>
+        <w:pStyle w:val="ListParagraph"/>
+        <w:numPr>
+          <w:ilvl w:val="0"/>
+          <w:numId w:val="22"/>
+        </w:numPr>
+        <w:spacing w:after="0" w:line="240" w:lineRule="auto"/>
+        <w:ind w:left="357" w:hanging="357"/>
+        <w:rPr>
+          <w:color w:val="0F50FF"/>
+          <w:u w:val="single"/>
+        </w:rPr>
+      </w:pPr>
+      <w:proofErr w:type="gramStart"/>
+      <w:r>
+        <w:rPr>
+          <w:color w:val="0F50FF"/>
+          <w:u w:val="single"/>
+        </w:rPr>
+        <w:t xml:space="preserve">
+          <w:hyperlink r:id="rId79" w:tgtFrame="_blank">
+            <w:r>
+              <w:t xml:space="preserve">Francisella orientalis in Aquacultured Tilapia (Oreochromis spp.): A Case Work-Up of Diagnostics and Pathologic Findings in the North Central Region (USA).</w:t>
+            </w:r>
+          </w:hyperlink>
+        </w:t>
+      </w:r>
+    </w:p>
+    <w:p>
+      <w:pPr>
+        <w:spacing w:after="0"/>
+        <w:rPr>
+          <w:color w:val="0F50FF"/>
+          <w:u w:val="single"/>
+        </w:rPr>
+      </w:pPr>
+      <w:r>
+        <w:rPr>
+          <w:color w:val="0F50FF"/>
+          <w:u w:val="single"/>
+        </w:rPr>
+        <w:t xml:space="preserve"/>
+      </w:r>
+    </w:p>
+    <w:p>
+      <w:pPr>
+        <w:pStyle w:val="ListParagraph"/>
+        <w:numPr>
+          <w:ilvl w:val="0"/>
+          <w:numId w:val="22"/>
+        </w:numPr>
+        <w:spacing w:after="0" w:line="240" w:lineRule="auto"/>
+        <w:ind w:left="357" w:hanging="357"/>
+        <w:rPr>
+          <w:color w:val="0F50FF"/>
+          <w:u w:val="single"/>
+        </w:rPr>
+      </w:pPr>
+      <w:proofErr w:type="gramStart"/>
+      <w:r>
+        <w:rPr>
+          <w:color w:val="0F50FF"/>
+          <w:u w:val="single"/>
+        </w:rPr>
+        <w:t xml:space="preserve">
+          <w:hyperlink r:id="rId80" w:tgtFrame="_blank">
+            <w:r>
+              <w:t xml:space="preserve">Morphological, Ultrastructural, and Histopathological Characterization of Natural Rhipicephalus annulatus Infestation in Sheep Skin From Kerbala Province, Iraq.</w:t>
             </w:r>
           </w:hyperlink>
         </w:t>
@@ -7064,9 +7694,9 @@
           <w:u w:val="single"/>
         </w:rPr>
         <w:t xml:space="preserve">
-          <w:hyperlink r:id="rId215" w:tgtFrame="_blank">
-            <w:r>
-              <w:t xml:space="preserve">Decolonization, containment or source control? pathogen-specific anti-infective prevention for methicillin-resistant staphylococcus aureus (MRSA), carbapenem-resistant enterobacterales (CRE) and Candida auris.</w:t>
+          <w:hyperlink r:id="rId151" w:tgtFrame="_blank">
+            <w:r>
+              <w:t xml:space="preserve">Single-dose intranasal 10% povidone-iodine for perioperative nasal decolonization of Staphylococcus spp.: a randomized, open label, placebo-controlled trial.</w:t>
             </w:r>
           </w:hyperlink>
         </w:t>
@@ -7109,9 +7739,9 @@
           <w:u w:val="single"/>
         </w:rPr>
         <w:t xml:space="preserve">
-          <w:hyperlink r:id="rId216" w:tgtFrame="_blank">
-            <w:r>
-              <w:t xml:space="preserve">Rethinking Preoperative MRSA/MSSA Screening Through Molecular Triage.</w:t>
+          <w:hyperlink r:id="rId152" w:tgtFrame="_blank">
+            <w:r>
+              <w:t xml:space="preserve">Molecular Characterization of Antimicrobial Resistance and Virulence Genotypes in Staphylococcus aureus Isolates: Investigation of mecA, pvl, and agr Groups.</w:t>
             </w:r>
           </w:hyperlink>
         </w:t>
@@ -7154,414 +7784,9 @@
           <w:u w:val="single"/>
         </w:rPr>
         <w:t xml:space="preserve">
-          <w:hyperlink r:id="rId217" w:tgtFrame="_blank">
-            <w:r>
-              <w:t xml:space="preserve">Hidden reservoirs in clinical settings: Clonal dissemination and virulence profile of multidrug-resistant Staphylococcus aureus from healthcare workers' mobile phones.</w:t>
-            </w:r>
-          </w:hyperlink>
-        </w:t>
-      </w:r>
-    </w:p>
-    <w:p>
-      <w:pPr>
-        <w:spacing w:after="0"/>
-        <w:rPr>
-          <w:color w:val="0F50FF"/>
-          <w:u w:val="single"/>
-        </w:rPr>
-      </w:pPr>
-      <w:r>
-        <w:rPr>
-          <w:color w:val="0F50FF"/>
-          <w:u w:val="single"/>
-        </w:rPr>
-        <w:t xml:space="preserve"/>
-      </w:r>
-    </w:p>
-    <w:p>
-      <w:pPr>
-        <w:pStyle w:val="ListParagraph"/>
-        <w:numPr>
-          <w:ilvl w:val="0"/>
-          <w:numId w:val="23"/>
-        </w:numPr>
-        <w:spacing w:after="0" w:line="240" w:lineRule="auto"/>
-        <w:ind w:left="357" w:hanging="357"/>
-        <w:rPr>
-          <w:color w:val="0F50FF"/>
-          <w:u w:val="single"/>
-        </w:rPr>
-      </w:pPr>
-      <w:proofErr w:type="gramStart"/>
-      <w:r>
-        <w:rPr>
-          <w:color w:val="0F50FF"/>
-          <w:u w:val="single"/>
-        </w:rPr>
-        <w:t xml:space="preserve">
-          <w:hyperlink r:id="rId218" w:tgtFrame="_blank">
-            <w:r>
-              <w:t xml:space="preserve">The Role of Decolonization in Prevention of Staphylococcus aureus Infection.</w:t>
-            </w:r>
-          </w:hyperlink>
-        </w:t>
-      </w:r>
-    </w:p>
-    <w:p>
-      <w:pPr>
-        <w:spacing w:after="0"/>
-        <w:rPr>
-          <w:color w:val="0F50FF"/>
-          <w:u w:val="single"/>
-        </w:rPr>
-      </w:pPr>
-      <w:r>
-        <w:rPr>
-          <w:color w:val="0F50FF"/>
-          <w:u w:val="single"/>
-        </w:rPr>
-        <w:t xml:space="preserve"/>
-      </w:r>
-    </w:p>
-    <w:p>
-      <w:pPr>
-        <w:pStyle w:val="ListParagraph"/>
-        <w:numPr>
-          <w:ilvl w:val="0"/>
-          <w:numId w:val="23"/>
-        </w:numPr>
-        <w:spacing w:after="0" w:line="240" w:lineRule="auto"/>
-        <w:ind w:left="357" w:hanging="357"/>
-        <w:rPr>
-          <w:color w:val="0F50FF"/>
-          <w:u w:val="single"/>
-        </w:rPr>
-      </w:pPr>
-      <w:proofErr w:type="gramStart"/>
-      <w:r>
-        <w:rPr>
-          <w:color w:val="0F50FF"/>
-          <w:u w:val="single"/>
-        </w:rPr>
-        <w:t xml:space="preserve">
-          <w:hyperlink r:id="rId219" w:tgtFrame="_blank">
-            <w:r>
-              <w:t xml:space="preserve">Hospital transmission of methicillin-resistant Staphylococcus aureus driven by addictive mupA plasmids.</w:t>
-            </w:r>
-          </w:hyperlink>
-        </w:t>
-      </w:r>
-    </w:p>
-    <w:p>
-      <w:pPr>
-        <w:spacing w:after="0"/>
-        <w:rPr>
-          <w:color w:val="0F50FF"/>
-          <w:u w:val="single"/>
-        </w:rPr>
-      </w:pPr>
-      <w:r>
-        <w:rPr>
-          <w:color w:val="0F50FF"/>
-          <w:u w:val="single"/>
-        </w:rPr>
-        <w:t xml:space="preserve"/>
-      </w:r>
-    </w:p>
-    <w:p>
-      <w:pPr>
-        <w:pStyle w:val="ListParagraph"/>
-        <w:numPr>
-          <w:ilvl w:val="0"/>
-          <w:numId w:val="23"/>
-        </w:numPr>
-        <w:spacing w:after="0" w:line="240" w:lineRule="auto"/>
-        <w:ind w:left="357" w:hanging="357"/>
-        <w:rPr>
-          <w:color w:val="0F50FF"/>
-          <w:u w:val="single"/>
-        </w:rPr>
-      </w:pPr>
-      <w:proofErr w:type="gramStart"/>
-      <w:r>
-        <w:rPr>
-          <w:color w:val="0F50FF"/>
-          <w:u w:val="single"/>
-        </w:rPr>
-        <w:t xml:space="preserve">
-          <w:hyperlink r:id="rId220" w:tgtFrame="_blank">
-            <w:r>
-              <w:t xml:space="preserve">Steatocystoma multiplex occurring during a strict diet: report of a case treated with Er:YAG laser.</w:t>
-            </w:r>
-          </w:hyperlink>
-        </w:t>
-      </w:r>
-    </w:p>
-    <w:p>
-      <w:pPr>
-        <w:spacing w:after="0"/>
-        <w:rPr>
-          <w:color w:val="0F50FF"/>
-          <w:u w:val="single"/>
-        </w:rPr>
-      </w:pPr>
-      <w:r>
-        <w:rPr>
-          <w:color w:val="0F50FF"/>
-          <w:u w:val="single"/>
-        </w:rPr>
-        <w:t xml:space="preserve"/>
-      </w:r>
-    </w:p>
-    <w:p>
-      <w:pPr>
-        <w:pStyle w:val="ListParagraph"/>
-        <w:numPr>
-          <w:ilvl w:val="0"/>
-          <w:numId w:val="23"/>
-        </w:numPr>
-        <w:spacing w:after="0" w:line="240" w:lineRule="auto"/>
-        <w:ind w:left="357" w:hanging="357"/>
-        <w:rPr>
-          <w:color w:val="0F50FF"/>
-          <w:u w:val="single"/>
-        </w:rPr>
-      </w:pPr>
-      <w:proofErr w:type="gramStart"/>
-      <w:r>
-        <w:rPr>
-          <w:color w:val="0F50FF"/>
-          <w:u w:val="single"/>
-        </w:rPr>
-        <w:t xml:space="preserve">
-          <w:hyperlink r:id="rId221" w:tgtFrame="_blank">
-            <w:r>
-              <w:t xml:space="preserve">Distribution of Mupirocin Resistance in Nasal Carriers of Methicillin-resistant Staphylococcus aureus Among ICU Healthcare Workers and Patients in Rasht, Iran.</w:t>
-            </w:r>
-          </w:hyperlink>
-        </w:t>
-      </w:r>
-    </w:p>
-    <w:p>
-      <w:pPr>
-        <w:spacing w:after="0"/>
-        <w:rPr>
-          <w:color w:val="0F50FF"/>
-          <w:u w:val="single"/>
-        </w:rPr>
-      </w:pPr>
-      <w:r>
-        <w:rPr>
-          <w:color w:val="0F50FF"/>
-          <w:u w:val="single"/>
-        </w:rPr>
-        <w:t xml:space="preserve"/>
-      </w:r>
-    </w:p>
-    <w:p>
-      <w:pPr>
-        <w:pStyle w:val="ListParagraph"/>
-        <w:numPr>
-          <w:ilvl w:val="0"/>
-          <w:numId w:val="23"/>
-        </w:numPr>
-        <w:spacing w:after="0" w:line="240" w:lineRule="auto"/>
-        <w:ind w:left="357" w:hanging="357"/>
-        <w:rPr>
-          <w:color w:val="0F50FF"/>
-          <w:u w:val="single"/>
-        </w:rPr>
-      </w:pPr>
-      <w:proofErr w:type="gramStart"/>
-      <w:r>
-        <w:rPr>
-          <w:color w:val="0F50FF"/>
-          <w:u w:val="single"/>
-        </w:rPr>
-        <w:t xml:space="preserve">
-          <w:hyperlink r:id="rId222" w:tgtFrame="_blank">
-            <w:r>
-              <w:t xml:space="preserve">Community-Associated Methicillin-Resistant Staphylococcus aureus Among Gay, Bisexual, and Other Men Who Have Sex with Men Living with HIV Who Engage in Chemsex in Barcelona, Spain: Epidemiological Patterns and Implications for Infection Control.</w:t>
-            </w:r>
-          </w:hyperlink>
-        </w:t>
-      </w:r>
-    </w:p>
-    <w:p>
-      <w:pPr>
-        <w:spacing w:after="0"/>
-        <w:rPr>
-          <w:color w:val="0F50FF"/>
-          <w:u w:val="single"/>
-        </w:rPr>
-      </w:pPr>
-      <w:r>
-        <w:rPr>
-          <w:color w:val="0F50FF"/>
-          <w:u w:val="single"/>
-        </w:rPr>
-        <w:t xml:space="preserve"/>
-      </w:r>
-    </w:p>
-    <w:p>
-      <w:pPr>
-        <w:pStyle w:val="ListParagraph"/>
-        <w:numPr>
-          <w:ilvl w:val="0"/>
-          <w:numId w:val="23"/>
-        </w:numPr>
-        <w:spacing w:after="0" w:line="240" w:lineRule="auto"/>
-        <w:ind w:left="357" w:hanging="357"/>
-        <w:rPr>
-          <w:color w:val="0F50FF"/>
-          <w:u w:val="single"/>
-        </w:rPr>
-      </w:pPr>
-      <w:proofErr w:type="gramStart"/>
-      <w:r>
-        <w:rPr>
-          <w:color w:val="0F50FF"/>
-          <w:u w:val="single"/>
-        </w:rPr>
-        <w:t xml:space="preserve">
-          <w:hyperlink r:id="rId223" w:tgtFrame="_blank">
-            <w:r>
-              <w:t xml:space="preserve">Impact of ethyl alcohol nasal treatment on hospital-onset Staphylococcus aureus bacteremia at a tertiary health system.</w:t>
-            </w:r>
-          </w:hyperlink>
-        </w:t>
-      </w:r>
-    </w:p>
-    <w:p>
-      <w:pPr>
-        <w:spacing w:after="0"/>
-        <w:rPr>
-          <w:color w:val="0F50FF"/>
-          <w:u w:val="single"/>
-        </w:rPr>
-      </w:pPr>
-      <w:r>
-        <w:rPr>
-          <w:color w:val="0F50FF"/>
-          <w:u w:val="single"/>
-        </w:rPr>
-        <w:t xml:space="preserve"/>
-      </w:r>
-    </w:p>
-    <w:p>
-      <w:pPr>
-        <w:pStyle w:val="ListParagraph"/>
-        <w:numPr>
-          <w:ilvl w:val="0"/>
-          <w:numId w:val="23"/>
-        </w:numPr>
-        <w:spacing w:after="0" w:line="240" w:lineRule="auto"/>
-        <w:ind w:left="357" w:hanging="357"/>
-        <w:rPr>
-          <w:color w:val="0F50FF"/>
-          <w:u w:val="single"/>
-        </w:rPr>
-      </w:pPr>
-      <w:proofErr w:type="gramStart"/>
-      <w:r>
-        <w:rPr>
-          <w:color w:val="0F50FF"/>
-          <w:u w:val="single"/>
-        </w:rPr>
-        <w:t xml:space="preserve">
-          <w:hyperlink r:id="rId224" w:tgtFrame="_blank">
-            <w:r>
-              <w:t xml:space="preserve">Molecular characterization of mupirocin-resistant MRSA from Germany and South Africa.</w:t>
-            </w:r>
-          </w:hyperlink>
-        </w:t>
-      </w:r>
-    </w:p>
-    <w:p>
-      <w:pPr>
-        <w:spacing w:after="0"/>
-        <w:rPr>
-          <w:color w:val="0F50FF"/>
-          <w:u w:val="single"/>
-        </w:rPr>
-      </w:pPr>
-      <w:r>
-        <w:rPr>
-          <w:color w:val="0F50FF"/>
-          <w:u w:val="single"/>
-        </w:rPr>
-        <w:t xml:space="preserve"/>
-      </w:r>
-    </w:p>
-    <w:p>
-      <w:pPr>
-        <w:pStyle w:val="ListParagraph"/>
-        <w:numPr>
-          <w:ilvl w:val="0"/>
-          <w:numId w:val="23"/>
-        </w:numPr>
-        <w:spacing w:after="0" w:line="240" w:lineRule="auto"/>
-        <w:ind w:left="357" w:hanging="357"/>
-        <w:rPr>
-          <w:color w:val="0F50FF"/>
-          <w:u w:val="single"/>
-        </w:rPr>
-      </w:pPr>
-      <w:proofErr w:type="gramStart"/>
-      <w:r>
-        <w:rPr>
-          <w:color w:val="0F50FF"/>
-          <w:u w:val="single"/>
-        </w:rPr>
-        <w:t xml:space="preserve">
-          <w:hyperlink r:id="rId225" w:tgtFrame="_blank">
-            <w:r>
-              <w:t xml:space="preserve">Interventions for the eradication of meticillin-resistant Staphylococcus aureus (MRSA) in people with cystic fibrosis.</w:t>
-            </w:r>
-          </w:hyperlink>
-        </w:t>
-      </w:r>
-    </w:p>
-    <w:p>
-      <w:pPr>
-        <w:spacing w:after="0"/>
-        <w:rPr>
-          <w:color w:val="0F50FF"/>
-          <w:u w:val="single"/>
-        </w:rPr>
-      </w:pPr>
-      <w:r>
-        <w:rPr>
-          <w:color w:val="0F50FF"/>
-          <w:u w:val="single"/>
-        </w:rPr>
-        <w:t xml:space="preserve"/>
-      </w:r>
-    </w:p>
-    <w:p>
-      <w:pPr>
-        <w:pStyle w:val="ListParagraph"/>
-        <w:numPr>
-          <w:ilvl w:val="0"/>
-          <w:numId w:val="23"/>
-        </w:numPr>
-        <w:spacing w:after="0" w:line="240" w:lineRule="auto"/>
-        <w:ind w:left="357" w:hanging="357"/>
-        <w:rPr>
-          <w:color w:val="0F50FF"/>
-          <w:u w:val="single"/>
-        </w:rPr>
-      </w:pPr>
-      <w:proofErr w:type="gramStart"/>
-      <w:r>
-        <w:rPr>
-          <w:color w:val="0F50FF"/>
-          <w:u w:val="single"/>
-        </w:rPr>
-        <w:t xml:space="preserve">
-          <w:hyperlink r:id="rId226" w:tgtFrame="_blank">
-            <w:r>
-              <w:t xml:space="preserve">Thigh abscess following alternate-site continuous glucose monitoring sensor placement.</w:t>
+          <w:hyperlink r:id="rId153" w:tgtFrame="_blank">
+            <w:r>
+              <w:t xml:space="preserve">Healing activity evaluation of a galactomannan gel with Cratylia mollis seed lectin (Cramoll) in mice lesions infected by Staphylococcus aureus.</w:t>
             </w:r>
           </w:hyperlink>
         </w:t>
@@ -7634,9 +7859,9 @@
           <w:u w:val="single"/>
         </w:rPr>
         <w:t xml:space="preserve">
-          <w:hyperlink r:id="rId12" w:tgtFrame="_blank">
-            <w:r>
-              <w:t xml:space="preserve">GelMA-based peptide conjugated hydrogel with antifibrotic modulation and antibiofilm activity.</w:t>
+          <w:hyperlink r:id="rId81" w:tgtFrame="_blank">
+            <w:r>
+              <w:t xml:space="preserve">Exploring alginate/zinc oxide-based 3D-printed structures for application as customizable wound dressings.</w:t>
             </w:r>
           </w:hyperlink>
         </w:t>
@@ -7679,9 +7904,9 @@
           <w:u w:val="single"/>
         </w:rPr>
         <w:t xml:space="preserve">
-          <w:hyperlink r:id="rId13" w:tgtFrame="_blank">
-            <w:r>
-              <w:t xml:space="preserve">Spatiotemporal Sonodynamic-Nanozymic Therapy for Infected Jawbone Defects.</w:t>
+          <w:hyperlink r:id="rId82" w:tgtFrame="_blank">
+            <w:r>
+              <w:t xml:space="preserve">Sprayable NIR/pH-responsive NSC/PF127 hydrogel loaded with MoO₂, ciprofloxacin, and FGF-2 for enhanced antibacterial and pro-regenerative infected wound healing.</w:t>
             </w:r>
           </w:hyperlink>
         </w:t>
@@ -7724,9 +7949,9 @@
           <w:u w:val="single"/>
         </w:rPr>
         <w:t xml:space="preserve">
-          <w:hyperlink r:id="rId14" w:tgtFrame="_blank">
-            <w:r>
-              <w:t xml:space="preserve">[Effects and mechanisms of PIT on wound healing of full-thickness skin defects in diabetic mice].</w:t>
+          <w:hyperlink r:id="rId83" w:tgtFrame="_blank">
+            <w:r>
+              <w:t xml:space="preserve">Injectable NIR-Responsive Lignin-Doped Polyaniline/Carvacrol-Integrated Gellan Gum Hydrogel for Photothermal-Assisted Antibacterial Therapy and Cell Migration.</w:t>
             </w:r>
           </w:hyperlink>
         </w:t>
@@ -7769,9 +7994,9 @@
           <w:u w:val="single"/>
         </w:rPr>
         <w:t xml:space="preserve">
-          <w:hyperlink r:id="rId15" w:tgtFrame="_blank">
-            <w:r>
-              <w:t xml:space="preserve">Evaluation of Antibacterial Properties of Nanosuspension of Secondary Metabolites from Streptomyces chrestomyceticus ADP4.</w:t>
+          <w:hyperlink r:id="rId84" w:tgtFrame="_blank">
+            <w:r>
+              <w:t xml:space="preserve">Chitosan hydrogel loaded with mesenchymal stem cell-derived exosomes significantly accelerated wound closure and enhanced tissue regeneration in a full thickness porcine skin defect model.</w:t>
             </w:r>
           </w:hyperlink>
         </w:t>
@@ -7814,9 +8039,9 @@
           <w:u w:val="single"/>
         </w:rPr>
         <w:t xml:space="preserve">
-          <w:hyperlink r:id="rId16" w:tgtFrame="_blank">
-            <w:r>
-              <w:t xml:space="preserve">A multifunctional magnetic graphene oxide/NH₂-UiO-66(Zr)/sodium alginate nanocomposite for efficient tetracycline adsorption, antibacterial activity, and practical application in real water matrices.</w:t>
+          <w:hyperlink r:id="rId85" w:tgtFrame="_blank">
+            <w:r>
+              <w:t xml:space="preserve">NIR- and pH-responsive double-crosslinked inulin-tannic acid hydrogel with antioxidant and Anti-Staphylococcus aureus Activity.</w:t>
             </w:r>
           </w:hyperlink>
         </w:t>
@@ -7859,9 +8084,9 @@
           <w:u w:val="single"/>
         </w:rPr>
         <w:t xml:space="preserve">
-          <w:hyperlink r:id="rId17" w:tgtFrame="_blank">
-            <w:r>
-              <w:t xml:space="preserve">Topical strategies for antimicrobial delivery of peptide medicines for the management of chronic wounds.</w:t>
+          <w:hyperlink r:id="rId86" w:tgtFrame="_blank">
+            <w:r>
+              <w:t xml:space="preserve">NIR-II photothermal CSGGT hydrogel for antibacterial therapy and accelerated healing of infected wounds.</w:t>
             </w:r>
           </w:hyperlink>
         </w:t>
@@ -7904,9 +8129,9 @@
           <w:u w:val="single"/>
         </w:rPr>
         <w:t xml:space="preserve">
-          <w:hyperlink r:id="rId18" w:tgtFrame="_blank">
-            <w:r>
-              <w:t xml:space="preserve">Hybrid kraft lignin-copper oxide nanoparticles as functional additives in natural rubber membranes for biomedical applications.</w:t>
+          <w:hyperlink r:id="rId87" w:tgtFrame="_blank">
+            <w:r>
+              <w:t xml:space="preserve">A Novel Gelatin Hydrogel-Based Drug-Delivery System Promotes Antimicrobial Efficacy in a Pyogenic Spondylodiscitis Rat Model.</w:t>
             </w:r>
           </w:hyperlink>
         </w:t>
@@ -7949,9 +8174,9 @@
           <w:u w:val="single"/>
         </w:rPr>
         <w:t xml:space="preserve">
-          <w:hyperlink r:id="rId19" w:tgtFrame="_blank">
-            <w:r>
-              <w:t xml:space="preserve">MOF-based controlled-release patches for nitric oxide: fabrication, gas release profile, and preservation efficacy on cherry tomatoes.</w:t>
+          <w:hyperlink r:id="rId88" w:tgtFrame="_blank">
+            <w:r>
+              <w:t xml:space="preserve">Hydrogen-bond-mediated retention of a phenolic SNAP analogue in polyvinyl alcohol/PEG hydrogels for sustained nitric oxide release and antibacterial activity.</w:t>
             </w:r>
           </w:hyperlink>
         </w:t>
@@ -7994,9 +8219,9 @@
           <w:u w:val="single"/>
         </w:rPr>
         <w:t xml:space="preserve">
-          <w:hyperlink r:id="rId20" w:tgtFrame="_blank">
-            <w:r>
-              <w:t xml:space="preserve">A mussel-inspired hydrogel matrix with photothermal activity and phycocyanin-modified cerium oxide nanoparticles with antioxidant activity for synergistic infected wound healing.</w:t>
+          <w:hyperlink r:id="rId89" w:tgtFrame="_blank">
+            <w:r>
+              <w:t xml:space="preserve">Crosslinking density-programmed poly(acrylamide)/sodium alginate-based emergency hydrogel with asymmetric 3D mass transfer network: spatially vector-targeted release of nitric-oxide for potentiating antibacterial efficacy and wound monitoring and sensing.</w:t>
             </w:r>
           </w:hyperlink>
         </w:t>
@@ -8039,9 +8264,9 @@
           <w:u w:val="single"/>
         </w:rPr>
         <w:t xml:space="preserve">
-          <w:hyperlink r:id="rId21" w:tgtFrame="_blank">
-            <w:r>
-              <w:t xml:space="preserve">Synthesis of nitric oxide releasing conjugated ortho-hindered nitroarenes and their application in dual-action antimicrobial peptide-mimics.</w:t>
+          <w:hyperlink r:id="rId90" w:tgtFrame="_blank">
+            <w:r>
+              <w:t xml:space="preserve">Hot spring-inspired zinc-crosslinked Mesona chinensis polysaccharide hydrogel microspheres for MRSA-infected chronic wound healing.</w:t>
             </w:r>
           </w:hyperlink>
         </w:t>
@@ -8084,9 +8309,9 @@
           <w:u w:val="single"/>
         </w:rPr>
         <w:t xml:space="preserve">
-          <w:hyperlink r:id="rId22" w:tgtFrame="_blank">
-            <w:r>
-              <w:t xml:space="preserve">Antibacterial and Wound-Healing Efficacy of 12-Hydroxylauric Acid-Conjugated Heterochiral Diphenylalanines: Insights From In Vitro and In Vivo Investigations.</w:t>
+          <w:hyperlink r:id="rId91" w:tgtFrame="_blank">
+            <w:r>
+              <w:t xml:space="preserve">On-Needle Detection of Foodborne Pathogens via Integrated Hydrogel Microneedle Array for Bacterial Capture and Recombinase Polymerase Amplification.</w:t>
             </w:r>
           </w:hyperlink>
         </w:t>
@@ -8129,9 +8354,9 @@
           <w:u w:val="single"/>
         </w:rPr>
         <w:t xml:space="preserve">
-          <w:hyperlink r:id="rId23" w:tgtFrame="_blank">
-            <w:r>
-              <w:t xml:space="preserve">Fabrication and characterization of biocompatible BPC-157 based chitosan hydrogel.</w:t>
+          <w:hyperlink r:id="rId92" w:tgtFrame="_blank">
+            <w:r>
+              <w:t xml:space="preserve">ROS/pH dual-responsive tannic acid-coated nanoparticle-integrated hyaluronic acid hydrogel for antibacterial and pro-healing effects on diabetic wounds in vitro.</w:t>
             </w:r>
           </w:hyperlink>
         </w:t>
@@ -8174,9 +8399,9 @@
           <w:u w:val="single"/>
         </w:rPr>
         <w:t xml:space="preserve">
-          <w:hyperlink r:id="rId24" w:tgtFrame="_blank">
-            <w:r>
-              <w:t xml:space="preserve">In-situ chargeable, postcharging antibacterial supercapacitor patch with integrated pH sensing for infected chronic wound management.</w:t>
+          <w:hyperlink r:id="rId93" w:tgtFrame="_blank">
+            <w:r>
+              <w:t xml:space="preserve">An Infection-Responsive KCoF3@Fe-HA Hydrogel for Localized Co/Fe Dual Fenton-like Therapy of MRSA-Infected Wounds.</w:t>
             </w:r>
           </w:hyperlink>
         </w:t>
@@ -8219,9 +8444,9 @@
           <w:u w:val="single"/>
         </w:rPr>
         <w:t xml:space="preserve">
-          <w:hyperlink r:id="rId25" w:tgtFrame="_blank">
-            <w:r>
-              <w:t xml:space="preserve">Lysozyme amyloid fibrils /tannic acid antibacterial nanohydrogels with interpenetrating polymer network structure: Synthesis, performance and mechanisms.</w:t>
+          <w:hyperlink r:id="rId94" w:tgtFrame="_blank">
+            <w:r>
+              <w:t xml:space="preserve">A Self-Powered Bioelectronic Skin With Piezocatalytic Antibacterial and Cytoprotective Dermo-Epidermal Bilayer for Chronic Wound Healing.</w:t>
             </w:r>
           </w:hyperlink>
         </w:t>
@@ -8264,9 +8489,9 @@
           <w:u w:val="single"/>
         </w:rPr>
         <w:t xml:space="preserve">
-          <w:hyperlink r:id="rId26" w:tgtFrame="_blank">
-            <w:r>
-              <w:t xml:space="preserve">Development and Preclinical Evaluation of a Copper-Based Acidic Hydrogel for Atopic Dermatitis.</w:t>
+          <w:hyperlink r:id="rId95" w:tgtFrame="_blank">
+            <w:r>
+              <w:t xml:space="preserve">Oxidized pullulan/carboxymethyl chitosan hydrogel with salidroside for enhanced wound healing.</w:t>
             </w:r>
           </w:hyperlink>
         </w:t>
@@ -8309,9 +8534,9 @@
           <w:u w:val="single"/>
         </w:rPr>
         <w:t xml:space="preserve">
-          <w:hyperlink r:id="rId27" w:tgtFrame="_blank">
-            <w:r>
-              <w:t xml:space="preserve">An infection-responsive multifunctional hydrogel enables potent activity against methicillin-resistant Staphylococcus aureus and promotes wound healing.</w:t>
+          <w:hyperlink r:id="rId96" w:tgtFrame="_blank">
+            <w:r>
+              <w:t xml:space="preserve">Advanced wound dressings embedded with green copper oxide nanoparticles from Inula viscosa: Formulation and in vitro functional performance.</w:t>
             </w:r>
           </w:hyperlink>
         </w:t>
@@ -8354,9 +8579,9 @@
           <w:u w:val="single"/>
         </w:rPr>
         <w:t xml:space="preserve">
-          <w:hyperlink r:id="rId28" w:tgtFrame="_blank">
-            <w:r>
-              <w:t xml:space="preserve">Metalloantibiotic functionalized pHEMA for therapeutic contact lenses.</w:t>
+          <w:hyperlink r:id="rId97" w:tgtFrame="_blank">
+            <w:r>
+              <w:t xml:space="preserve">Chitosan-celluloses wafers containing emulsified curcumin: a nano-in-matrix approach for buccal delivery.</w:t>
             </w:r>
           </w:hyperlink>
         </w:t>
@@ -8399,9 +8624,9 @@
           <w:u w:val="single"/>
         </w:rPr>
         <w:t xml:space="preserve">
-          <w:hyperlink r:id="rId29" w:tgtFrame="_blank">
-            <w:r>
-              <w:t xml:space="preserve">Iron-oxide nanoparticle-integrated soft contact lenses: optical optimization, catalytic functionality, and biocompatibility.</w:t>
+          <w:hyperlink r:id="rId98" w:tgtFrame="_blank">
+            <w:r>
+              <w:t xml:space="preserve">Preparation and performance of antibacterial and bioactive silver nanoparticle/nano-hydroxyapatite gradient composite gel coatings on Ti implants.</w:t>
             </w:r>
           </w:hyperlink>
         </w:t>
@@ -8444,9 +8669,9 @@
           <w:u w:val="single"/>
         </w:rPr>
         <w:t xml:space="preserve">
-          <w:hyperlink r:id="rId30" w:tgtFrame="_blank">
-            <w:r>
-              <w:t xml:space="preserve">Bioactive glutathione-modified carboxymethyl cellulose hydrogels as levofloxacin delivery platforms for the Staphylococcus aureus-infected wounds management.</w:t>
+          <w:hyperlink r:id="rId99" w:tgtFrame="_blank">
+            <w:r>
+              <w:t xml:space="preserve">On-chip engineering of EDC-crosslinked antimicrobial peptide hydrogels for enhanced eradication of MRSA infections.</w:t>
             </w:r>
           </w:hyperlink>
         </w:t>
@@ -8489,9 +8714,9 @@
           <w:u w:val="single"/>
         </w:rPr>
         <w:t xml:space="preserve">
-          <w:hyperlink r:id="rId31" w:tgtFrame="_blank">
-            <w:r>
-              <w:t xml:space="preserve">Harnessing distinct bioactive profile of yak casein: A comparative study on hydrogels for infected wound healing.</w:t>
+          <w:hyperlink r:id="rId100" w:tgtFrame="_blank">
+            <w:r>
+              <w:t xml:space="preserve">Antibacterial and antioxidant okra-based hydrogels enhanced with Ag@HKUST-1 as a next-generation wound dressing.</w:t>
             </w:r>
           </w:hyperlink>
         </w:t>
@@ -8534,9 +8759,9 @@
           <w:u w:val="single"/>
         </w:rPr>
         <w:t xml:space="preserve">
-          <w:hyperlink r:id="rId32" w:tgtFrame="_blank">
-            <w:r>
-              <w:t xml:space="preserve">Fabrication of Liquid Metal Composite Ionic Liquid Hydrogels for Antifouling Application.</w:t>
+          <w:hyperlink r:id="rId101" w:tgtFrame="_blank">
+            <w:r>
+              <w:t xml:space="preserve">Fabrication and characterization of ZnO-NP-doped gelatin/PEG/chitosan composite films for the pharmaceutical and photocatalytic degradation of dyes.</w:t>
             </w:r>
           </w:hyperlink>
         </w:t>
@@ -8579,9 +8804,9 @@
           <w:u w:val="single"/>
         </w:rPr>
         <w:t xml:space="preserve">
-          <w:hyperlink r:id="rId33" w:tgtFrame="_blank">
-            <w:r>
-              <w:t xml:space="preserve">pH-Responsive Multinetwork Hydrogel with Antibacterial, Anti-Inflammatory, and Microenvironment-Modulating Properties for Enhanced Hemostasis and Wound Healing.</w:t>
+          <w:hyperlink r:id="rId102" w:tgtFrame="_blank">
+            <w:r>
+              <w:t xml:space="preserve">Engineering a Multifunctional Sprayable Curcumin-Modified Polyitaconate-Based Hydrogel to Accelerate Methicillin-Resistant Staphylococcus aureus-Infected Wound Healing.</w:t>
             </w:r>
           </w:hyperlink>
         </w:t>
@@ -8624,9 +8849,9 @@
           <w:u w:val="single"/>
         </w:rPr>
         <w:t xml:space="preserve">
-          <w:hyperlink r:id="rId34" w:tgtFrame="_blank">
-            <w:r>
-              <w:t xml:space="preserve">Hyaluronic Acid Electrostatically Grafted Quaternary Ammonium Salt: Preparation and Outstanding Antibacterial Performance.</w:t>
+          <w:hyperlink r:id="rId103" w:tgtFrame="_blank">
+            <w:r>
+              <w:t xml:space="preserve">Injectable plant vesicles-biomineralized ZnO(2) hydrogel for synergistic chemodynamic antibacterial, anti-inflammatory, and regenerative treatment of infected diabetic wounds.</w:t>
             </w:r>
           </w:hyperlink>
         </w:t>
@@ -8669,9 +8894,9 @@
           <w:u w:val="single"/>
         </w:rPr>
         <w:t xml:space="preserve">
-          <w:hyperlink r:id="rId35" w:tgtFrame="_blank">
-            <w:r>
-              <w:t xml:space="preserve">Molecular Engineering of Minimalistic Amphiphilic Peptidomimetics for the Design of Biocompatible Hydrogels with Potential Antibacterial Activity.</w:t>
+          <w:hyperlink r:id="rId104" w:tgtFrame="_blank">
+            <w:r>
+              <w:t xml:space="preserve">Carrier-Free Glycyrrhizic Acid and Baicalin Co-Assembled Hydrogel for Methicillin-Resistant Staphylococcus aureus Infected Wound Repair.</w:t>
             </w:r>
           </w:hyperlink>
         </w:t>
@@ -8714,9 +8939,9 @@
           <w:u w:val="single"/>
         </w:rPr>
         <w:t xml:space="preserve">
-          <w:hyperlink r:id="rId36" w:tgtFrame="_blank">
-            <w:r>
-              <w:t xml:space="preserve">Polydopamine-coated cellulose nanofibers reinforced multifunctional conductive hydrogels for flexible strain sensors.</w:t>
+          <w:hyperlink r:id="rId105" w:tgtFrame="_blank">
+            <w:r>
+              <w:t xml:space="preserve">Chitosan-based hydrogel, along with citrus-derived extracellular vesicles and clove extract: advanced skin wound dressing.</w:t>
             </w:r>
           </w:hyperlink>
         </w:t>
@@ -8759,9 +8984,9 @@
           <w:u w:val="single"/>
         </w:rPr>
         <w:t xml:space="preserve">
-          <w:hyperlink r:id="rId37" w:tgtFrame="_blank">
-            <w:r>
-              <w:t xml:space="preserve">Cationic curdlan-based hydrogels loaded with Calendula officinalis-decorated silver nanoparticles: Synthesis, characterization and in vitro biological properties.</w:t>
+          <w:hyperlink r:id="rId106" w:tgtFrame="_blank">
+            <w:r>
+              <w:t xml:space="preserve">Zataria multiflora Essential Oil-Silver Nanoparticle Hybrid Nanogel: A Dual-Action Platform With Enhanced Antimicrobial Activity as a Promising Topical Antimicrobial System.</w:t>
             </w:r>
           </w:hyperlink>
         </w:t>
@@ -8804,9 +9029,9 @@
           <w:u w:val="single"/>
         </w:rPr>
         <w:t xml:space="preserve">
-          <w:hyperlink r:id="rId38" w:tgtFrame="_blank">
-            <w:r>
-              <w:t xml:space="preserve">Multifunctional Bacterial Cellulose Films Incorporating Kratom (Mitragyna speciosa Korth.) Leaf Extract as a Preliminary Antibacterial and Cytocompatible Wound Dressing Candidate.</w:t>
+          <w:hyperlink r:id="rId107" w:tgtFrame="_blank">
+            <w:r>
+              <w:t xml:space="preserve">A multifunctional Bletilla Striata polysaccharide-based Bsp/GA-rGO electroactive composite sponge accelerates wound healing by modulating the microenvironment.</w:t>
             </w:r>
           </w:hyperlink>
         </w:t>
@@ -8849,9 +9074,9 @@
           <w:u w:val="single"/>
         </w:rPr>
         <w:t xml:space="preserve">
-          <w:hyperlink r:id="rId39" w:tgtFrame="_blank">
-            <w:r>
-              <w:t xml:space="preserve">MOF on HOF NanoFilms for Efficient Bacteria Infected Wound Healing.</w:t>
+          <w:hyperlink r:id="rId108" w:tgtFrame="_blank">
+            <w:r>
+              <w:t xml:space="preserve">Bioactive Hydrogel Dressings Incorporating Decellularized Ovine Liver Extracellular Matrix (ECM) for Effective Wound Regeneration.</w:t>
             </w:r>
           </w:hyperlink>
         </w:t>
@@ -8894,9 +9119,9 @@
           <w:u w:val="single"/>
         </w:rPr>
         <w:t xml:space="preserve">
-          <w:hyperlink r:id="rId40" w:tgtFrame="_blank">
-            <w:r>
-              <w:t xml:space="preserve">Gelatin-Based Coating for the Controlled and Localized Delivery of Tetrabranched Antimicrobial Peptide in Cardiac Implantable Devices.</w:t>
+          <w:hyperlink r:id="rId109" w:tgtFrame="_blank">
+            <w:r>
+              <w:t xml:space="preserve">Bioprinted core-shell living material platform for spatially controlled encapsulation of Bacillus subtilis and sustained metabolite exchange.</w:t>
             </w:r>
           </w:hyperlink>
         </w:t>
@@ -8939,9 +9164,9 @@
           <w:u w:val="single"/>
         </w:rPr>
         <w:t xml:space="preserve">
-          <w:hyperlink r:id="rId41" w:tgtFrame="_blank">
-            <w:r>
-              <w:t xml:space="preserve">In situ nanocrystalline silver chloride embedded xanthan-alginate scaffold with synergistic antimicrobial activity and rapid wound repair.</w:t>
+          <w:hyperlink r:id="rId110" w:tgtFrame="_blank">
+            <w:r>
+              <w:t xml:space="preserve">ECM-Mimetic Silk Fibroin/GelMA Hydrogel Integrating Manganese Dioxide Nanozymes and Sustained Nitric Oxide Release for Sequential Immunomodulation and Healing of Chronic Infected Wounds.</w:t>
             </w:r>
           </w:hyperlink>
         </w:t>
@@ -8984,9 +9209,9 @@
           <w:u w:val="single"/>
         </w:rPr>
         <w:t xml:space="preserve">
-          <w:hyperlink r:id="rId42" w:tgtFrame="_blank">
-            <w:r>
-              <w:t xml:space="preserve">Mineral-Botanical Hybrid Nanofibrous Dressing for Post-Surgical Melanoma Wound Healing.</w:t>
+          <w:hyperlink r:id="rId111" w:tgtFrame="_blank">
+            <w:r>
+              <w:t xml:space="preserve">Schiff Base Hydrogel Bio-Adhesive Using Oxidized Chondroitin Sulfate and Polyethylenimine with Antibacterial Properties and Cytocompatibility.</w:t>
             </w:r>
           </w:hyperlink>
         </w:t>
@@ -9029,9 +9254,9 @@
           <w:u w:val="single"/>
         </w:rPr>
         <w:t xml:space="preserve">
-          <w:hyperlink r:id="rId43" w:tgtFrame="_blank">
-            <w:r>
-              <w:t xml:space="preserve">Silver Release Diffusion Modeling and Biological Performance of Poly(Vinyl Alcohol)/Alginate Hydrogels with Embedded Silver Nanoparticles.</w:t>
+          <w:hyperlink r:id="rId112" w:tgtFrame="_blank">
+            <w:r>
+              <w:t xml:space="preserve">Nisin Z and cinnamaldehyde co-delivery via fiber-reinforced alginate hydrogels: A synergistic in vitro strategy against infected pressure ulcers.</w:t>
             </w:r>
           </w:hyperlink>
         </w:t>
@@ -9074,9 +9299,9 @@
           <w:u w:val="single"/>
         </w:rPr>
         <w:t xml:space="preserve">
-          <w:hyperlink r:id="rId44" w:tgtFrame="_blank">
-            <w:r>
-              <w:t xml:space="preserve">Synergistic Antibacterial and Antioxidant Activities of Folium Aloe-Cortex Betulae Drug Combination: Optimization via Box-Behnken Design and In Vitro Validation.</w:t>
+          <w:hyperlink r:id="rId113" w:tgtFrame="_blank">
+            <w:r>
+              <w:t xml:space="preserve">Dual Release of Antibiotics with Additive Effect from Cleavable Hydrogels Based on Amino/Thiol-Yne Click Chemistry.</w:t>
             </w:r>
           </w:hyperlink>
         </w:t>
@@ -9119,9 +9344,9 @@
           <w:u w:val="single"/>
         </w:rPr>
         <w:t xml:space="preserve">
-          <w:hyperlink r:id="rId45" w:tgtFrame="_blank">
-            <w:r>
-              <w:t xml:space="preserve">Universal-Bac(3)Gel: A 3D Biofilm-Relevant Matrix That Supports In Vitro Growth and Biofilm Formation of ESKAPE Pathogens.</w:t>
+          <w:hyperlink r:id="rId114" w:tgtFrame="_blank">
+            <w:r>
+              <w:t xml:space="preserve">Cystine Containing Cationic Amphiphilic Peptide-Based Injectable, Noncytotoxic, Proteolytically Stable Hydrogel with Anti-infective Surface-Coating Activity against Multidrug-Resistant Bacterial and Fungal Biofilms.</w:t>
             </w:r>
           </w:hyperlink>
         </w:t>
@@ -9164,9 +9389,9 @@
           <w:u w:val="single"/>
         </w:rPr>
         <w:t xml:space="preserve">
-          <w:hyperlink r:id="rId46" w:tgtFrame="_blank">
-            <w:r>
-              <w:t xml:space="preserve">A mechanically robust and moisture-retentive hydrocolloid dressing for chronic wound management.</w:t>
+          <w:hyperlink r:id="rId115" w:tgtFrame="_blank">
+            <w:r>
+              <w:t xml:space="preserve">Development and comparative evaluation of in vitro, ex vivo, and in vivo models for the assessment of broad-spectrum topical antimicrobial efficacy.</w:t>
             </w:r>
           </w:hyperlink>
         </w:t>
@@ -9209,9 +9434,9 @@
           <w:u w:val="single"/>
         </w:rPr>
         <w:t xml:space="preserve">
-          <w:hyperlink r:id="rId47" w:tgtFrame="_blank">
-            <w:r>
-              <w:t xml:space="preserve">Reversing Antibiotic Resistance and Reprogramming Macrophage Polarization by Extracellular Vesicles from Fresh Schisandra chinensis: A Dual Pharmacological Strategy for Drug-Resistant Wound Infection and Sepsis.</w:t>
+          <w:hyperlink r:id="rId116" w:tgtFrame="_blank">
+            <w:r>
+              <w:t xml:space="preserve">Engineering cellulose acetate microneedle coated with zinc-phenolic imidazolium poly(ionic liquids) for atopic dermatitis treatment.</w:t>
             </w:r>
           </w:hyperlink>
         </w:t>
@@ -9254,9 +9479,9 @@
           <w:u w:val="single"/>
         </w:rPr>
         <w:t xml:space="preserve">
-          <w:hyperlink r:id="rId48" w:tgtFrame="_blank">
-            <w:r>
-              <w:t xml:space="preserve">Multifunctional MoO3-X Nanozyme-Hydrogel for Synergistic Photothermal Antibacterial Therapy and Enhanced Healing of Wounds Infected with Drug‑Resistant Bacteria.</w:t>
+          <w:hyperlink r:id="rId117" w:tgtFrame="_blank">
+            <w:r>
+              <w:t xml:space="preserve">Engineered sodium alginate/poly (propylene glycol) phosphazene composite hydrogels: Toward functional remodeling of infected full-thickness skin defects.</w:t>
             </w:r>
           </w:hyperlink>
         </w:t>
@@ -9299,9 +9524,9 @@
           <w:u w:val="single"/>
         </w:rPr>
         <w:t xml:space="preserve">
-          <w:hyperlink r:id="rId49" w:tgtFrame="_blank">
-            <w:r>
-              <w:t xml:space="preserve">Biocompatible Cyclodextrin-Cannabinoid Agar-Xanthan Gum Hydrogels for Controlled Delivery and Antimicrobial Soft-Tissue Biomedical Applications.</w:t>
+          <w:hyperlink r:id="rId118" w:tgtFrame="_blank">
+            <w:r>
+              <w:t xml:space="preserve">Chitosan-trimethoprim injectable hydrogel for anti-biofilm and chronic wound healing.</w:t>
             </w:r>
           </w:hyperlink>
         </w:t>
@@ -9344,9 +9569,9 @@
           <w:u w:val="single"/>
         </w:rPr>
         <w:t xml:space="preserve">
-          <w:hyperlink r:id="rId50" w:tgtFrame="_blank">
-            <w:r>
-              <w:t xml:space="preserve">Tailoring the Surface of Polylactide/Poly(itaconate derivative) Fibers: A Path to Antibacterial Enhancement.</w:t>
+          <w:hyperlink r:id="rId119" w:tgtFrame="_blank">
+            <w:r>
+              <w:t xml:space="preserve">Electrospun Zein/hydroxypropyl methylcellulose/silver citrate nanofibres with enhanced thermal and morphological stability for wound healing.</w:t>
             </w:r>
           </w:hyperlink>
         </w:t>
@@ -9389,9 +9614,9 @@
           <w:u w:val="single"/>
         </w:rPr>
         <w:t xml:space="preserve">
-          <w:hyperlink r:id="rId51" w:tgtFrame="_blank">
-            <w:r>
-              <w:t xml:space="preserve">NIR-induced photothermal hydrogel with silver ions boosts antibiotic-resistant bacterial elimination and infectious wound healing.</w:t>
+          <w:hyperlink r:id="rId120" w:tgtFrame="_blank">
+            <w:r>
+              <w:t xml:space="preserve">Multifunctional injectable photothermal hydrogel with RuCo(3)O(4)-Au nanoarchitectures for combating drug-resistant infection and enhancing diabetic wound healing.</w:t>
             </w:r>
           </w:hyperlink>
         </w:t>
@@ -9434,9 +9659,9 @@
           <w:u w:val="single"/>
         </w:rPr>
         <w:t xml:space="preserve">
-          <w:hyperlink r:id="rId52" w:tgtFrame="_blank">
-            <w:r>
-              <w:t xml:space="preserve">A Visualizable Injectable Multifunctional Sericin Hydrogel with Facile Fabrication for Versatile Wound Care.</w:t>
+          <w:hyperlink r:id="rId121" w:tgtFrame="_blank">
+            <w:r>
+              <w:t xml:space="preserve">Properties of novel PBC/κ-carrageenan hydrogels: probiotic bacterial cellulose synthesized by co-culture of K. xylinus with L. plantarum or P. pentosaceus.</w:t>
             </w:r>
           </w:hyperlink>
         </w:t>
@@ -9479,9 +9704,9 @@
           <w:u w:val="single"/>
         </w:rPr>
         <w:t xml:space="preserve">
-          <w:hyperlink r:id="rId53" w:tgtFrame="_blank">
-            <w:r>
-              <w:t xml:space="preserve">An injectable thermosensitive HTCC/Pluronic F127 hydrogel with sustained EGF release for accelerated diabetic wound healing.</w:t>
+          <w:hyperlink r:id="rId122" w:tgtFrame="_blank">
+            <w:r>
+              <w:t xml:space="preserve">Spatiotemporally programmed core-shell multilayer hydrogel spheres dressing for scarless infected wound healing.</w:t>
             </w:r>
           </w:hyperlink>
         </w:t>
@@ -9524,9 +9749,9 @@
           <w:u w:val="single"/>
         </w:rPr>
         <w:t xml:space="preserve">
-          <w:hyperlink r:id="rId54" w:tgtFrame="_blank">
-            <w:r>
-              <w:t xml:space="preserve">Engineered Nanozyme-Hydrogel Spray with Microwave-Fueled Self-Amplifying Catalysis for Precise Methicillin-Resistant Staphylococcus aureus-Infected Diabetic Wound Therapy.</w:t>
+          <w:hyperlink r:id="rId123" w:tgtFrame="_blank">
+            <w:r>
+              <w:t xml:space="preserve">Dopamine-assisted macroporous collagen nanocomposite hydrogel dressing with antibacterial activity for bacteria-infected cutaneous wound healing.</w:t>
             </w:r>
           </w:hyperlink>
         </w:t>
@@ -9569,9 +9794,9 @@
           <w:u w:val="single"/>
         </w:rPr>
         <w:t xml:space="preserve">
-          <w:hyperlink r:id="rId55" w:tgtFrame="_blank">
-            <w:r>
-              <w:t xml:space="preserve">Rare-Earth-Functionalized Carbon Dot Hydrogels as Mechanically Robust Antibacterial Wound Dressings.</w:t>
+          <w:hyperlink r:id="rId124" w:tgtFrame="_blank">
+            <w:r>
+              <w:t xml:space="preserve">Biodegradable free-standing polysaccharide films incorporating sericin and snail secretion filtrate: A multifunctional platform for wound healing and microbial barrier function.</w:t>
             </w:r>
           </w:hyperlink>
         </w:t>
@@ -9614,9 +9839,9 @@
           <w:u w:val="single"/>
         </w:rPr>
         <w:t xml:space="preserve">
-          <w:hyperlink r:id="rId56" w:tgtFrame="_blank">
-            <w:r>
-              <w:t xml:space="preserve">Programmable biofunctionalization of bacterial cellulose via a dynamic co-culture platform.</w:t>
+          <w:hyperlink r:id="rId125" w:tgtFrame="_blank">
+            <w:r>
+              <w:t xml:space="preserve">Sponge-Like Nanofibrous Hydroxyapatite/Zinc Oxide-Integrated Scaffolds for Rapid Hemostasis and Antibacterial Defense in Irregular Wound Management.</w:t>
             </w:r>
           </w:hyperlink>
         </w:t>
@@ -9659,9 +9884,9 @@
           <w:u w:val="single"/>
         </w:rPr>
         <w:t xml:space="preserve">
-          <w:hyperlink r:id="rId57" w:tgtFrame="_blank">
-            <w:r>
-              <w:t xml:space="preserve">Fabrication and characterization of asiaticoside-incorporated silk fibroin/hyaluronic acid hydrogel with immunomodulatory properties for diabetic wound management.</w:t>
+          <w:hyperlink r:id="rId126" w:tgtFrame="_blank">
+            <w:r>
+              <w:t xml:space="preserve">Development of a Chitosan-Based Wound Dressing from Shrimp Shells Incorporated with Ethanol Extracts of Fruit Peels for Inhibiting Staphylococcus aureus and Staphylococcus epidermidis Infections.</w:t>
             </w:r>
           </w:hyperlink>
         </w:t>
@@ -9704,9 +9929,9 @@
           <w:u w:val="single"/>
         </w:rPr>
         <w:t xml:space="preserve">
-          <w:hyperlink r:id="rId58" w:tgtFrame="_blank">
-            <w:r>
-              <w:t xml:space="preserve">Fabrication of hybrid photo-crosslinked hydrogels based on mercaptolated chitosan and methacrylated hyaluronic acid via thiol-Michael addition.</w:t>
+          <w:hyperlink r:id="rId127" w:tgtFrame="_blank">
+            <w:r>
+              <w:t xml:space="preserve">Overcoming cytotoxicity of antibiotics by 2-deoxy-d-ribose: A dual-functional antibiotic and angiogenic hydrogel for potential healing of infected wounds.</w:t>
             </w:r>
           </w:hyperlink>
         </w:t>
@@ -9749,9 +9974,9 @@
           <w:u w:val="single"/>
         </w:rPr>
         <w:t xml:space="preserve">
-          <w:hyperlink r:id="rId59" w:tgtFrame="_blank">
-            <w:r>
-              <w:t xml:space="preserve">DLP 3D cell bioprinting of gelatin methacryloyl-tannic acid hydrogels as a tunable platform for bioactive skin tissue engineering scaffolds.</w:t>
+          <w:hyperlink r:id="rId128" w:tgtFrame="_blank">
+            <w:r>
+              <w:t xml:space="preserve">Porphyrin-Based Covalent Organic Framework Hydrogel Integrated with Hyaluronic Acid for Photothermal Antibacterial Wound Healing.</w:t>
             </w:r>
           </w:hyperlink>
         </w:t>
@@ -9794,9 +10019,9 @@
           <w:u w:val="single"/>
         </w:rPr>
         <w:t xml:space="preserve">
-          <w:hyperlink r:id="rId60" w:tgtFrame="_blank">
-            <w:r>
-              <w:t xml:space="preserve">Silk fibroin based in situ antibacterial hydrogel for urethral defect repair.</w:t>
+          <w:hyperlink r:id="rId129" w:tgtFrame="_blank">
+            <w:r>
+              <w:t xml:space="preserve">Orchestrating diabetic wound healing via MoS(2) and Zn(2+) integrated poly(vinyl alcohol)/dextran hydrogels: decoupling the efficacy-biosafety paradox in mild photothermal therapy.</w:t>
             </w:r>
           </w:hyperlink>
         </w:t>
@@ -9839,9 +10064,9 @@
           <w:u w:val="single"/>
         </w:rPr>
         <w:t xml:space="preserve">
-          <w:hyperlink r:id="rId61" w:tgtFrame="_blank">
-            <w:r>
-              <w:t xml:space="preserve">Design, synthesis, and evaluation of membrane-targeted resveratrol-antimicrobial peptide mimic conjugates for MRSA-infected wound healing.</w:t>
+          <w:hyperlink r:id="rId130" w:tgtFrame="_blank">
+            <w:r>
+              <w:t xml:space="preserve">Janus CMC-based hydrogel with multifunctional synergy for hemostasis and wound healing.</w:t>
             </w:r>
           </w:hyperlink>
         </w:t>
@@ -9884,9 +10109,9 @@
           <w:u w:val="single"/>
         </w:rPr>
         <w:t xml:space="preserve">
-          <w:hyperlink r:id="rId62" w:tgtFrame="_blank">
-            <w:r>
-              <w:t xml:space="preserve">Multi-omics-guided HAMA/PLMA bioink integrating mechanical support, antibacterial protection, and liposomal kartogenin for cartilage regeneration.</w:t>
+          <w:hyperlink r:id="rId131" w:tgtFrame="_blank">
+            <w:r>
+              <w:t xml:space="preserve">Curcumin (Ferrocene)-Functionalized Polyurethane Composite Dressing Integrated with Dopamine-Grafted Sodium Alginate: Synergistic ROS Modulation and Durable Tissue Adhesion.</w:t>
             </w:r>
           </w:hyperlink>
         </w:t>
@@ -9929,9 +10154,9 @@
           <w:u w:val="single"/>
         </w:rPr>
         <w:t xml:space="preserve">
-          <w:hyperlink r:id="rId63" w:tgtFrame="_blank">
-            <w:r>
-              <w:t xml:space="preserve">Cu-CeO(2) NP-loaded HAMA hydrogel patches for promoting high-quality cutaneous wound healing.</w:t>
+          <w:hyperlink r:id="rId132" w:tgtFrame="_blank">
+            <w:r>
+              <w:t xml:space="preserve">Chitosan-based multifunctional hydrogel coatings with dual antibacterial and antioxidant properties are used for preservation and anti-corrosion.</w:t>
             </w:r>
           </w:hyperlink>
         </w:t>
@@ -9974,9 +10199,9 @@
           <w:u w:val="single"/>
         </w:rPr>
         <w:t xml:space="preserve">
-          <w:hyperlink r:id="rId64" w:tgtFrame="_blank">
-            <w:r>
-              <w:t xml:space="preserve">Smart Bio-Inspired Sprayable Conductive Hydrogel for Biomedical and Human Motion Monitoring Applications.</w:t>
+          <w:hyperlink r:id="rId133" w:tgtFrame="_blank">
+            <w:r>
+              <w:t xml:space="preserve">Hydrogel-integrated osteogenic microtissues promote repair of infected intervertebral defects through sequential immunomodulation.</w:t>
             </w:r>
           </w:hyperlink>
         </w:t>
@@ -10019,9 +10244,9 @@
           <w:u w:val="single"/>
         </w:rPr>
         <w:t xml:space="preserve">
-          <w:hyperlink r:id="rId65" w:tgtFrame="_blank">
-            <w:r>
-              <w:t xml:space="preserve">Layer-by-layer assembled chitosan/gellan gum-based smart wound dressing for sustained mupirocin delivery and enhanced wound healing activity.</w:t>
+          <w:hyperlink r:id="rId134" w:tgtFrame="_blank">
+            <w:r>
+              <w:t xml:space="preserve">Stage-Adaptive Polymeric Platforms: Design of an Alginate/CMC Hydrogel Co-Loaded With Silver Nanoparticles and α-Pinene-Rich Essential Oil for Wound Regeneration.</w:t>
             </w:r>
           </w:hyperlink>
         </w:t>
@@ -10064,9 +10289,9 @@
           <w:u w:val="single"/>
         </w:rPr>
         <w:t xml:space="preserve">
-          <w:hyperlink r:id="rId66" w:tgtFrame="_blank">
-            <w:r>
-              <w:t xml:space="preserve">Bimetallic CuCo nanoclusters with peroxidase-like activity for synergistic antibacterial therapy and wound healing.</w:t>
+          <w:hyperlink r:id="rId135" w:tgtFrame="_blank">
+            <w:r>
+              <w:t xml:space="preserve">Advanced Antibacterial Dressings for Chronic Ulcers: Alginate-Collagen-Cotton Hydrogel Composites Functionalized with Green CuO Nanoparticles.</w:t>
             </w:r>
           </w:hyperlink>
         </w:t>
@@ -10109,9 +10334,9 @@
           <w:u w:val="single"/>
         </w:rPr>
         <w:t xml:space="preserve">
-          <w:hyperlink r:id="rId67" w:tgtFrame="_blank">
-            <w:r>
-              <w:t xml:space="preserve">Photoinitiated Regulated Silver-Releasing Zwitterionic Hydrogel Coating for Antibacterial, Antifouling, and Thrombus-Resistant PVC Catheters.</w:t>
+          <w:hyperlink r:id="rId136" w:tgtFrame="_blank">
+            <w:r>
+              <w:t xml:space="preserve">pH- and Near-Infrared Light Dual-Responsive Hydrogel Microneedles Incorporating Polydopamine-Based Curcumin-Loaded Nanoparticles for Antibacterial and Oxidative Injury Protection.</w:t>
             </w:r>
           </w:hyperlink>
         </w:t>
@@ -10154,9 +10379,9 @@
           <w:u w:val="single"/>
         </w:rPr>
         <w:t xml:space="preserve">
-          <w:hyperlink r:id="rId68" w:tgtFrame="_blank">
-            <w:r>
-              <w:t xml:space="preserve">A pH-responsive nanozyme-integrated fibrous biointerface for chemodynamic antibacterial therapy and infected wound healing.</w:t>
+          <w:hyperlink r:id="rId137" w:tgtFrame="_blank">
+            <w:r>
+              <w:t xml:space="preserve">In Vitro Study for Combating Multidrug-Resistant Pathogens via a Facile Sustained Release of Benzoic Acid and Parabens from PMMA/PCL Nanofibrous Membrane.</w:t>
             </w:r>
           </w:hyperlink>
         </w:t>
@@ -10199,9 +10424,9 @@
           <w:u w:val="single"/>
         </w:rPr>
         <w:t xml:space="preserve">
-          <w:hyperlink r:id="rId69" w:tgtFrame="_blank">
-            <w:r>
-              <w:t xml:space="preserve">Biomaterial-mediated remodelling of the inflammatory microenvironment: a pH/ROS-responsive EGCG-metformin hydrogel for infected diabetic wound regeneration.</w:t>
+          <w:hyperlink r:id="rId138" w:tgtFrame="_blank">
+            <w:r>
+              <w:t xml:space="preserve">Bacterial Cellulose from Tobacco Waste Extract and Its Silver Composite: A Potential Wound Dressing Material.</w:t>
             </w:r>
           </w:hyperlink>
         </w:t>
@@ -10244,9 +10469,9 @@
           <w:u w:val="single"/>
         </w:rPr>
         <w:t xml:space="preserve">
-          <w:hyperlink r:id="rId70" w:tgtFrame="_blank">
-            <w:r>
-              <w:t xml:space="preserve">Mechanically reinforced black TiO(2) nanocomposite hydrogels with NIR-triggered photothermal/photodynamic antibacterial therapy effect.</w:t>
+          <w:hyperlink r:id="rId139" w:tgtFrame="_blank">
+            <w:r>
+              <w:t xml:space="preserve">Injectable Self-Healing Fucoidan-Chitosan Hydrogel Incorporating Polydopamine-Silver-Rutin Nanoparticles for Multifunctional Wound Dressing.</w:t>
             </w:r>
           </w:hyperlink>
         </w:t>
@@ -10289,9 +10514,9 @@
           <w:u w:val="single"/>
         </w:rPr>
         <w:t xml:space="preserve">
-          <w:hyperlink r:id="rId71" w:tgtFrame="_blank">
-            <w:r>
-              <w:t xml:space="preserve">Photodynamic anti-biofilm PHEMA/Rose Bengal hydrogels enhanced by iodide: evidence for hydrogen peroxide and triiodide formation.</w:t>
+          <w:hyperlink r:id="rId140" w:tgtFrame="_blank">
+            <w:r>
+              <w:t xml:space="preserve">Multifunctional Intelligent Hydrogels Based on MnO(2) Nanozymes and Ca(2+) Signal Regulation for Diabetic Wound Repair.</w:t>
             </w:r>
           </w:hyperlink>
         </w:t>
@@ -10334,9 +10559,9 @@
           <w:u w:val="single"/>
         </w:rPr>
         <w:t xml:space="preserve">
-          <w:hyperlink r:id="rId72" w:tgtFrame="_blank">
-            <w:r>
-              <w:t xml:space="preserve">Designing Intelligent Antibacterial Systems via Piezoelectric Catalysis: Mechanisms and Pharmaceutical Perspectives.</w:t>
+          <w:hyperlink r:id="rId141" w:tgtFrame="_blank">
+            <w:r>
+              <w:t xml:space="preserve">Study on Berberine/Glycyrrhizic Acid Monoammonium Salt Self-Assembled Hydrogel for Diabetic Wound Healing.</w:t>
             </w:r>
           </w:hyperlink>
         </w:t>
@@ -10379,9 +10604,9 @@
           <w:u w:val="single"/>
         </w:rPr>
         <w:t xml:space="preserve">
-          <w:hyperlink r:id="rId73" w:tgtFrame="_blank">
-            <w:r>
-              <w:t xml:space="preserve">High-strength conductive PVA/lignosulfonate/tannic acid/Cu(2+) hydrogel for multifunctional wound dressing.</w:t>
+          <w:hyperlink r:id="rId142" w:tgtFrame="_blank">
+            <w:r>
+              <w:t xml:space="preserve">Jujube Peel Pigment-Loaded Thermosensitive Hydrogel with In Vitro Pro-Apoptotic and Antibacterial Activities.</w:t>
             </w:r>
           </w:hyperlink>
         </w:t>
@@ -10424,9 +10649,9 @@
           <w:u w:val="single"/>
         </w:rPr>
         <w:t xml:space="preserve">
-          <w:hyperlink r:id="rId74" w:tgtFrame="_blank">
-            <w:r>
-              <w:t xml:space="preserve">Sodium alginate-based recyclable supramolecular hydrogel with anthocyanin for pH-sensing colorimetric and antibacterial wound dressing.</w:t>
+          <w:hyperlink r:id="rId143" w:tgtFrame="_blank">
+            <w:r>
+              <w:t xml:space="preserve">Gold-Dispersed Copper Ferrite Magnetic Hydrogel: A Potent Antibacterial Nanozyme Platform.</w:t>
             </w:r>
           </w:hyperlink>
         </w:t>
@@ -10469,9 +10694,9 @@
           <w:u w:val="single"/>
         </w:rPr>
         <w:t xml:space="preserve">
-          <w:hyperlink r:id="rId75" w:tgtFrame="_blank">
-            <w:r>
-              <w:t xml:space="preserve">Enzyme-triggered self-assembling peptide hydrogel for localized delivery of plumbagin against MRSA-infected wounds.</w:t>
+          <w:hyperlink r:id="rId144" w:tgtFrame="_blank">
+            <w:r>
+              <w:t xml:space="preserve">Electroresponsive hyaluronic acid click hydrogels for combined antibacterial delivery and wound healing applications.</w:t>
             </w:r>
           </w:hyperlink>
         </w:t>
@@ -10514,9 +10739,9 @@
           <w:u w:val="single"/>
         </w:rPr>
         <w:t xml:space="preserve">
-          <w:hyperlink r:id="rId76" w:tgtFrame="_blank">
-            <w:r>
-              <w:t xml:space="preserve">Silver-loaded poly(2-isopropenyl-2-oxazoline) based hydrogel for water disinfection with supplementary dye adsorption properties.</w:t>
+          <w:hyperlink r:id="rId145" w:tgtFrame="_blank">
+            <w:r>
+              <w:t xml:space="preserve">Development of Antimicrobial Chitosan-Silver and Chitosan-Gold Nanocomposite Films by 3D Printing for Skin Application.</w:t>
             </w:r>
           </w:hyperlink>
         </w:t>
@@ -10559,9 +10784,9 @@
           <w:u w:val="single"/>
         </w:rPr>
         <w:t xml:space="preserve">
-          <w:hyperlink r:id="rId77" w:tgtFrame="_blank">
-            <w:r>
-              <w:t xml:space="preserve">Plasma-activated thermosensitive Pluronic F-127 hydrogel as an antimicrobial dressing for infected wound healing.</w:t>
+          <w:hyperlink r:id="rId146" w:tgtFrame="_blank">
+            <w:r>
+              <w:t xml:space="preserve">A DNA nanostructure-enabled photothermal hydrogel for synergistic antibacterial therapy and infected wound repair.</w:t>
             </w:r>
           </w:hyperlink>
         </w:t>
@@ -10604,9 +10829,9 @@
           <w:u w:val="single"/>
         </w:rPr>
         <w:t xml:space="preserve">
-          <w:hyperlink r:id="rId78" w:tgtFrame="_blank">
-            <w:r>
-              <w:t xml:space="preserve">Multifunctional VEGF/CeO(2)-Loaded Methacrylated Chitosan Hydrogel Promotes Renal Repair Through Immune-Metabolic Reprogramming and Structural Preservation Following Ischemia-Reperfusion Injury.</w:t>
+          <w:hyperlink r:id="rId147" w:tgtFrame="_blank">
+            <w:r>
+              <w:t xml:space="preserve">Fermentation-integrated In Situ functionalization of bacterial cellulose with Coptis chinensis and pomegranate peel extracts for antibacterial wound healing.</w:t>
             </w:r>
           </w:hyperlink>
         </w:t>
@@ -10649,9 +10874,9 @@
           <w:u w:val="single"/>
         </w:rPr>
         <w:t xml:space="preserve">
-          <w:hyperlink r:id="rId79" w:tgtFrame="_blank">
-            <w:r>
-              <w:t xml:space="preserve">Multifunctional Electrospun PCL/Starch/n-Al(2)O(3) Nanocomposites: Potential Antibacterial Wound Dressing Applications.</w:t>
+          <w:hyperlink r:id="rId148" w:tgtFrame="_blank">
+            <w:r>
+              <w:t xml:space="preserve">Bioactive Zein-Nondigestible Oligosaccharide Nanofibers Enable Rapid Tissue Regeneration and Antibacterial Defense.</w:t>
             </w:r>
           </w:hyperlink>
         </w:t>
@@ -10694,9 +10919,9 @@
           <w:u w:val="single"/>
         </w:rPr>
         <w:t xml:space="preserve">
-          <w:hyperlink r:id="rId80" w:tgtFrame="_blank">
-            <w:r>
-              <w:t xml:space="preserve">Bacitracin-Loaded Type I Collagen/Bacterial Cellulose Dressing for the Repair of Infected Wounds.</w:t>
+          <w:hyperlink r:id="rId149" w:tgtFrame="_blank">
+            <w:r>
+              <w:t xml:space="preserve">Photopolymerized antimicrobial hydrogels based on thiol-functionalized MXenes and in-situ generated silver nanoparticles.</w:t>
             </w:r>
           </w:hyperlink>
         </w:t>
@@ -10739,279 +10964,9 @@
           <w:u w:val="single"/>
         </w:rPr>
         <w:t xml:space="preserve">
-          <w:hyperlink r:id="rId81" w:tgtFrame="_blank">
-            <w:r>
-              <w:t xml:space="preserve">Antimicrobial Gelatin Methacryloyl (GelMA)/Bioactive Glass Dental Adhesives.</w:t>
-            </w:r>
-          </w:hyperlink>
-        </w:t>
-      </w:r>
-    </w:p>
-    <w:p>
-      <w:pPr>
-        <w:spacing w:after="0"/>
-        <w:rPr>
-          <w:color w:val="0F50FF"/>
-          <w:u w:val="single"/>
-        </w:rPr>
-      </w:pPr>
-      <w:r>
-        <w:rPr>
-          <w:color w:val="0F50FF"/>
-          <w:u w:val="single"/>
-        </w:rPr>
-        <w:t xml:space="preserve"/>
-      </w:r>
-    </w:p>
-    <w:p>
-      <w:pPr>
-        <w:pStyle w:val="ListParagraph"/>
-        <w:numPr>
-          <w:ilvl w:val="0"/>
-          <w:numId w:val="24"/>
-        </w:numPr>
-        <w:spacing w:after="0" w:line="240" w:lineRule="auto"/>
-        <w:ind w:left="357" w:hanging="357"/>
-        <w:rPr>
-          <w:color w:val="0F50FF"/>
-          <w:u w:val="single"/>
-        </w:rPr>
-      </w:pPr>
-      <w:proofErr w:type="gramStart"/>
-      <w:r>
-        <w:rPr>
-          <w:color w:val="0F50FF"/>
-          <w:u w:val="single"/>
-        </w:rPr>
-        <w:t xml:space="preserve">
-          <w:hyperlink r:id="rId82" w:tgtFrame="_blank">
-            <w:r>
-              <w:t xml:space="preserve">Maleic Acid-Grafted Poly(vinylpyrrolidone) Hydrogels Synthesized by Gamma Radiation for pH-Responsive Drug Delivery.</w:t>
-            </w:r>
-          </w:hyperlink>
-        </w:t>
-      </w:r>
-    </w:p>
-    <w:p>
-      <w:pPr>
-        <w:spacing w:after="0"/>
-        <w:rPr>
-          <w:color w:val="0F50FF"/>
-          <w:u w:val="single"/>
-        </w:rPr>
-      </w:pPr>
-      <w:r>
-        <w:rPr>
-          <w:color w:val="0F50FF"/>
-          <w:u w:val="single"/>
-        </w:rPr>
-        <w:t xml:space="preserve"/>
-      </w:r>
-    </w:p>
-    <w:p>
-      <w:pPr>
-        <w:pStyle w:val="ListParagraph"/>
-        <w:numPr>
-          <w:ilvl w:val="0"/>
-          <w:numId w:val="24"/>
-        </w:numPr>
-        <w:spacing w:after="0" w:line="240" w:lineRule="auto"/>
-        <w:ind w:left="357" w:hanging="357"/>
-        <w:rPr>
-          <w:color w:val="0F50FF"/>
-          <w:u w:val="single"/>
-        </w:rPr>
-      </w:pPr>
-      <w:proofErr w:type="gramStart"/>
-      <w:r>
-        <w:rPr>
-          <w:color w:val="0F50FF"/>
-          <w:u w:val="single"/>
-        </w:rPr>
-        <w:t xml:space="preserve">
-          <w:hyperlink r:id="rId83" w:tgtFrame="_blank">
-            <w:r>
-              <w:t xml:space="preserve">Multiple Dynamic Covalent Bond Crosslinked Ionic Liquids-Based Hydrogel with Stretchable, Rapid Self-Healing and Antibacterial Activity Properties.</w:t>
-            </w:r>
-          </w:hyperlink>
-        </w:t>
-      </w:r>
-    </w:p>
-    <w:p>
-      <w:pPr>
-        <w:spacing w:after="0"/>
-        <w:rPr>
-          <w:color w:val="0F50FF"/>
-          <w:u w:val="single"/>
-        </w:rPr>
-      </w:pPr>
-      <w:r>
-        <w:rPr>
-          <w:color w:val="0F50FF"/>
-          <w:u w:val="single"/>
-        </w:rPr>
-        <w:t xml:space="preserve"/>
-      </w:r>
-    </w:p>
-    <w:p>
-      <w:pPr>
-        <w:pStyle w:val="ListParagraph"/>
-        <w:numPr>
-          <w:ilvl w:val="0"/>
-          <w:numId w:val="24"/>
-        </w:numPr>
-        <w:spacing w:after="0" w:line="240" w:lineRule="auto"/>
-        <w:ind w:left="357" w:hanging="357"/>
-        <w:rPr>
-          <w:color w:val="0F50FF"/>
-          <w:u w:val="single"/>
-        </w:rPr>
-      </w:pPr>
-      <w:proofErr w:type="gramStart"/>
-      <w:r>
-        <w:rPr>
-          <w:color w:val="0F50FF"/>
-          <w:u w:val="single"/>
-        </w:rPr>
-        <w:t xml:space="preserve">
-          <w:hyperlink r:id="rId84" w:tgtFrame="_blank">
-            <w:r>
-              <w:t xml:space="preserve">Composite Hydrogel Using Methacrylated Silk Fibroin and Mercaptolated Hyaluronic Acid with Encapsulating Zinc-Quercetin Nanozyme.</w:t>
-            </w:r>
-          </w:hyperlink>
-        </w:t>
-      </w:r>
-    </w:p>
-    <w:p>
-      <w:pPr>
-        <w:spacing w:after="0"/>
-        <w:rPr>
-          <w:color w:val="0F50FF"/>
-          <w:u w:val="single"/>
-        </w:rPr>
-      </w:pPr>
-      <w:r>
-        <w:rPr>
-          <w:color w:val="0F50FF"/>
-          <w:u w:val="single"/>
-        </w:rPr>
-        <w:t xml:space="preserve"/>
-      </w:r>
-    </w:p>
-    <w:p>
-      <w:pPr>
-        <w:pStyle w:val="ListParagraph"/>
-        <w:numPr>
-          <w:ilvl w:val="0"/>
-          <w:numId w:val="24"/>
-        </w:numPr>
-        <w:spacing w:after="0" w:line="240" w:lineRule="auto"/>
-        <w:ind w:left="357" w:hanging="357"/>
-        <w:rPr>
-          <w:color w:val="0F50FF"/>
-          <w:u w:val="single"/>
-        </w:rPr>
-      </w:pPr>
-      <w:proofErr w:type="gramStart"/>
-      <w:r>
-        <w:rPr>
-          <w:color w:val="0F50FF"/>
-          <w:u w:val="single"/>
-        </w:rPr>
-        <w:t xml:space="preserve">
-          <w:hyperlink r:id="rId85" w:tgtFrame="_blank">
-            <w:r>
-              <w:t xml:space="preserve">Molecular simulation-guided electrospun PVB/D-panthenol/Coir@CuO microfibrous membranes for enhanced wound healing.</w:t>
-            </w:r>
-          </w:hyperlink>
-        </w:t>
-      </w:r>
-    </w:p>
-    <w:p>
-      <w:pPr>
-        <w:spacing w:after="0"/>
-        <w:rPr>
-          <w:color w:val="0F50FF"/>
-          <w:u w:val="single"/>
-        </w:rPr>
-      </w:pPr>
-      <w:r>
-        <w:rPr>
-          <w:color w:val="0F50FF"/>
-          <w:u w:val="single"/>
-        </w:rPr>
-        <w:t xml:space="preserve"/>
-      </w:r>
-    </w:p>
-    <w:p>
-      <w:pPr>
-        <w:pStyle w:val="ListParagraph"/>
-        <w:numPr>
-          <w:ilvl w:val="0"/>
-          <w:numId w:val="24"/>
-        </w:numPr>
-        <w:spacing w:after="0" w:line="240" w:lineRule="auto"/>
-        <w:ind w:left="357" w:hanging="357"/>
-        <w:rPr>
-          <w:color w:val="0F50FF"/>
-          <w:u w:val="single"/>
-        </w:rPr>
-      </w:pPr>
-      <w:proofErr w:type="gramStart"/>
-      <w:r>
-        <w:rPr>
-          <w:color w:val="0F50FF"/>
-          <w:u w:val="single"/>
-        </w:rPr>
-        <w:t xml:space="preserve">
-          <w:hyperlink r:id="rId86" w:tgtFrame="_blank">
-            <w:r>
-              <w:t xml:space="preserve">Rhein functionalized cationic guar gum- bovine serum albumin hydrogel dressing with pH-responsive delivery for wound healing and pH monitoring.</w:t>
-            </w:r>
-          </w:hyperlink>
-        </w:t>
-      </w:r>
-    </w:p>
-    <w:p>
-      <w:pPr>
-        <w:spacing w:after="0"/>
-        <w:rPr>
-          <w:color w:val="0F50FF"/>
-          <w:u w:val="single"/>
-        </w:rPr>
-      </w:pPr>
-      <w:r>
-        <w:rPr>
-          <w:color w:val="0F50FF"/>
-          <w:u w:val="single"/>
-        </w:rPr>
-        <w:t xml:space="preserve"/>
-      </w:r>
-    </w:p>
-    <w:p>
-      <w:pPr>
-        <w:pStyle w:val="ListParagraph"/>
-        <w:numPr>
-          <w:ilvl w:val="0"/>
-          <w:numId w:val="24"/>
-        </w:numPr>
-        <w:spacing w:after="0" w:line="240" w:lineRule="auto"/>
-        <w:ind w:left="357" w:hanging="357"/>
-        <w:rPr>
-          <w:color w:val="0F50FF"/>
-          <w:u w:val="single"/>
-        </w:rPr>
-      </w:pPr>
-      <w:proofErr w:type="gramStart"/>
-      <w:r>
-        <w:rPr>
-          <w:color w:val="0F50FF"/>
-          <w:u w:val="single"/>
-        </w:rPr>
-        <w:t xml:space="preserve">
-          <w:hyperlink r:id="rId87" w:tgtFrame="_blank">
-            <w:r>
-              <w:t xml:space="preserve">Reversed unidirectional transport in a Janus polyurethane/alginate dressing for directional postbiotic delivery to infected wounds.</w:t>
+          <w:hyperlink r:id="rId150" w:tgtFrame="_blank">
+            <w:r>
+              <w:t xml:space="preserve">Identification of a Benzoquinone Antimicrobial from Ilicis Rotundae Cortex and Its Microneedle-Based Delivery for Infected Wound Healing.</w:t>
             </w:r>
           </w:hyperlink>
         </w:t>
@@ -11081,9 +11036,9 @@
           <w:u w:val="single"/>
         </w:rPr>
         <w:t xml:space="preserve">
-          <w:hyperlink r:id="rId97" w:tgtFrame="_blank">
-            <w:r>
-              <w:t xml:space="preserve">A bacterial fatty acid enzyme hijacks nucleic acid-sensing Toll-like receptor signaling.</w:t>
+          <w:hyperlink r:id="rId160" w:tgtFrame="_blank">
+            <w:r>
+              <w:t xml:space="preserve">Intranasal immunization in mice with spore-associated serine-aspartate repeat-containing protein D from Staphylococcus aureus secreted in Bacillus subtilis.</w:t>
             </w:r>
           </w:hyperlink>
         </w:t>
@@ -11126,9 +11081,9 @@
           <w:u w:val="single"/>
         </w:rPr>
         <w:t xml:space="preserve">
-          <w:hyperlink r:id="rId98" w:tgtFrame="_blank">
-            <w:r>
-              <w:t xml:space="preserve">Staphylococcal Scalded Skin Syndrome Often Does Not Require Empiric Coverage for Methicillin Resistance.</w:t>
+          <w:hyperlink r:id="rId161" w:tgtFrame="_blank">
+            <w:r>
+              <w:t xml:space="preserve">Comparison of Empiric Antibiotics With and Without MRSA Coverage in Staphylococcal Scalded Skin Syndrome.</w:t>
             </w:r>
           </w:hyperlink>
         </w:t>
@@ -11171,9 +11126,9 @@
           <w:u w:val="single"/>
         </w:rPr>
         <w:t xml:space="preserve">
-          <w:hyperlink r:id="rId99" w:tgtFrame="_blank">
-            <w:r>
-              <w:t xml:space="preserve">Treatment of infection caused by animal commensal pathogen Staphylococcus simulans.</w:t>
+          <w:hyperlink r:id="rId162" w:tgtFrame="_blank">
+            <w:r>
+              <w:t xml:space="preserve">Antimicrobial resistance in Staphylococcus spp. isolated from sporotrichosis-affected cats in Brazil: Detection of MRSP and MRSA.</w:t>
             </w:r>
           </w:hyperlink>
         </w:t>
@@ -11216,9 +11171,9 @@
           <w:u w:val="single"/>
         </w:rPr>
         <w:t xml:space="preserve">
-          <w:hyperlink r:id="rId100" w:tgtFrame="_blank">
-            <w:r>
-              <w:t xml:space="preserve">Honeybee venom modulates antioxidant gene expression and tissue regeneration in a rat model of staphylococcus aureus - infected skin wounds.</w:t>
+          <w:hyperlink r:id="rId163" w:tgtFrame="_blank">
+            <w:r>
+              <w:t xml:space="preserve">A retrospective analysis of bacterial colonization epidemiology in pediatric burn patients in Qatar.</w:t>
             </w:r>
           </w:hyperlink>
         </w:t>
@@ -11261,9 +11216,9 @@
           <w:u w:val="single"/>
         </w:rPr>
         <w:t xml:space="preserve">
-          <w:hyperlink r:id="rId101" w:tgtFrame="_blank">
-            <w:r>
-              <w:t xml:space="preserve">Fibroblasts resist Staphylococcus aureus on the skin surface by responding to interleukin-1 and recruiting neutrophils.</w:t>
+          <w:hyperlink r:id="rId164" w:tgtFrame="_blank">
+            <w:r>
+              <w:t xml:space="preserve">Hospitalizations for staphylococcal scalded skin syndrome in Spain (2016-2023): unequal disease burden concentrated in infants.</w:t>
             </w:r>
           </w:hyperlink>
         </w:t>
@@ -11306,9 +11261,9 @@
           <w:u w:val="single"/>
         </w:rPr>
         <w:t xml:space="preserve">
-          <w:hyperlink r:id="rId102" w:tgtFrame="_blank">
-            <w:r>
-              <w:t xml:space="preserve">Comparative genomic and functional analysis of Staphylococcus caprae clinical isolates: insights into genetic diversity and opportunistic pathogenic potential.</w:t>
+          <w:hyperlink r:id="rId165" w:tgtFrame="_blank">
+            <w:r>
+              <w:t xml:space="preserve">An outbreak of Panton-Valentine leucocidin-producing meticillin-resistant Staphylococcus aureus skin and soft tissue infection associated with bouncy castle use, Ireland, 2025.</w:t>
             </w:r>
           </w:hyperlink>
         </w:t>
@@ -11351,9 +11306,324 @@
           <w:u w:val="single"/>
         </w:rPr>
         <w:t xml:space="preserve">
-          <w:hyperlink r:id="rId103" w:tgtFrame="_blank">
-            <w:r>
-              <w:t xml:space="preserve">Single-Cell Profiling Identifies Skin-Resident Memory CD4(+) T Cells as a Potential Correlate of Immunity During Staphylococcus aureus Skin Infection.</w:t>
+          <w:hyperlink r:id="rId166" w:tgtFrame="_blank">
+            <w:r>
+              <w:t xml:space="preserve">Evaluation of in vitro activity of delafloxacin against Staphylococcus aureus MSSA and MRSA isolated from a Brazilian tertiary hospital.</w:t>
+            </w:r>
+          </w:hyperlink>
+        </w:t>
+      </w:r>
+    </w:p>
+    <w:p>
+      <w:pPr>
+        <w:spacing w:after="0"/>
+        <w:rPr>
+          <w:color w:val="0F50FF"/>
+          <w:u w:val="single"/>
+        </w:rPr>
+      </w:pPr>
+      <w:r>
+        <w:rPr>
+          <w:color w:val="0F50FF"/>
+          <w:u w:val="single"/>
+        </w:rPr>
+        <w:t xml:space="preserve"/>
+      </w:r>
+    </w:p>
+    <w:p>
+      <w:pPr>
+        <w:pStyle w:val="ListParagraph"/>
+        <w:numPr>
+          <w:ilvl w:val="0"/>
+          <w:numId w:val="25"/>
+        </w:numPr>
+        <w:spacing w:after="0" w:line="240" w:lineRule="auto"/>
+        <w:ind w:left="357" w:hanging="357"/>
+        <w:rPr>
+          <w:color w:val="0F50FF"/>
+          <w:u w:val="single"/>
+        </w:rPr>
+      </w:pPr>
+      <w:proofErr w:type="gramStart"/>
+      <w:r>
+        <w:rPr>
+          <w:color w:val="0F50FF"/>
+          <w:u w:val="single"/>
+        </w:rPr>
+        <w:t xml:space="preserve">
+          <w:hyperlink r:id="rId167" w:tgtFrame="_blank">
+            <w:r>
+              <w:t xml:space="preserve">Toxic Shock Syndrome Originating From A Tattoo: A Case Report.</w:t>
+            </w:r>
+          </w:hyperlink>
+        </w:t>
+      </w:r>
+    </w:p>
+    <w:p>
+      <w:pPr>
+        <w:spacing w:after="0"/>
+        <w:rPr>
+          <w:color w:val="0F50FF"/>
+          <w:u w:val="single"/>
+        </w:rPr>
+      </w:pPr>
+      <w:r>
+        <w:rPr>
+          <w:color w:val="0F50FF"/>
+          <w:u w:val="single"/>
+        </w:rPr>
+        <w:t xml:space="preserve"/>
+      </w:r>
+    </w:p>
+    <w:p>
+      <w:pPr>
+        <w:pStyle w:val="ListParagraph"/>
+        <w:numPr>
+          <w:ilvl w:val="0"/>
+          <w:numId w:val="25"/>
+        </w:numPr>
+        <w:spacing w:after="0" w:line="240" w:lineRule="auto"/>
+        <w:ind w:left="357" w:hanging="357"/>
+        <w:rPr>
+          <w:color w:val="0F50FF"/>
+          <w:u w:val="single"/>
+        </w:rPr>
+      </w:pPr>
+      <w:proofErr w:type="gramStart"/>
+      <w:r>
+        <w:rPr>
+          <w:color w:val="0F50FF"/>
+          <w:u w:val="single"/>
+        </w:rPr>
+        <w:t xml:space="preserve">
+          <w:hyperlink r:id="rId168" w:tgtFrame="_blank">
+            <w:r>
+              <w:t xml:space="preserve">A novel rapid host cell entry pathway determines the intracellular fate of Staphylococcus aureus.</w:t>
+            </w:r>
+          </w:hyperlink>
+        </w:t>
+      </w:r>
+    </w:p>
+    <w:p>
+      <w:pPr>
+        <w:spacing w:after="0"/>
+        <w:rPr>
+          <w:color w:val="0F50FF"/>
+          <w:u w:val="single"/>
+        </w:rPr>
+      </w:pPr>
+      <w:r>
+        <w:rPr>
+          <w:color w:val="0F50FF"/>
+          <w:u w:val="single"/>
+        </w:rPr>
+        <w:t xml:space="preserve"/>
+      </w:r>
+    </w:p>
+    <w:p>
+      <w:pPr>
+        <w:pStyle w:val="ListParagraph"/>
+        <w:numPr>
+          <w:ilvl w:val="0"/>
+          <w:numId w:val="25"/>
+        </w:numPr>
+        <w:spacing w:after="0" w:line="240" w:lineRule="auto"/>
+        <w:ind w:left="357" w:hanging="357"/>
+        <w:rPr>
+          <w:color w:val="0F50FF"/>
+          <w:u w:val="single"/>
+        </w:rPr>
+      </w:pPr>
+      <w:proofErr w:type="gramStart"/>
+      <w:r>
+        <w:rPr>
+          <w:color w:val="0F50FF"/>
+          <w:u w:val="single"/>
+        </w:rPr>
+        <w:t xml:space="preserve">
+          <w:hyperlink r:id="rId169" w:tgtFrame="_blank">
+            <w:r>
+              <w:t xml:space="preserve">High prevalence and multidrug resistance of Methicillin-resistant Staphylococcus aureus at a provincial referral hospital in Zambia: A 5-year retrospective study.</w:t>
+            </w:r>
+          </w:hyperlink>
+        </w:t>
+      </w:r>
+    </w:p>
+    <w:p>
+      <w:pPr>
+        <w:spacing w:after="0"/>
+        <w:rPr>
+          <w:color w:val="0F50FF"/>
+          <w:u w:val="single"/>
+        </w:rPr>
+      </w:pPr>
+      <w:r>
+        <w:rPr>
+          <w:color w:val="0F50FF"/>
+          <w:u w:val="single"/>
+        </w:rPr>
+        <w:t xml:space="preserve"/>
+      </w:r>
+    </w:p>
+    <w:p>
+      <w:pPr>
+        <w:pStyle w:val="ListParagraph"/>
+        <w:numPr>
+          <w:ilvl w:val="0"/>
+          <w:numId w:val="25"/>
+        </w:numPr>
+        <w:spacing w:after="0" w:line="240" w:lineRule="auto"/>
+        <w:ind w:left="357" w:hanging="357"/>
+        <w:rPr>
+          <w:color w:val="0F50FF"/>
+          <w:u w:val="single"/>
+        </w:rPr>
+      </w:pPr>
+      <w:proofErr w:type="gramStart"/>
+      <w:r>
+        <w:rPr>
+          <w:color w:val="0F50FF"/>
+          <w:u w:val="single"/>
+        </w:rPr>
+        <w:t xml:space="preserve">
+          <w:hyperlink r:id="rId170" w:tgtFrame="_blank">
+            <w:r>
+              <w:t xml:space="preserve">Phenotypic characterization of inducible and constitutive clindamycin resistance in clinical Staphylococcus aureus isolates.</w:t>
+            </w:r>
+          </w:hyperlink>
+        </w:t>
+      </w:r>
+    </w:p>
+    <w:p>
+      <w:pPr>
+        <w:spacing w:after="0"/>
+        <w:rPr>
+          <w:color w:val="0F50FF"/>
+          <w:u w:val="single"/>
+        </w:rPr>
+      </w:pPr>
+      <w:r>
+        <w:rPr>
+          <w:color w:val="0F50FF"/>
+          <w:u w:val="single"/>
+        </w:rPr>
+        <w:t xml:space="preserve"/>
+      </w:r>
+    </w:p>
+    <w:p>
+      <w:pPr>
+        <w:pStyle w:val="ListParagraph"/>
+        <w:numPr>
+          <w:ilvl w:val="0"/>
+          <w:numId w:val="25"/>
+        </w:numPr>
+        <w:spacing w:after="0" w:line="240" w:lineRule="auto"/>
+        <w:ind w:left="357" w:hanging="357"/>
+        <w:rPr>
+          <w:color w:val="0F50FF"/>
+          <w:u w:val="single"/>
+        </w:rPr>
+      </w:pPr>
+      <w:proofErr w:type="gramStart"/>
+      <w:r>
+        <w:rPr>
+          <w:color w:val="0F50FF"/>
+          <w:u w:val="single"/>
+        </w:rPr>
+        <w:t xml:space="preserve">
+          <w:hyperlink r:id="rId171" w:tgtFrame="_blank">
+            <w:r>
+              <w:t xml:space="preserve">Emerging insights into Panton-Valentine leukocidin-producing methicillin-resistant Staphylococcus aureus in Gulf Cooperation Council countries: A scoping review.</w:t>
+            </w:r>
+          </w:hyperlink>
+        </w:t>
+      </w:r>
+    </w:p>
+    <w:p>
+      <w:pPr>
+        <w:spacing w:after="0"/>
+        <w:rPr>
+          <w:color w:val="0F50FF"/>
+          <w:u w:val="single"/>
+        </w:rPr>
+      </w:pPr>
+      <w:r>
+        <w:rPr>
+          <w:color w:val="0F50FF"/>
+          <w:u w:val="single"/>
+        </w:rPr>
+        <w:t xml:space="preserve"/>
+      </w:r>
+    </w:p>
+    <w:p>
+      <w:pPr>
+        <w:pStyle w:val="ListParagraph"/>
+        <w:numPr>
+          <w:ilvl w:val="0"/>
+          <w:numId w:val="25"/>
+        </w:numPr>
+        <w:spacing w:after="0" w:line="240" w:lineRule="auto"/>
+        <w:ind w:left="357" w:hanging="357"/>
+        <w:rPr>
+          <w:color w:val="0F50FF"/>
+          <w:u w:val="single"/>
+        </w:rPr>
+      </w:pPr>
+      <w:proofErr w:type="gramStart"/>
+      <w:r>
+        <w:rPr>
+          <w:color w:val="0F50FF"/>
+          <w:u w:val="single"/>
+        </w:rPr>
+        <w:t xml:space="preserve">
+          <w:hyperlink r:id="rId172" w:tgtFrame="_blank">
+            <w:r>
+              <w:t xml:space="preserve">Epidemiology and vancomycin susceptibility pattern of methicillin resistant coagulase negative Staphylococcal (CoNS) isolates from skin swabs of the surgical patients in the National Hospital of Sri Lanka.</w:t>
+            </w:r>
+          </w:hyperlink>
+        </w:t>
+      </w:r>
+    </w:p>
+    <w:p>
+      <w:pPr>
+        <w:spacing w:after="0"/>
+        <w:rPr>
+          <w:color w:val="0F50FF"/>
+          <w:u w:val="single"/>
+        </w:rPr>
+      </w:pPr>
+      <w:r>
+        <w:rPr>
+          <w:color w:val="0F50FF"/>
+          <w:u w:val="single"/>
+        </w:rPr>
+        <w:t xml:space="preserve"/>
+      </w:r>
+    </w:p>
+    <w:p>
+      <w:pPr>
+        <w:pStyle w:val="ListParagraph"/>
+        <w:numPr>
+          <w:ilvl w:val="0"/>
+          <w:numId w:val="25"/>
+        </w:numPr>
+        <w:spacing w:after="0" w:line="240" w:lineRule="auto"/>
+        <w:ind w:left="357" w:hanging="357"/>
+        <w:rPr>
+          <w:color w:val="0F50FF"/>
+          <w:u w:val="single"/>
+        </w:rPr>
+      </w:pPr>
+      <w:proofErr w:type="gramStart"/>
+      <w:r>
+        <w:rPr>
+          <w:color w:val="0F50FF"/>
+          <w:u w:val="single"/>
+        </w:rPr>
+        <w:t xml:space="preserve">
+          <w:hyperlink r:id="rId173" w:tgtFrame="_blank">
+            <w:r>
+              <w:t xml:space="preserve">Genomic features of mecA-harboring Staphylococcus epidermidis infecting an illegally traded rufous-bellied thrush (T. rufiventris).</w:t>
             </w:r>
           </w:hyperlink>
         </w:t>
